--- a/docs/cn/design/06_基本设计书_登记与证据保全.docx
+++ b/docs/cn/design/06_基本设计书_登记与证据保全.docx
@@ -310,7 +310,7 @@
         <w:rPr>
           <w:rFonts w:ascii="Microsoft YaHei" w:eastAsia="Microsoft YaHei" w:hAnsi="Microsoft YaHei"/>
         </w:rPr>
-        <w:t xml:space="preserve">承接的决定如下表（设计计划书第2版的决定、待调查、未决，以及项目划分中发现的遗漏）。</w:t>
+        <w:t xml:space="preserve">承接的决定如下表（设计计划书第2版的决定、待调查、未决，以及项目划分中发现的遗漏）。设计计划书的决定、待调查、未决的文字依第13章 1.2“从设计计划书的决定到概要设计书、基本设计的对应”与概要设计书的去向表（本章不转载，只载编号与项目划分中发现的遗漏）。</w:t>
       </w:r>
     </w:p>
     <w:tbl>
@@ -326,9 +326,9 @@
         </w:tblBorders>
       </w:tblPr>
       <w:tblGrid>
-        <w:gridCol w:w="1086"/>
-        <w:gridCol w:w="1448"/>
-        <w:gridCol w:w="7104"/>
+        <w:gridCol w:w="979"/>
+        <w:gridCol w:w="2897"/>
+        <w:gridCol w:w="5762"/>
       </w:tblGrid>
       <w:tr>
         <w:trPr>
@@ -337,7 +337,7 @@
         </w:trPr>
         <w:tc>
           <w:tcPr>
-            <w:tcW w:type="dxa" w:w="1086"/>
+            <w:tcW w:type="dxa" w:w="979"/>
             <w:tcBorders>
               <w:top w:val="single" w:color="A6B8D0" w:sz="4"/>
               <w:left w:val="single" w:color="A6B8D0" w:sz="4"/>
@@ -372,7 +372,7 @@
         </w:tc>
         <w:tc>
           <w:tcPr>
-            <w:tcW w:type="dxa" w:w="1448"/>
+            <w:tcW w:type="dxa" w:w="2897"/>
             <w:tcBorders>
               <w:top w:val="single" w:color="A6B8D0" w:sz="4"/>
               <w:left w:val="single" w:color="A6B8D0" w:sz="4"/>
@@ -407,7 +407,7 @@
         </w:tc>
         <w:tc>
           <w:tcPr>
-            <w:tcW w:type="dxa" w:w="7104"/>
+            <w:tcW w:type="dxa" w:w="5762"/>
             <w:tcBorders>
               <w:top w:val="single" w:color="A6B8D0" w:sz="4"/>
               <w:left w:val="single" w:color="A6B8D0" w:sz="4"/>
@@ -448,103 +448,103 @@
         </w:trPr>
         <w:tc>
           <w:tcPr>
-            <w:tcW w:type="dxa" w:w="1086"/>
-            <w:tcBorders>
-              <w:top w:val="single" w:color="A6B8D0" w:sz="4"/>
-              <w:left w:val="single" w:color="A6B8D0" w:sz="4"/>
-              <w:bottom w:val="single" w:color="A6B8D0" w:sz="4"/>
-              <w:right w:val="single" w:color="A6B8D0" w:sz="4"/>
-            </w:tcBorders>
-            <w:tcMar>
-              <w:top w:type="dxa" w:w="50"/>
-              <w:left w:type="dxa" w:w="90"/>
-              <w:bottom w:type="dxa" w:w="50"/>
-              <w:right w:type="dxa" w:w="90"/>
-            </w:tcMar>
-          </w:tcPr>
-          <w:p>
-            <w:pPr>
-              <w:keepNext/>
-              <w:keepLines/>
-              <w:spacing w:after="0" w:before="0" w:line="280"/>
-            </w:pPr>
-            <w:r>
-              <w:rPr>
-                <w:rFonts w:ascii="Microsoft YaHei" w:eastAsia="Microsoft YaHei" w:hAnsi="Microsoft YaHei"/>
-                <w:b w:val="false"/>
-                <w:bCs w:val="false"/>
-                <w:sz w:val="18"/>
-                <w:szCs w:val="18"/>
-              </w:rPr>
-              <w:t xml:space="preserve">D-9-2</w:t>
-            </w:r>
-          </w:p>
-        </w:tc>
-        <w:tc>
-          <w:tcPr>
-            <w:tcW w:type="dxa" w:w="1448"/>
-            <w:tcBorders>
-              <w:top w:val="single" w:color="A6B8D0" w:sz="4"/>
-              <w:left w:val="single" w:color="A6B8D0" w:sz="4"/>
-              <w:bottom w:val="single" w:color="A6B8D0" w:sz="4"/>
-              <w:right w:val="single" w:color="A6B8D0" w:sz="4"/>
-            </w:tcBorders>
-            <w:tcMar>
-              <w:top w:type="dxa" w:w="50"/>
-              <w:left w:type="dxa" w:w="90"/>
-              <w:bottom w:type="dxa" w:w="50"/>
-              <w:right w:type="dxa" w:w="90"/>
-            </w:tcMar>
-          </w:tcPr>
-          <w:p>
-            <w:pPr>
-              <w:keepNext/>
-              <w:keepLines/>
-              <w:spacing w:after="0" w:before="0" w:line="280"/>
-            </w:pPr>
-            <w:r>
-              <w:rPr>
-                <w:rFonts w:ascii="Microsoft YaHei" w:eastAsia="Microsoft YaHei" w:hAnsi="Microsoft YaHei"/>
-                <w:b w:val="false"/>
-                <w:bCs w:val="false"/>
-                <w:sz w:val="18"/>
-                <w:szCs w:val="18"/>
-              </w:rPr>
-              <w:t xml:space="preserve">决定</w:t>
-            </w:r>
-          </w:p>
-        </w:tc>
-        <w:tc>
-          <w:tcPr>
-            <w:tcW w:type="dxa" w:w="7104"/>
-            <w:tcBorders>
-              <w:top w:val="single" w:color="A6B8D0" w:sz="4"/>
-              <w:left w:val="single" w:color="A6B8D0" w:sz="4"/>
-              <w:bottom w:val="single" w:color="A6B8D0" w:sz="4"/>
-              <w:right w:val="single" w:color="A6B8D0" w:sz="4"/>
-            </w:tcBorders>
-            <w:tcMar>
-              <w:top w:type="dxa" w:w="50"/>
-              <w:left w:type="dxa" w:w="90"/>
-              <w:bottom w:type="dxa" w:w="50"/>
-              <w:right w:type="dxa" w:w="90"/>
-            </w:tcMar>
-          </w:tcPr>
-          <w:p>
-            <w:pPr>
-              <w:keepNext/>
-              <w:keepLines/>
-              <w:spacing w:after="0" w:before="0" w:line="280"/>
-            </w:pPr>
-            <w:r>
-              <w:rPr>
-                <w:rFonts w:ascii="Microsoft YaHei" w:eastAsia="Microsoft YaHei" w:hAnsi="Microsoft YaHei"/>
-                <w:b w:val="false"/>
-                <w:bCs w:val="false"/>
-                <w:sz w:val="18"/>
-                <w:szCs w:val="18"/>
-              </w:rPr>
-              <w:t xml:space="preserve">以销售时选择的许可范围，作为判断转载抵触了什么的基准</w:t>
+            <w:tcW w:type="dxa" w:w="979"/>
+            <w:tcBorders>
+              <w:top w:val="single" w:color="A6B8D0" w:sz="4"/>
+              <w:left w:val="single" w:color="A6B8D0" w:sz="4"/>
+              <w:bottom w:val="single" w:color="A6B8D0" w:sz="4"/>
+              <w:right w:val="single" w:color="A6B8D0" w:sz="4"/>
+            </w:tcBorders>
+            <w:tcMar>
+              <w:top w:type="dxa" w:w="50"/>
+              <w:left w:type="dxa" w:w="90"/>
+              <w:bottom w:type="dxa" w:w="50"/>
+              <w:right w:type="dxa" w:w="90"/>
+            </w:tcMar>
+          </w:tcPr>
+          <w:p>
+            <w:pPr>
+              <w:keepNext/>
+              <w:keepLines/>
+              <w:spacing w:after="0" w:before="0" w:line="280"/>
+            </w:pPr>
+            <w:r>
+              <w:rPr>
+                <w:rFonts w:ascii="Microsoft YaHei" w:eastAsia="Microsoft YaHei" w:hAnsi="Microsoft YaHei"/>
+                <w:b w:val="false"/>
+                <w:bCs w:val="false"/>
+                <w:sz w:val="18"/>
+                <w:szCs w:val="18"/>
+              </w:rPr>
+              <w:t xml:space="preserve">A-4</w:t>
+            </w:r>
+          </w:p>
+        </w:tc>
+        <w:tc>
+          <w:tcPr>
+            <w:tcW w:type="dxa" w:w="2897"/>
+            <w:tcBorders>
+              <w:top w:val="single" w:color="A6B8D0" w:sz="4"/>
+              <w:left w:val="single" w:color="A6B8D0" w:sz="4"/>
+              <w:bottom w:val="single" w:color="A6B8D0" w:sz="4"/>
+              <w:right w:val="single" w:color="A6B8D0" w:sz="4"/>
+            </w:tcBorders>
+            <w:tcMar>
+              <w:top w:type="dxa" w:w="50"/>
+              <w:left w:type="dxa" w:w="90"/>
+              <w:bottom w:type="dxa" w:w="50"/>
+              <w:right w:type="dxa" w:w="90"/>
+            </w:tcMar>
+          </w:tcPr>
+          <w:p>
+            <w:pPr>
+              <w:keepNext/>
+              <w:keepLines/>
+              <w:spacing w:after="0" w:before="0" w:line="280"/>
+            </w:pPr>
+            <w:r>
+              <w:rPr>
+                <w:rFonts w:ascii="Microsoft YaHei" w:eastAsia="Microsoft YaHei" w:hAnsi="Microsoft YaHei"/>
+                <w:b w:val="false"/>
+                <w:bCs w:val="false"/>
+                <w:sz w:val="18"/>
+                <w:szCs w:val="18"/>
+              </w:rPr>
+              <w:t xml:space="preserve">项目划分中发现的遗漏</w:t>
+            </w:r>
+          </w:p>
+        </w:tc>
+        <w:tc>
+          <w:tcPr>
+            <w:tcW w:type="dxa" w:w="5762"/>
+            <w:tcBorders>
+              <w:top w:val="single" w:color="A6B8D0" w:sz="4"/>
+              <w:left w:val="single" w:color="A6B8D0" w:sz="4"/>
+              <w:bottom w:val="single" w:color="A6B8D0" w:sz="4"/>
+              <w:right w:val="single" w:color="A6B8D0" w:sz="4"/>
+            </w:tcBorders>
+            <w:tcMar>
+              <w:top w:type="dxa" w:w="50"/>
+              <w:left w:type="dxa" w:w="90"/>
+              <w:bottom w:type="dxa" w:w="50"/>
+              <w:right w:type="dxa" w:w="90"/>
+            </w:tcMar>
+          </w:tcPr>
+          <w:p>
+            <w:pPr>
+              <w:keepNext/>
+              <w:keepLines/>
+              <w:spacing w:after="0" w:before="0" w:line="280"/>
+            </w:pPr>
+            <w:r>
+              <w:rPr>
+                <w:rFonts w:ascii="Microsoft YaHei" w:eastAsia="Microsoft YaHei" w:hAnsi="Microsoft YaHei"/>
+                <w:b w:val="false"/>
+                <w:bCs w:val="false"/>
+                <w:sz w:val="18"/>
+                <w:szCs w:val="18"/>
+              </w:rPr>
+              <w:t xml:space="preserve">错误登记的订正，以及被冒充的真正权利人的救济</w:t>
             </w:r>
           </w:p>
         </w:tc>
@@ -556,103 +556,103 @@
         </w:trPr>
         <w:tc>
           <w:tcPr>
-            <w:tcW w:type="dxa" w:w="1086"/>
-            <w:tcBorders>
-              <w:top w:val="single" w:color="A6B8D0" w:sz="4"/>
-              <w:left w:val="single" w:color="A6B8D0" w:sz="4"/>
-              <w:bottom w:val="single" w:color="A6B8D0" w:sz="4"/>
-              <w:right w:val="single" w:color="A6B8D0" w:sz="4"/>
-            </w:tcBorders>
-            <w:tcMar>
-              <w:top w:type="dxa" w:w="50"/>
-              <w:left w:type="dxa" w:w="90"/>
-              <w:bottom w:type="dxa" w:w="50"/>
-              <w:right w:type="dxa" w:w="90"/>
-            </w:tcMar>
-          </w:tcPr>
-          <w:p>
-            <w:pPr>
-              <w:keepNext/>
-              <w:keepLines/>
-              <w:spacing w:after="0" w:before="0" w:line="280"/>
-            </w:pPr>
-            <w:r>
-              <w:rPr>
-                <w:rFonts w:ascii="Microsoft YaHei" w:eastAsia="Microsoft YaHei" w:hAnsi="Microsoft YaHei"/>
-                <w:b w:val="false"/>
-                <w:bCs w:val="false"/>
-                <w:sz w:val="18"/>
-                <w:szCs w:val="18"/>
-              </w:rPr>
-              <w:t xml:space="preserve">D-10-1</w:t>
-            </w:r>
-          </w:p>
-        </w:tc>
-        <w:tc>
-          <w:tcPr>
-            <w:tcW w:type="dxa" w:w="1448"/>
-            <w:tcBorders>
-              <w:top w:val="single" w:color="A6B8D0" w:sz="4"/>
-              <w:left w:val="single" w:color="A6B8D0" w:sz="4"/>
-              <w:bottom w:val="single" w:color="A6B8D0" w:sz="4"/>
-              <w:right w:val="single" w:color="A6B8D0" w:sz="4"/>
-            </w:tcBorders>
-            <w:tcMar>
-              <w:top w:type="dxa" w:w="50"/>
-              <w:left w:type="dxa" w:w="90"/>
-              <w:bottom w:type="dxa" w:w="50"/>
-              <w:right w:type="dxa" w:w="90"/>
-            </w:tcMar>
-          </w:tcPr>
-          <w:p>
-            <w:pPr>
-              <w:keepNext/>
-              <w:keepLines/>
-              <w:spacing w:after="0" w:before="0" w:line="280"/>
-            </w:pPr>
-            <w:r>
-              <w:rPr>
-                <w:rFonts w:ascii="Microsoft YaHei" w:eastAsia="Microsoft YaHei" w:hAnsi="Microsoft YaHei"/>
-                <w:b w:val="false"/>
-                <w:bCs w:val="false"/>
-                <w:sz w:val="18"/>
-                <w:szCs w:val="18"/>
-              </w:rPr>
-              <w:t xml:space="preserve">决定</w:t>
-            </w:r>
-          </w:p>
-        </w:tc>
-        <w:tc>
-          <w:tcPr>
-            <w:tcW w:type="dxa" w:w="7104"/>
-            <w:tcBorders>
-              <w:top w:val="single" w:color="A6B8D0" w:sz="4"/>
-              <w:left w:val="single" w:color="A6B8D0" w:sz="4"/>
-              <w:bottom w:val="single" w:color="A6B8D0" w:sz="4"/>
-              <w:right w:val="single" w:color="A6B8D0" w:sz="4"/>
-            </w:tcBorders>
-            <w:tcMar>
-              <w:top w:type="dxa" w:w="50"/>
-              <w:left w:type="dxa" w:w="90"/>
-              <w:bottom w:type="dxa" w:w="50"/>
-              <w:right w:type="dxa" w:w="90"/>
-            </w:tcMar>
-          </w:tcPr>
-          <w:p>
-            <w:pPr>
-              <w:keepNext/>
-              <w:keepLines/>
-              <w:spacing w:after="0" w:before="0" w:line="280"/>
-            </w:pPr>
-            <w:r>
-              <w:rPr>
-                <w:rFonts w:ascii="Microsoft YaHei" w:eastAsia="Microsoft YaHei" w:hAnsi="Microsoft YaHei"/>
-                <w:b w:val="false"/>
-                <w:bCs w:val="false"/>
-                <w:sz w:val="18"/>
-                <w:szCs w:val="18"/>
-              </w:rPr>
-              <w:t xml:space="preserve">使用者本人对转载的登记，包含在本文件的范围之内</w:t>
+            <w:tcW w:type="dxa" w:w="979"/>
+            <w:tcBorders>
+              <w:top w:val="single" w:color="A6B8D0" w:sz="4"/>
+              <w:left w:val="single" w:color="A6B8D0" w:sz="4"/>
+              <w:bottom w:val="single" w:color="A6B8D0" w:sz="4"/>
+              <w:right w:val="single" w:color="A6B8D0" w:sz="4"/>
+            </w:tcBorders>
+            <w:tcMar>
+              <w:top w:type="dxa" w:w="50"/>
+              <w:left w:type="dxa" w:w="90"/>
+              <w:bottom w:type="dxa" w:w="50"/>
+              <w:right w:type="dxa" w:w="90"/>
+            </w:tcMar>
+          </w:tcPr>
+          <w:p>
+            <w:pPr>
+              <w:keepNext/>
+              <w:keepLines/>
+              <w:spacing w:after="0" w:before="0" w:line="280"/>
+            </w:pPr>
+            <w:r>
+              <w:rPr>
+                <w:rFonts w:ascii="Microsoft YaHei" w:eastAsia="Microsoft YaHei" w:hAnsi="Microsoft YaHei"/>
+                <w:b w:val="false"/>
+                <w:bCs w:val="false"/>
+                <w:sz w:val="18"/>
+                <w:szCs w:val="18"/>
+              </w:rPr>
+              <w:t xml:space="preserve">A-5</w:t>
+            </w:r>
+          </w:p>
+        </w:tc>
+        <w:tc>
+          <w:tcPr>
+            <w:tcW w:type="dxa" w:w="2897"/>
+            <w:tcBorders>
+              <w:top w:val="single" w:color="A6B8D0" w:sz="4"/>
+              <w:left w:val="single" w:color="A6B8D0" w:sz="4"/>
+              <w:bottom w:val="single" w:color="A6B8D0" w:sz="4"/>
+              <w:right w:val="single" w:color="A6B8D0" w:sz="4"/>
+            </w:tcBorders>
+            <w:tcMar>
+              <w:top w:type="dxa" w:w="50"/>
+              <w:left w:type="dxa" w:w="90"/>
+              <w:bottom w:type="dxa" w:w="50"/>
+              <w:right w:type="dxa" w:w="90"/>
+            </w:tcMar>
+          </w:tcPr>
+          <w:p>
+            <w:pPr>
+              <w:keepNext/>
+              <w:keepLines/>
+              <w:spacing w:after="0" w:before="0" w:line="280"/>
+            </w:pPr>
+            <w:r>
+              <w:rPr>
+                <w:rFonts w:ascii="Microsoft YaHei" w:eastAsia="Microsoft YaHei" w:hAnsi="Microsoft YaHei"/>
+                <w:b w:val="false"/>
+                <w:bCs w:val="false"/>
+                <w:sz w:val="18"/>
+                <w:szCs w:val="18"/>
+              </w:rPr>
+              <w:t xml:space="preserve">项目划分中发现的遗漏</w:t>
+            </w:r>
+          </w:p>
+        </w:tc>
+        <w:tc>
+          <w:tcPr>
+            <w:tcW w:type="dxa" w:w="5762"/>
+            <w:tcBorders>
+              <w:top w:val="single" w:color="A6B8D0" w:sz="4"/>
+              <w:left w:val="single" w:color="A6B8D0" w:sz="4"/>
+              <w:bottom w:val="single" w:color="A6B8D0" w:sz="4"/>
+              <w:right w:val="single" w:color="A6B8D0" w:sz="4"/>
+            </w:tcBorders>
+            <w:tcMar>
+              <w:top w:type="dxa" w:w="50"/>
+              <w:left w:type="dxa" w:w="90"/>
+              <w:bottom w:type="dxa" w:w="50"/>
+              <w:right w:type="dxa" w:w="90"/>
+            </w:tcMar>
+          </w:tcPr>
+          <w:p>
+            <w:pPr>
+              <w:keepNext/>
+              <w:keepLines/>
+              <w:spacing w:after="0" w:before="0" w:line="280"/>
+            </w:pPr>
+            <w:r>
+              <w:rPr>
+                <w:rFonts w:ascii="Microsoft YaHei" w:eastAsia="Microsoft YaHei" w:hAnsi="Microsoft YaHei"/>
+                <w:b w:val="false"/>
+                <w:bCs w:val="false"/>
+                <w:sz w:val="18"/>
+                <w:szCs w:val="18"/>
+              </w:rPr>
+              <w:t xml:space="preserve">状况确认的内容（若自动访问URL，会触及与第二阶段的边界）</w:t>
             </w:r>
           </w:p>
         </w:tc>
@@ -664,1245 +664,57 @@
         </w:trPr>
         <w:tc>
           <w:tcPr>
-            <w:tcW w:type="dxa" w:w="1086"/>
-            <w:tcBorders>
-              <w:top w:val="single" w:color="A6B8D0" w:sz="4"/>
-              <w:left w:val="single" w:color="A6B8D0" w:sz="4"/>
-              <w:bottom w:val="single" w:color="A6B8D0" w:sz="4"/>
-              <w:right w:val="single" w:color="A6B8D0" w:sz="4"/>
-            </w:tcBorders>
-            <w:tcMar>
-              <w:top w:type="dxa" w:w="50"/>
-              <w:left w:type="dxa" w:w="90"/>
-              <w:bottom w:type="dxa" w:w="50"/>
-              <w:right w:type="dxa" w:w="90"/>
-            </w:tcMar>
-          </w:tcPr>
-          <w:p>
-            <w:pPr>
-              <w:keepNext/>
-              <w:keepLines/>
-              <w:spacing w:after="0" w:before="0" w:line="280"/>
-            </w:pPr>
-            <w:r>
-              <w:rPr>
-                <w:rFonts w:ascii="Microsoft YaHei" w:eastAsia="Microsoft YaHei" w:hAnsi="Microsoft YaHei"/>
-                <w:b w:val="false"/>
-                <w:bCs w:val="false"/>
-                <w:sz w:val="18"/>
-                <w:szCs w:val="18"/>
-              </w:rPr>
-              <w:t xml:space="preserve">D-10-2</w:t>
-            </w:r>
-          </w:p>
-        </w:tc>
-        <w:tc>
-          <w:tcPr>
-            <w:tcW w:type="dxa" w:w="1448"/>
-            <w:tcBorders>
-              <w:top w:val="single" w:color="A6B8D0" w:sz="4"/>
-              <w:left w:val="single" w:color="A6B8D0" w:sz="4"/>
-              <w:bottom w:val="single" w:color="A6B8D0" w:sz="4"/>
-              <w:right w:val="single" w:color="A6B8D0" w:sz="4"/>
-            </w:tcBorders>
-            <w:tcMar>
-              <w:top w:type="dxa" w:w="50"/>
-              <w:left w:type="dxa" w:w="90"/>
-              <w:bottom w:type="dxa" w:w="50"/>
-              <w:right w:type="dxa" w:w="90"/>
-            </w:tcMar>
-          </w:tcPr>
-          <w:p>
-            <w:pPr>
-              <w:keepNext/>
-              <w:keepLines/>
-              <w:spacing w:after="0" w:before="0" w:line="280"/>
-            </w:pPr>
-            <w:r>
-              <w:rPr>
-                <w:rFonts w:ascii="Microsoft YaHei" w:eastAsia="Microsoft YaHei" w:hAnsi="Microsoft YaHei"/>
-                <w:b w:val="false"/>
-                <w:bCs w:val="false"/>
-                <w:sz w:val="18"/>
-                <w:szCs w:val="18"/>
-              </w:rPr>
-              <w:t xml:space="preserve">决定</w:t>
-            </w:r>
-          </w:p>
-        </w:tc>
-        <w:tc>
-          <w:tcPr>
-            <w:tcW w:type="dxa" w:w="7104"/>
-            <w:tcBorders>
-              <w:top w:val="single" w:color="A6B8D0" w:sz="4"/>
-              <w:left w:val="single" w:color="A6B8D0" w:sz="4"/>
-              <w:bottom w:val="single" w:color="A6B8D0" w:sz="4"/>
-              <w:right w:val="single" w:color="A6B8D0" w:sz="4"/>
-            </w:tcBorders>
-            <w:tcMar>
-              <w:top w:type="dxa" w:w="50"/>
-              <w:left w:type="dxa" w:w="90"/>
-              <w:bottom w:type="dxa" w:w="50"/>
-              <w:right w:type="dxa" w:w="90"/>
-            </w:tcMar>
-          </w:tcPr>
-          <w:p>
-            <w:pPr>
-              <w:keepNext/>
-              <w:keepLines/>
-              <w:spacing w:after="0" w:before="0" w:line="280"/>
-            </w:pPr>
-            <w:r>
-              <w:rPr>
-                <w:rFonts w:ascii="Microsoft YaHei" w:eastAsia="Microsoft YaHei" w:hAnsi="Microsoft YaHei"/>
-                <w:b w:val="false"/>
-                <w:bCs w:val="false"/>
-                <w:sz w:val="18"/>
-                <w:szCs w:val="18"/>
-              </w:rPr>
-              <w:t xml:space="preserve">登记通过客户端应用一键进行，同时保全证据</w:t>
-            </w:r>
-          </w:p>
-        </w:tc>
-      </w:tr>
-      <w:tr>
-        <w:trPr>
-          <w:cantSplit/>
-          <w:tblHeader w:val="off"/>
-        </w:trPr>
-        <w:tc>
-          <w:tcPr>
-            <w:tcW w:type="dxa" w:w="1086"/>
-            <w:tcBorders>
-              <w:top w:val="single" w:color="A6B8D0" w:sz="4"/>
-              <w:left w:val="single" w:color="A6B8D0" w:sz="4"/>
-              <w:bottom w:val="single" w:color="A6B8D0" w:sz="4"/>
-              <w:right w:val="single" w:color="A6B8D0" w:sz="4"/>
-            </w:tcBorders>
-            <w:tcMar>
-              <w:top w:type="dxa" w:w="50"/>
-              <w:left w:type="dxa" w:w="90"/>
-              <w:bottom w:type="dxa" w:w="50"/>
-              <w:right w:type="dxa" w:w="90"/>
-            </w:tcMar>
-          </w:tcPr>
-          <w:p>
-            <w:pPr>
-              <w:keepNext/>
-              <w:keepLines/>
-              <w:spacing w:after="0" w:before="0" w:line="280"/>
-            </w:pPr>
-            <w:r>
-              <w:rPr>
-                <w:rFonts w:ascii="Microsoft YaHei" w:eastAsia="Microsoft YaHei" w:hAnsi="Microsoft YaHei"/>
-                <w:b w:val="false"/>
-                <w:bCs w:val="false"/>
-                <w:sz w:val="18"/>
-                <w:szCs w:val="18"/>
-              </w:rPr>
-              <w:t xml:space="preserve">D-10-3</w:t>
-            </w:r>
-          </w:p>
-        </w:tc>
-        <w:tc>
-          <w:tcPr>
-            <w:tcW w:type="dxa" w:w="1448"/>
-            <w:tcBorders>
-              <w:top w:val="single" w:color="A6B8D0" w:sz="4"/>
-              <w:left w:val="single" w:color="A6B8D0" w:sz="4"/>
-              <w:bottom w:val="single" w:color="A6B8D0" w:sz="4"/>
-              <w:right w:val="single" w:color="A6B8D0" w:sz="4"/>
-            </w:tcBorders>
-            <w:tcMar>
-              <w:top w:type="dxa" w:w="50"/>
-              <w:left w:type="dxa" w:w="90"/>
-              <w:bottom w:type="dxa" w:w="50"/>
-              <w:right w:type="dxa" w:w="90"/>
-            </w:tcMar>
-          </w:tcPr>
-          <w:p>
-            <w:pPr>
-              <w:keepNext/>
-              <w:keepLines/>
-              <w:spacing w:after="0" w:before="0" w:line="280"/>
-            </w:pPr>
-            <w:r>
-              <w:rPr>
-                <w:rFonts w:ascii="Microsoft YaHei" w:eastAsia="Microsoft YaHei" w:hAnsi="Microsoft YaHei"/>
-                <w:b w:val="false"/>
-                <w:bCs w:val="false"/>
-                <w:sz w:val="18"/>
-                <w:szCs w:val="18"/>
-              </w:rPr>
-              <w:t xml:space="preserve">决定</w:t>
-            </w:r>
-          </w:p>
-        </w:tc>
-        <w:tc>
-          <w:tcPr>
-            <w:tcW w:type="dxa" w:w="7104"/>
-            <w:tcBorders>
-              <w:top w:val="single" w:color="A6B8D0" w:sz="4"/>
-              <w:left w:val="single" w:color="A6B8D0" w:sz="4"/>
-              <w:bottom w:val="single" w:color="A6B8D0" w:sz="4"/>
-              <w:right w:val="single" w:color="A6B8D0" w:sz="4"/>
-            </w:tcBorders>
-            <w:tcMar>
-              <w:top w:type="dxa" w:w="50"/>
-              <w:left w:type="dxa" w:w="90"/>
-              <w:bottom w:type="dxa" w:w="50"/>
-              <w:right w:type="dxa" w:w="90"/>
-            </w:tcMar>
-          </w:tcPr>
-          <w:p>
-            <w:pPr>
-              <w:keepNext/>
-              <w:keepLines/>
-              <w:spacing w:after="0" w:before="0" w:line="280"/>
-            </w:pPr>
-            <w:r>
-              <w:rPr>
-                <w:rFonts w:ascii="Microsoft YaHei" w:eastAsia="Microsoft YaHei" w:hAnsi="Microsoft YaHei"/>
-                <w:b w:val="false"/>
-                <w:bCs w:val="false"/>
-                <w:sz w:val="18"/>
-                <w:szCs w:val="18"/>
-              </w:rPr>
-              <w:t xml:space="preserve">需要登录的页面，由使用者本人登录后取得</w:t>
-            </w:r>
-          </w:p>
-        </w:tc>
-      </w:tr>
-      <w:tr>
-        <w:trPr>
-          <w:cantSplit/>
-          <w:tblHeader w:val="off"/>
-        </w:trPr>
-        <w:tc>
-          <w:tcPr>
-            <w:tcW w:type="dxa" w:w="1086"/>
-            <w:tcBorders>
-              <w:top w:val="single" w:color="A6B8D0" w:sz="4"/>
-              <w:left w:val="single" w:color="A6B8D0" w:sz="4"/>
-              <w:bottom w:val="single" w:color="A6B8D0" w:sz="4"/>
-              <w:right w:val="single" w:color="A6B8D0" w:sz="4"/>
-            </w:tcBorders>
-            <w:tcMar>
-              <w:top w:type="dxa" w:w="50"/>
-              <w:left w:type="dxa" w:w="90"/>
-              <w:bottom w:type="dxa" w:w="50"/>
-              <w:right w:type="dxa" w:w="90"/>
-            </w:tcMar>
-          </w:tcPr>
-          <w:p>
-            <w:pPr>
-              <w:keepNext/>
-              <w:keepLines/>
-              <w:spacing w:after="0" w:before="0" w:line="280"/>
-            </w:pPr>
-            <w:r>
-              <w:rPr>
-                <w:rFonts w:ascii="Microsoft YaHei" w:eastAsia="Microsoft YaHei" w:hAnsi="Microsoft YaHei"/>
-                <w:b w:val="false"/>
-                <w:bCs w:val="false"/>
-                <w:sz w:val="18"/>
-                <w:szCs w:val="18"/>
-              </w:rPr>
-              <w:t xml:space="preserve">D-10-4</w:t>
-            </w:r>
-          </w:p>
-        </w:tc>
-        <w:tc>
-          <w:tcPr>
-            <w:tcW w:type="dxa" w:w="1448"/>
-            <w:tcBorders>
-              <w:top w:val="single" w:color="A6B8D0" w:sz="4"/>
-              <w:left w:val="single" w:color="A6B8D0" w:sz="4"/>
-              <w:bottom w:val="single" w:color="A6B8D0" w:sz="4"/>
-              <w:right w:val="single" w:color="A6B8D0" w:sz="4"/>
-            </w:tcBorders>
-            <w:tcMar>
-              <w:top w:type="dxa" w:w="50"/>
-              <w:left w:type="dxa" w:w="90"/>
-              <w:bottom w:type="dxa" w:w="50"/>
-              <w:right w:type="dxa" w:w="90"/>
-            </w:tcMar>
-          </w:tcPr>
-          <w:p>
-            <w:pPr>
-              <w:keepNext/>
-              <w:keepLines/>
-              <w:spacing w:after="0" w:before="0" w:line="280"/>
-            </w:pPr>
-            <w:r>
-              <w:rPr>
-                <w:rFonts w:ascii="Microsoft YaHei" w:eastAsia="Microsoft YaHei" w:hAnsi="Microsoft YaHei"/>
-                <w:b w:val="false"/>
-                <w:bCs w:val="false"/>
-                <w:sz w:val="18"/>
-                <w:szCs w:val="18"/>
-              </w:rPr>
-              <w:t xml:space="preserve">决定</w:t>
-            </w:r>
-          </w:p>
-        </w:tc>
-        <w:tc>
-          <w:tcPr>
-            <w:tcW w:type="dxa" w:w="7104"/>
-            <w:tcBorders>
-              <w:top w:val="single" w:color="A6B8D0" w:sz="4"/>
-              <w:left w:val="single" w:color="A6B8D0" w:sz="4"/>
-              <w:bottom w:val="single" w:color="A6B8D0" w:sz="4"/>
-              <w:right w:val="single" w:color="A6B8D0" w:sz="4"/>
-            </w:tcBorders>
-            <w:tcMar>
-              <w:top w:type="dxa" w:w="50"/>
-              <w:left w:type="dxa" w:w="90"/>
-              <w:bottom w:type="dxa" w:w="50"/>
-              <w:right w:type="dxa" w:w="90"/>
-            </w:tcMar>
-          </w:tcPr>
-          <w:p>
-            <w:pPr>
-              <w:keepNext/>
-              <w:keepLines/>
-              <w:spacing w:after="0" w:before="0" w:line="280"/>
-            </w:pPr>
-            <w:r>
-              <w:rPr>
-                <w:rFonts w:ascii="Microsoft YaHei" w:eastAsia="Microsoft YaHei" w:hAnsi="Microsoft YaHei"/>
-                <w:b w:val="false"/>
-                <w:bCs w:val="false"/>
-                <w:sz w:val="18"/>
-                <w:szCs w:val="18"/>
-              </w:rPr>
-              <w:t xml:space="preserve">设置提示应保留证据的输入栏</w:t>
-            </w:r>
-          </w:p>
-        </w:tc>
-      </w:tr>
-      <w:tr>
-        <w:trPr>
-          <w:cantSplit/>
-          <w:tblHeader w:val="off"/>
-        </w:trPr>
-        <w:tc>
-          <w:tcPr>
-            <w:tcW w:type="dxa" w:w="1086"/>
-            <w:tcBorders>
-              <w:top w:val="single" w:color="A6B8D0" w:sz="4"/>
-              <w:left w:val="single" w:color="A6B8D0" w:sz="4"/>
-              <w:bottom w:val="single" w:color="A6B8D0" w:sz="4"/>
-              <w:right w:val="single" w:color="A6B8D0" w:sz="4"/>
-            </w:tcBorders>
-            <w:tcMar>
-              <w:top w:type="dxa" w:w="50"/>
-              <w:left w:type="dxa" w:w="90"/>
-              <w:bottom w:type="dxa" w:w="50"/>
-              <w:right w:type="dxa" w:w="90"/>
-            </w:tcMar>
-          </w:tcPr>
-          <w:p>
-            <w:pPr>
-              <w:keepNext/>
-              <w:keepLines/>
-              <w:spacing w:after="0" w:before="0" w:line="280"/>
-            </w:pPr>
-            <w:r>
-              <w:rPr>
-                <w:rFonts w:ascii="Microsoft YaHei" w:eastAsia="Microsoft YaHei" w:hAnsi="Microsoft YaHei"/>
-                <w:b w:val="false"/>
-                <w:bCs w:val="false"/>
-                <w:sz w:val="18"/>
-                <w:szCs w:val="18"/>
-              </w:rPr>
-              <w:t xml:space="preserve">D-10-5</w:t>
-            </w:r>
-          </w:p>
-        </w:tc>
-        <w:tc>
-          <w:tcPr>
-            <w:tcW w:type="dxa" w:w="1448"/>
-            <w:tcBorders>
-              <w:top w:val="single" w:color="A6B8D0" w:sz="4"/>
-              <w:left w:val="single" w:color="A6B8D0" w:sz="4"/>
-              <w:bottom w:val="single" w:color="A6B8D0" w:sz="4"/>
-              <w:right w:val="single" w:color="A6B8D0" w:sz="4"/>
-            </w:tcBorders>
-            <w:tcMar>
-              <w:top w:type="dxa" w:w="50"/>
-              <w:left w:type="dxa" w:w="90"/>
-              <w:bottom w:type="dxa" w:w="50"/>
-              <w:right w:type="dxa" w:w="90"/>
-            </w:tcMar>
-          </w:tcPr>
-          <w:p>
-            <w:pPr>
-              <w:keepNext/>
-              <w:keepLines/>
-              <w:spacing w:after="0" w:before="0" w:line="280"/>
-            </w:pPr>
-            <w:r>
-              <w:rPr>
-                <w:rFonts w:ascii="Microsoft YaHei" w:eastAsia="Microsoft YaHei" w:hAnsi="Microsoft YaHei"/>
-                <w:b w:val="false"/>
-                <w:bCs w:val="false"/>
-                <w:sz w:val="18"/>
-                <w:szCs w:val="18"/>
-              </w:rPr>
-              <w:t xml:space="preserve">决定</w:t>
-            </w:r>
-          </w:p>
-        </w:tc>
-        <w:tc>
-          <w:tcPr>
-            <w:tcW w:type="dxa" w:w="7104"/>
-            <w:tcBorders>
-              <w:top w:val="single" w:color="A6B8D0" w:sz="4"/>
-              <w:left w:val="single" w:color="A6B8D0" w:sz="4"/>
-              <w:bottom w:val="single" w:color="A6B8D0" w:sz="4"/>
-              <w:right w:val="single" w:color="A6B8D0" w:sz="4"/>
-            </w:tcBorders>
-            <w:tcMar>
-              <w:top w:type="dxa" w:w="50"/>
-              <w:left w:type="dxa" w:w="90"/>
-              <w:bottom w:type="dxa" w:w="50"/>
-              <w:right w:type="dxa" w:w="90"/>
-            </w:tcMar>
-          </w:tcPr>
-          <w:p>
-            <w:pPr>
-              <w:keepNext/>
-              <w:keepLines/>
-              <w:spacing w:after="0" w:before="0" w:line="280"/>
-            </w:pPr>
-            <w:r>
-              <w:rPr>
-                <w:rFonts w:ascii="Microsoft YaHei" w:eastAsia="Microsoft YaHei" w:hAnsi="Microsoft YaHei"/>
-                <w:b w:val="false"/>
-                <w:bCs w:val="false"/>
-                <w:sz w:val="18"/>
-                <w:szCs w:val="18"/>
-              </w:rPr>
-              <w:t xml:space="preserve">取得的具体项目由设计书决定</w:t>
-            </w:r>
-          </w:p>
-        </w:tc>
-      </w:tr>
-      <w:tr>
-        <w:trPr>
-          <w:cantSplit/>
-          <w:tblHeader w:val="off"/>
-        </w:trPr>
-        <w:tc>
-          <w:tcPr>
-            <w:tcW w:type="dxa" w:w="1086"/>
-            <w:tcBorders>
-              <w:top w:val="single" w:color="A6B8D0" w:sz="4"/>
-              <w:left w:val="single" w:color="A6B8D0" w:sz="4"/>
-              <w:bottom w:val="single" w:color="A6B8D0" w:sz="4"/>
-              <w:right w:val="single" w:color="A6B8D0" w:sz="4"/>
-            </w:tcBorders>
-            <w:tcMar>
-              <w:top w:type="dxa" w:w="50"/>
-              <w:left w:type="dxa" w:w="90"/>
-              <w:bottom w:type="dxa" w:w="50"/>
-              <w:right w:type="dxa" w:w="90"/>
-            </w:tcMar>
-          </w:tcPr>
-          <w:p>
-            <w:pPr>
-              <w:keepNext/>
-              <w:keepLines/>
-              <w:spacing w:after="0" w:before="0" w:line="280"/>
-            </w:pPr>
-            <w:r>
-              <w:rPr>
-                <w:rFonts w:ascii="Microsoft YaHei" w:eastAsia="Microsoft YaHei" w:hAnsi="Microsoft YaHei"/>
-                <w:b w:val="false"/>
-                <w:bCs w:val="false"/>
-                <w:sz w:val="18"/>
-                <w:szCs w:val="18"/>
-              </w:rPr>
-              <w:t xml:space="preserve">D-10-6</w:t>
-            </w:r>
-          </w:p>
-        </w:tc>
-        <w:tc>
-          <w:tcPr>
-            <w:tcW w:type="dxa" w:w="1448"/>
-            <w:tcBorders>
-              <w:top w:val="single" w:color="A6B8D0" w:sz="4"/>
-              <w:left w:val="single" w:color="A6B8D0" w:sz="4"/>
-              <w:bottom w:val="single" w:color="A6B8D0" w:sz="4"/>
-              <w:right w:val="single" w:color="A6B8D0" w:sz="4"/>
-            </w:tcBorders>
-            <w:tcMar>
-              <w:top w:type="dxa" w:w="50"/>
-              <w:left w:type="dxa" w:w="90"/>
-              <w:bottom w:type="dxa" w:w="50"/>
-              <w:right w:type="dxa" w:w="90"/>
-            </w:tcMar>
-          </w:tcPr>
-          <w:p>
-            <w:pPr>
-              <w:keepNext/>
-              <w:keepLines/>
-              <w:spacing w:after="0" w:before="0" w:line="280"/>
-            </w:pPr>
-            <w:r>
-              <w:rPr>
-                <w:rFonts w:ascii="Microsoft YaHei" w:eastAsia="Microsoft YaHei" w:hAnsi="Microsoft YaHei"/>
-                <w:b w:val="false"/>
-                <w:bCs w:val="false"/>
-                <w:sz w:val="18"/>
-                <w:szCs w:val="18"/>
-              </w:rPr>
-              <w:t xml:space="preserve">决定</w:t>
-            </w:r>
-          </w:p>
-        </w:tc>
-        <w:tc>
-          <w:tcPr>
-            <w:tcW w:type="dxa" w:w="7104"/>
-            <w:tcBorders>
-              <w:top w:val="single" w:color="A6B8D0" w:sz="4"/>
-              <w:left w:val="single" w:color="A6B8D0" w:sz="4"/>
-              <w:bottom w:val="single" w:color="A6B8D0" w:sz="4"/>
-              <w:right w:val="single" w:color="A6B8D0" w:sz="4"/>
-            </w:tcBorders>
-            <w:tcMar>
-              <w:top w:type="dxa" w:w="50"/>
-              <w:left w:type="dxa" w:w="90"/>
-              <w:bottom w:type="dxa" w:w="50"/>
-              <w:right w:type="dxa" w:w="90"/>
-            </w:tcMar>
-          </w:tcPr>
-          <w:p>
-            <w:pPr>
-              <w:keepNext/>
-              <w:keepLines/>
-              <w:spacing w:after="0" w:before="0" w:line="280"/>
-            </w:pPr>
-            <w:r>
-              <w:rPr>
-                <w:rFonts w:ascii="Microsoft YaHei" w:eastAsia="Microsoft YaHei" w:hAnsi="Microsoft YaHei"/>
-                <w:b w:val="false"/>
-                <w:bCs w:val="false"/>
-                <w:sz w:val="18"/>
-                <w:szCs w:val="18"/>
-              </w:rPr>
-              <w:t xml:space="preserve">比对的判断及登记的责任，由进行登记的使用者本人承担</w:t>
-            </w:r>
-          </w:p>
-        </w:tc>
-      </w:tr>
-      <w:tr>
-        <w:trPr>
-          <w:cantSplit/>
-          <w:tblHeader w:val="off"/>
-        </w:trPr>
-        <w:tc>
-          <w:tcPr>
-            <w:tcW w:type="dxa" w:w="1086"/>
-            <w:tcBorders>
-              <w:top w:val="single" w:color="A6B8D0" w:sz="4"/>
-              <w:left w:val="single" w:color="A6B8D0" w:sz="4"/>
-              <w:bottom w:val="single" w:color="A6B8D0" w:sz="4"/>
-              <w:right w:val="single" w:color="A6B8D0" w:sz="4"/>
-            </w:tcBorders>
-            <w:tcMar>
-              <w:top w:type="dxa" w:w="50"/>
-              <w:left w:type="dxa" w:w="90"/>
-              <w:bottom w:type="dxa" w:w="50"/>
-              <w:right w:type="dxa" w:w="90"/>
-            </w:tcMar>
-          </w:tcPr>
-          <w:p>
-            <w:pPr>
-              <w:keepNext/>
-              <w:keepLines/>
-              <w:spacing w:after="0" w:before="0" w:line="280"/>
-            </w:pPr>
-            <w:r>
-              <w:rPr>
-                <w:rFonts w:ascii="Microsoft YaHei" w:eastAsia="Microsoft YaHei" w:hAnsi="Microsoft YaHei"/>
-                <w:b w:val="false"/>
-                <w:bCs w:val="false"/>
-                <w:sz w:val="18"/>
-                <w:szCs w:val="18"/>
-              </w:rPr>
-              <w:t xml:space="preserve">D-10-7</w:t>
-            </w:r>
-          </w:p>
-        </w:tc>
-        <w:tc>
-          <w:tcPr>
-            <w:tcW w:type="dxa" w:w="1448"/>
-            <w:tcBorders>
-              <w:top w:val="single" w:color="A6B8D0" w:sz="4"/>
-              <w:left w:val="single" w:color="A6B8D0" w:sz="4"/>
-              <w:bottom w:val="single" w:color="A6B8D0" w:sz="4"/>
-              <w:right w:val="single" w:color="A6B8D0" w:sz="4"/>
-            </w:tcBorders>
-            <w:tcMar>
-              <w:top w:type="dxa" w:w="50"/>
-              <w:left w:type="dxa" w:w="90"/>
-              <w:bottom w:type="dxa" w:w="50"/>
-              <w:right w:type="dxa" w:w="90"/>
-            </w:tcMar>
-          </w:tcPr>
-          <w:p>
-            <w:pPr>
-              <w:keepNext/>
-              <w:keepLines/>
-              <w:spacing w:after="0" w:before="0" w:line="280"/>
-            </w:pPr>
-            <w:r>
-              <w:rPr>
-                <w:rFonts w:ascii="Microsoft YaHei" w:eastAsia="Microsoft YaHei" w:hAnsi="Microsoft YaHei"/>
-                <w:b w:val="false"/>
-                <w:bCs w:val="false"/>
-                <w:sz w:val="18"/>
-                <w:szCs w:val="18"/>
-              </w:rPr>
-              <w:t xml:space="preserve">决定</w:t>
-            </w:r>
-          </w:p>
-        </w:tc>
-        <w:tc>
-          <w:tcPr>
-            <w:tcW w:type="dxa" w:w="7104"/>
-            <w:tcBorders>
-              <w:top w:val="single" w:color="A6B8D0" w:sz="4"/>
-              <w:left w:val="single" w:color="A6B8D0" w:sz="4"/>
-              <w:bottom w:val="single" w:color="A6B8D0" w:sz="4"/>
-              <w:right w:val="single" w:color="A6B8D0" w:sz="4"/>
-            </w:tcBorders>
-            <w:tcMar>
-              <w:top w:type="dxa" w:w="50"/>
-              <w:left w:type="dxa" w:w="90"/>
-              <w:bottom w:type="dxa" w:w="50"/>
-              <w:right w:type="dxa" w:w="90"/>
-            </w:tcMar>
-          </w:tcPr>
-          <w:p>
-            <w:pPr>
-              <w:keepNext/>
-              <w:keepLines/>
-              <w:spacing w:after="0" w:before="0" w:line="280"/>
-            </w:pPr>
-            <w:r>
-              <w:rPr>
-                <w:rFonts w:ascii="Microsoft YaHei" w:eastAsia="Microsoft YaHei" w:hAnsi="Microsoft YaHei"/>
-                <w:b w:val="false"/>
-                <w:bCs w:val="false"/>
-                <w:sz w:val="18"/>
-                <w:szCs w:val="18"/>
-              </w:rPr>
-              <w:t xml:space="preserve">证据保存在使用者的终端，不予公开。本系统不收集证据</w:t>
-            </w:r>
-          </w:p>
-        </w:tc>
-      </w:tr>
-      <w:tr>
-        <w:trPr>
-          <w:cantSplit/>
-          <w:tblHeader w:val="off"/>
-        </w:trPr>
-        <w:tc>
-          <w:tcPr>
-            <w:tcW w:type="dxa" w:w="1086"/>
-            <w:tcBorders>
-              <w:top w:val="single" w:color="A6B8D0" w:sz="4"/>
-              <w:left w:val="single" w:color="A6B8D0" w:sz="4"/>
-              <w:bottom w:val="single" w:color="A6B8D0" w:sz="4"/>
-              <w:right w:val="single" w:color="A6B8D0" w:sz="4"/>
-            </w:tcBorders>
-            <w:tcMar>
-              <w:top w:type="dxa" w:w="50"/>
-              <w:left w:type="dxa" w:w="90"/>
-              <w:bottom w:type="dxa" w:w="50"/>
-              <w:right w:type="dxa" w:w="90"/>
-            </w:tcMar>
-          </w:tcPr>
-          <w:p>
-            <w:pPr>
-              <w:keepNext/>
-              <w:keepLines/>
-              <w:spacing w:after="0" w:before="0" w:line="280"/>
-            </w:pPr>
-            <w:r>
-              <w:rPr>
-                <w:rFonts w:ascii="Microsoft YaHei" w:eastAsia="Microsoft YaHei" w:hAnsi="Microsoft YaHei"/>
-                <w:b w:val="false"/>
-                <w:bCs w:val="false"/>
-                <w:sz w:val="18"/>
-                <w:szCs w:val="18"/>
-              </w:rPr>
-              <w:t xml:space="preserve">D-10-8</w:t>
-            </w:r>
-          </w:p>
-        </w:tc>
-        <w:tc>
-          <w:tcPr>
-            <w:tcW w:type="dxa" w:w="1448"/>
-            <w:tcBorders>
-              <w:top w:val="single" w:color="A6B8D0" w:sz="4"/>
-              <w:left w:val="single" w:color="A6B8D0" w:sz="4"/>
-              <w:bottom w:val="single" w:color="A6B8D0" w:sz="4"/>
-              <w:right w:val="single" w:color="A6B8D0" w:sz="4"/>
-            </w:tcBorders>
-            <w:tcMar>
-              <w:top w:type="dxa" w:w="50"/>
-              <w:left w:type="dxa" w:w="90"/>
-              <w:bottom w:type="dxa" w:w="50"/>
-              <w:right w:type="dxa" w:w="90"/>
-            </w:tcMar>
-          </w:tcPr>
-          <w:p>
-            <w:pPr>
-              <w:keepNext/>
-              <w:keepLines/>
-              <w:spacing w:after="0" w:before="0" w:line="280"/>
-            </w:pPr>
-            <w:r>
-              <w:rPr>
-                <w:rFonts w:ascii="Microsoft YaHei" w:eastAsia="Microsoft YaHei" w:hAnsi="Microsoft YaHei"/>
-                <w:b w:val="false"/>
-                <w:bCs w:val="false"/>
-                <w:sz w:val="18"/>
-                <w:szCs w:val="18"/>
-              </w:rPr>
-              <w:t xml:space="preserve">决定</w:t>
-            </w:r>
-          </w:p>
-        </w:tc>
-        <w:tc>
-          <w:tcPr>
-            <w:tcW w:type="dxa" w:w="7104"/>
-            <w:tcBorders>
-              <w:top w:val="single" w:color="A6B8D0" w:sz="4"/>
-              <w:left w:val="single" w:color="A6B8D0" w:sz="4"/>
-              <w:bottom w:val="single" w:color="A6B8D0" w:sz="4"/>
-              <w:right w:val="single" w:color="A6B8D0" w:sz="4"/>
-            </w:tcBorders>
-            <w:tcMar>
-              <w:top w:type="dxa" w:w="50"/>
-              <w:left w:type="dxa" w:w="90"/>
-              <w:bottom w:type="dxa" w:w="50"/>
-              <w:right w:type="dxa" w:w="90"/>
-            </w:tcMar>
-          </w:tcPr>
-          <w:p>
-            <w:pPr>
-              <w:keepNext/>
-              <w:keepLines/>
-              <w:spacing w:after="0" w:before="0" w:line="280"/>
-            </w:pPr>
-            <w:r>
-              <w:rPr>
-                <w:rFonts w:ascii="Microsoft YaHei" w:eastAsia="Microsoft YaHei" w:hAnsi="Microsoft YaHei"/>
-                <w:b w:val="false"/>
-                <w:bCs w:val="false"/>
-                <w:sz w:val="18"/>
-                <w:szCs w:val="18"/>
-              </w:rPr>
-              <w:t xml:space="preserve">能够在客户端应用中随时查看已登记转载的状况</w:t>
-            </w:r>
-          </w:p>
-        </w:tc>
-      </w:tr>
-      <w:tr>
-        <w:trPr>
-          <w:cantSplit/>
-          <w:tblHeader w:val="off"/>
-        </w:trPr>
-        <w:tc>
-          <w:tcPr>
-            <w:tcW w:type="dxa" w:w="1086"/>
-            <w:tcBorders>
-              <w:top w:val="single" w:color="A6B8D0" w:sz="4"/>
-              <w:left w:val="single" w:color="A6B8D0" w:sz="4"/>
-              <w:bottom w:val="single" w:color="A6B8D0" w:sz="4"/>
-              <w:right w:val="single" w:color="A6B8D0" w:sz="4"/>
-            </w:tcBorders>
-            <w:tcMar>
-              <w:top w:type="dxa" w:w="50"/>
-              <w:left w:type="dxa" w:w="90"/>
-              <w:bottom w:type="dxa" w:w="50"/>
-              <w:right w:type="dxa" w:w="90"/>
-            </w:tcMar>
-          </w:tcPr>
-          <w:p>
-            <w:pPr>
-              <w:keepNext/>
-              <w:keepLines/>
-              <w:spacing w:after="0" w:before="0" w:line="280"/>
-            </w:pPr>
-            <w:r>
-              <w:rPr>
-                <w:rFonts w:ascii="Microsoft YaHei" w:eastAsia="Microsoft YaHei" w:hAnsi="Microsoft YaHei"/>
-                <w:b w:val="false"/>
-                <w:bCs w:val="false"/>
-                <w:sz w:val="18"/>
-                <w:szCs w:val="18"/>
-              </w:rPr>
-              <w:t xml:space="preserve">D-10-9</w:t>
-            </w:r>
-          </w:p>
-        </w:tc>
-        <w:tc>
-          <w:tcPr>
-            <w:tcW w:type="dxa" w:w="1448"/>
-            <w:tcBorders>
-              <w:top w:val="single" w:color="A6B8D0" w:sz="4"/>
-              <w:left w:val="single" w:color="A6B8D0" w:sz="4"/>
-              <w:bottom w:val="single" w:color="A6B8D0" w:sz="4"/>
-              <w:right w:val="single" w:color="A6B8D0" w:sz="4"/>
-            </w:tcBorders>
-            <w:tcMar>
-              <w:top w:type="dxa" w:w="50"/>
-              <w:left w:type="dxa" w:w="90"/>
-              <w:bottom w:type="dxa" w:w="50"/>
-              <w:right w:type="dxa" w:w="90"/>
-            </w:tcMar>
-          </w:tcPr>
-          <w:p>
-            <w:pPr>
-              <w:keepNext/>
-              <w:keepLines/>
-              <w:spacing w:after="0" w:before="0" w:line="280"/>
-            </w:pPr>
-            <w:r>
-              <w:rPr>
-                <w:rFonts w:ascii="Microsoft YaHei" w:eastAsia="Microsoft YaHei" w:hAnsi="Microsoft YaHei"/>
-                <w:b w:val="false"/>
-                <w:bCs w:val="false"/>
-                <w:sz w:val="18"/>
-                <w:szCs w:val="18"/>
-              </w:rPr>
-              <w:t xml:space="preserve">决定</w:t>
-            </w:r>
-          </w:p>
-        </w:tc>
-        <w:tc>
-          <w:tcPr>
-            <w:tcW w:type="dxa" w:w="7104"/>
-            <w:tcBorders>
-              <w:top w:val="single" w:color="A6B8D0" w:sz="4"/>
-              <w:left w:val="single" w:color="A6B8D0" w:sz="4"/>
-              <w:bottom w:val="single" w:color="A6B8D0" w:sz="4"/>
-              <w:right w:val="single" w:color="A6B8D0" w:sz="4"/>
-            </w:tcBorders>
-            <w:tcMar>
-              <w:top w:type="dxa" w:w="50"/>
-              <w:left w:type="dxa" w:w="90"/>
-              <w:bottom w:type="dxa" w:w="50"/>
-              <w:right w:type="dxa" w:w="90"/>
-            </w:tcMar>
-          </w:tcPr>
-          <w:p>
-            <w:pPr>
-              <w:keepNext/>
-              <w:keepLines/>
-              <w:spacing w:after="0" w:before="0" w:line="280"/>
-            </w:pPr>
-            <w:r>
-              <w:rPr>
-                <w:rFonts w:ascii="Microsoft YaHei" w:eastAsia="Microsoft YaHei" w:hAnsi="Microsoft YaHei"/>
-                <w:b w:val="false"/>
-                <w:bCs w:val="false"/>
-                <w:sz w:val="18"/>
-                <w:szCs w:val="18"/>
-              </w:rPr>
-              <w:t xml:space="preserve">已登记转载的信息在使用者的终端汇总为一览，并提示可采取手段的选项。不在使用者之间共享（在第二阶段中处理）</w:t>
-            </w:r>
-          </w:p>
-        </w:tc>
-      </w:tr>
-      <w:tr>
-        <w:trPr>
-          <w:cantSplit/>
-          <w:tblHeader w:val="off"/>
-        </w:trPr>
-        <w:tc>
-          <w:tcPr>
-            <w:tcW w:type="dxa" w:w="1086"/>
-            <w:tcBorders>
-              <w:top w:val="single" w:color="A6B8D0" w:sz="4"/>
-              <w:left w:val="single" w:color="A6B8D0" w:sz="4"/>
-              <w:bottom w:val="single" w:color="A6B8D0" w:sz="4"/>
-              <w:right w:val="single" w:color="A6B8D0" w:sz="4"/>
-            </w:tcBorders>
-            <w:tcMar>
-              <w:top w:type="dxa" w:w="50"/>
-              <w:left w:type="dxa" w:w="90"/>
-              <w:bottom w:type="dxa" w:w="50"/>
-              <w:right w:type="dxa" w:w="90"/>
-            </w:tcMar>
-          </w:tcPr>
-          <w:p>
-            <w:pPr>
-              <w:keepNext/>
-              <w:keepLines/>
-              <w:spacing w:after="0" w:before="0" w:line="280"/>
-            </w:pPr>
-            <w:r>
-              <w:rPr>
-                <w:rFonts w:ascii="Microsoft YaHei" w:eastAsia="Microsoft YaHei" w:hAnsi="Microsoft YaHei"/>
-                <w:b w:val="false"/>
-                <w:bCs w:val="false"/>
-                <w:sz w:val="18"/>
-                <w:szCs w:val="18"/>
-              </w:rPr>
-              <w:t xml:space="preserve">D-13-2</w:t>
-            </w:r>
-          </w:p>
-        </w:tc>
-        <w:tc>
-          <w:tcPr>
-            <w:tcW w:type="dxa" w:w="1448"/>
-            <w:tcBorders>
-              <w:top w:val="single" w:color="A6B8D0" w:sz="4"/>
-              <w:left w:val="single" w:color="A6B8D0" w:sz="4"/>
-              <w:bottom w:val="single" w:color="A6B8D0" w:sz="4"/>
-              <w:right w:val="single" w:color="A6B8D0" w:sz="4"/>
-            </w:tcBorders>
-            <w:tcMar>
-              <w:top w:type="dxa" w:w="50"/>
-              <w:left w:type="dxa" w:w="90"/>
-              <w:bottom w:type="dxa" w:w="50"/>
-              <w:right w:type="dxa" w:w="90"/>
-            </w:tcMar>
-          </w:tcPr>
-          <w:p>
-            <w:pPr>
-              <w:keepNext/>
-              <w:keepLines/>
-              <w:spacing w:after="0" w:before="0" w:line="280"/>
-            </w:pPr>
-            <w:r>
-              <w:rPr>
-                <w:rFonts w:ascii="Microsoft YaHei" w:eastAsia="Microsoft YaHei" w:hAnsi="Microsoft YaHei"/>
-                <w:b w:val="false"/>
-                <w:bCs w:val="false"/>
-                <w:sz w:val="18"/>
-                <w:szCs w:val="18"/>
-              </w:rPr>
-              <w:t xml:space="preserve">决定</w:t>
-            </w:r>
-          </w:p>
-        </w:tc>
-        <w:tc>
-          <w:tcPr>
-            <w:tcW w:type="dxa" w:w="7104"/>
-            <w:tcBorders>
-              <w:top w:val="single" w:color="A6B8D0" w:sz="4"/>
-              <w:left w:val="single" w:color="A6B8D0" w:sz="4"/>
-              <w:bottom w:val="single" w:color="A6B8D0" w:sz="4"/>
-              <w:right w:val="single" w:color="A6B8D0" w:sz="4"/>
-            </w:tcBorders>
-            <w:tcMar>
-              <w:top w:type="dxa" w:w="50"/>
-              <w:left w:type="dxa" w:w="90"/>
-              <w:bottom w:type="dxa" w:w="50"/>
-              <w:right w:type="dxa" w:w="90"/>
-            </w:tcMar>
-          </w:tcPr>
-          <w:p>
-            <w:pPr>
-              <w:keepNext/>
-              <w:keepLines/>
-              <w:spacing w:after="0" w:before="0" w:line="280"/>
-            </w:pPr>
-            <w:r>
-              <w:rPr>
-                <w:rFonts w:ascii="Microsoft YaHei" w:eastAsia="Microsoft YaHei" w:hAnsi="Microsoft YaHei"/>
-                <w:b w:val="false"/>
-                <w:bCs w:val="false"/>
-                <w:sz w:val="18"/>
-                <w:szCs w:val="18"/>
-              </w:rPr>
-              <w:t xml:space="preserve">登记机制应设计为留有日后接受来自自动检测的登记的余地</w:t>
-            </w:r>
-          </w:p>
-        </w:tc>
-      </w:tr>
-      <w:tr>
-        <w:trPr>
-          <w:cantSplit/>
-          <w:tblHeader w:val="off"/>
-        </w:trPr>
-        <w:tc>
-          <w:tcPr>
-            <w:tcW w:type="dxa" w:w="1086"/>
-            <w:tcBorders>
-              <w:top w:val="single" w:color="A6B8D0" w:sz="4"/>
-              <w:left w:val="single" w:color="A6B8D0" w:sz="4"/>
-              <w:bottom w:val="single" w:color="A6B8D0" w:sz="4"/>
-              <w:right w:val="single" w:color="A6B8D0" w:sz="4"/>
-            </w:tcBorders>
-            <w:tcMar>
-              <w:top w:type="dxa" w:w="50"/>
-              <w:left w:type="dxa" w:w="90"/>
-              <w:bottom w:type="dxa" w:w="50"/>
-              <w:right w:type="dxa" w:w="90"/>
-            </w:tcMar>
-          </w:tcPr>
-          <w:p>
-            <w:pPr>
-              <w:keepNext/>
-              <w:keepLines/>
-              <w:spacing w:after="0" w:before="0" w:line="280"/>
-            </w:pPr>
-            <w:r>
-              <w:rPr>
-                <w:rFonts w:ascii="Microsoft YaHei" w:eastAsia="Microsoft YaHei" w:hAnsi="Microsoft YaHei"/>
-                <w:b w:val="false"/>
-                <w:bCs w:val="false"/>
-                <w:sz w:val="18"/>
-                <w:szCs w:val="18"/>
-              </w:rPr>
-              <w:t xml:space="preserve">D-9-7</w:t>
-            </w:r>
-          </w:p>
-        </w:tc>
-        <w:tc>
-          <w:tcPr>
-            <w:tcW w:type="dxa" w:w="1448"/>
-            <w:tcBorders>
-              <w:top w:val="single" w:color="A6B8D0" w:sz="4"/>
-              <w:left w:val="single" w:color="A6B8D0" w:sz="4"/>
-              <w:bottom w:val="single" w:color="A6B8D0" w:sz="4"/>
-              <w:right w:val="single" w:color="A6B8D0" w:sz="4"/>
-            </w:tcBorders>
-            <w:tcMar>
-              <w:top w:type="dxa" w:w="50"/>
-              <w:left w:type="dxa" w:w="90"/>
-              <w:bottom w:type="dxa" w:w="50"/>
-              <w:right w:type="dxa" w:w="90"/>
-            </w:tcMar>
-          </w:tcPr>
-          <w:p>
-            <w:pPr>
-              <w:keepNext/>
-              <w:keepLines/>
-              <w:spacing w:after="0" w:before="0" w:line="280"/>
-            </w:pPr>
-            <w:r>
-              <w:rPr>
-                <w:rFonts w:ascii="Microsoft YaHei" w:eastAsia="Microsoft YaHei" w:hAnsi="Microsoft YaHei"/>
-                <w:b w:val="false"/>
-                <w:bCs w:val="false"/>
-                <w:sz w:val="18"/>
-                <w:szCs w:val="18"/>
-              </w:rPr>
-              <w:t xml:space="preserve">决定</w:t>
-            </w:r>
-          </w:p>
-        </w:tc>
-        <w:tc>
-          <w:tcPr>
-            <w:tcW w:type="dxa" w:w="7104"/>
-            <w:tcBorders>
-              <w:top w:val="single" w:color="A6B8D0" w:sz="4"/>
-              <w:left w:val="single" w:color="A6B8D0" w:sz="4"/>
-              <w:bottom w:val="single" w:color="A6B8D0" w:sz="4"/>
-              <w:right w:val="single" w:color="A6B8D0" w:sz="4"/>
-            </w:tcBorders>
-            <w:tcMar>
-              <w:top w:type="dxa" w:w="50"/>
-              <w:left w:type="dxa" w:w="90"/>
-              <w:bottom w:type="dxa" w:w="50"/>
-              <w:right w:type="dxa" w:w="90"/>
-            </w:tcMar>
-          </w:tcPr>
-          <w:p>
-            <w:pPr>
-              <w:keepNext/>
-              <w:keepLines/>
-              <w:spacing w:after="0" w:before="0" w:line="280"/>
-            </w:pPr>
-            <w:r>
-              <w:rPr>
-                <w:rFonts w:ascii="Microsoft YaHei" w:eastAsia="Microsoft YaHei" w:hAnsi="Microsoft YaHei"/>
-                <w:b w:val="false"/>
-                <w:bCs w:val="false"/>
-                <w:sz w:val="18"/>
-                <w:szCs w:val="18"/>
-              </w:rPr>
-              <w:t xml:space="preserve">服务器的所在按通过调查可以查明处理，无法查明时放弃</w:t>
-            </w:r>
-          </w:p>
-        </w:tc>
-      </w:tr>
-      <w:tr>
-        <w:trPr>
-          <w:cantSplit/>
-          <w:tblHeader w:val="off"/>
-        </w:trPr>
-        <w:tc>
-          <w:tcPr>
-            <w:tcW w:type="dxa" w:w="1086"/>
-            <w:tcBorders>
-              <w:top w:val="single" w:color="A6B8D0" w:sz="4"/>
-              <w:left w:val="single" w:color="A6B8D0" w:sz="4"/>
-              <w:bottom w:val="single" w:color="A6B8D0" w:sz="4"/>
-              <w:right w:val="single" w:color="A6B8D0" w:sz="4"/>
-            </w:tcBorders>
-            <w:tcMar>
-              <w:top w:type="dxa" w:w="50"/>
-              <w:left w:type="dxa" w:w="90"/>
-              <w:bottom w:type="dxa" w:w="50"/>
-              <w:right w:type="dxa" w:w="90"/>
-            </w:tcMar>
-          </w:tcPr>
-          <w:p>
-            <w:pPr>
-              <w:keepNext/>
-              <w:keepLines/>
-              <w:spacing w:after="0" w:before="0" w:line="280"/>
-            </w:pPr>
-            <w:r>
-              <w:rPr>
-                <w:rFonts w:ascii="Microsoft YaHei" w:eastAsia="Microsoft YaHei" w:hAnsi="Microsoft YaHei"/>
-                <w:b w:val="false"/>
-                <w:bCs w:val="false"/>
-                <w:sz w:val="18"/>
-                <w:szCs w:val="18"/>
-              </w:rPr>
-              <w:t xml:space="preserve">O-06</w:t>
-            </w:r>
-          </w:p>
-        </w:tc>
-        <w:tc>
-          <w:tcPr>
-            <w:tcW w:type="dxa" w:w="1448"/>
-            <w:tcBorders>
-              <w:top w:val="single" w:color="A6B8D0" w:sz="4"/>
-              <w:left w:val="single" w:color="A6B8D0" w:sz="4"/>
-              <w:bottom w:val="single" w:color="A6B8D0" w:sz="4"/>
-              <w:right w:val="single" w:color="A6B8D0" w:sz="4"/>
-            </w:tcBorders>
-            <w:tcMar>
-              <w:top w:type="dxa" w:w="50"/>
-              <w:left w:type="dxa" w:w="90"/>
-              <w:bottom w:type="dxa" w:w="50"/>
-              <w:right w:type="dxa" w:w="90"/>
-            </w:tcMar>
-          </w:tcPr>
-          <w:p>
-            <w:pPr>
-              <w:keepNext/>
-              <w:keepLines/>
-              <w:spacing w:after="0" w:before="0" w:line="280"/>
-            </w:pPr>
-            <w:r>
-              <w:rPr>
-                <w:rFonts w:ascii="Microsoft YaHei" w:eastAsia="Microsoft YaHei" w:hAnsi="Microsoft YaHei"/>
-                <w:b w:val="false"/>
-                <w:bCs w:val="false"/>
-                <w:sz w:val="18"/>
-                <w:szCs w:val="18"/>
-              </w:rPr>
-              <w:t xml:space="preserve">在第2版中删除</w:t>
-            </w:r>
-          </w:p>
-        </w:tc>
-        <w:tc>
-          <w:tcPr>
-            <w:tcW w:type="dxa" w:w="7104"/>
-            <w:tcBorders>
-              <w:top w:val="single" w:color="A6B8D0" w:sz="4"/>
-              <w:left w:val="single" w:color="A6B8D0" w:sz="4"/>
-              <w:bottom w:val="single" w:color="A6B8D0" w:sz="4"/>
-              <w:right w:val="single" w:color="A6B8D0" w:sz="4"/>
-            </w:tcBorders>
-            <w:tcMar>
-              <w:top w:type="dxa" w:w="50"/>
-              <w:left w:type="dxa" w:w="90"/>
-              <w:bottom w:type="dxa" w:w="50"/>
-              <w:right w:type="dxa" w:w="90"/>
-            </w:tcMar>
-          </w:tcPr>
-          <w:p>
-            <w:pPr>
-              <w:keepNext/>
-              <w:keepLines/>
-              <w:spacing w:after="0" w:before="0" w:line="280"/>
-            </w:pPr>
-            <w:r>
-              <w:rPr>
-                <w:rFonts w:ascii="Microsoft YaHei" w:eastAsia="Microsoft YaHei" w:hAnsi="Microsoft YaHei"/>
-                <w:b w:val="false"/>
-                <w:bCs w:val="false"/>
-                <w:sz w:val="18"/>
-                <w:szCs w:val="18"/>
-              </w:rPr>
-              <w:t xml:space="preserve">转载网站信息的共享（不在使用者之间共享。D-10-9“已登记转载的信息在使用者的终端汇总为一览，并提示可采取手段的选项。不在使用者之间共享（在第二阶段中处理）”）</w:t>
-            </w:r>
-          </w:p>
-        </w:tc>
-      </w:tr>
-      <w:tr>
-        <w:trPr>
-          <w:cantSplit/>
-          <w:tblHeader w:val="off"/>
-        </w:trPr>
-        <w:tc>
-          <w:tcPr>
-            <w:tcW w:type="dxa" w:w="1086"/>
-            <w:tcBorders>
-              <w:top w:val="single" w:color="A6B8D0" w:sz="4"/>
-              <w:left w:val="single" w:color="A6B8D0" w:sz="4"/>
-              <w:bottom w:val="single" w:color="A6B8D0" w:sz="4"/>
-              <w:right w:val="single" w:color="A6B8D0" w:sz="4"/>
-            </w:tcBorders>
-            <w:tcMar>
-              <w:top w:type="dxa" w:w="50"/>
-              <w:left w:type="dxa" w:w="90"/>
-              <w:bottom w:type="dxa" w:w="50"/>
-              <w:right w:type="dxa" w:w="90"/>
-            </w:tcMar>
-          </w:tcPr>
-          <w:p>
-            <w:pPr>
-              <w:keepNext/>
-              <w:keepLines/>
-              <w:spacing w:after="0" w:before="0" w:line="280"/>
-            </w:pPr>
-            <w:r>
-              <w:rPr>
-                <w:rFonts w:ascii="Microsoft YaHei" w:eastAsia="Microsoft YaHei" w:hAnsi="Microsoft YaHei"/>
-                <w:b w:val="false"/>
-                <w:bCs w:val="false"/>
-                <w:sz w:val="18"/>
-                <w:szCs w:val="18"/>
-              </w:rPr>
-              <w:t xml:space="preserve">A-4</w:t>
-            </w:r>
-          </w:p>
-        </w:tc>
-        <w:tc>
-          <w:tcPr>
-            <w:tcW w:type="dxa" w:w="1448"/>
-            <w:tcBorders>
-              <w:top w:val="single" w:color="A6B8D0" w:sz="4"/>
-              <w:left w:val="single" w:color="A6B8D0" w:sz="4"/>
-              <w:bottom w:val="single" w:color="A6B8D0" w:sz="4"/>
-              <w:right w:val="single" w:color="A6B8D0" w:sz="4"/>
-            </w:tcBorders>
-            <w:tcMar>
-              <w:top w:type="dxa" w:w="50"/>
-              <w:left w:type="dxa" w:w="90"/>
-              <w:bottom w:type="dxa" w:w="50"/>
-              <w:right w:type="dxa" w:w="90"/>
-            </w:tcMar>
-          </w:tcPr>
-          <w:p>
-            <w:pPr>
-              <w:keepNext/>
+            <w:tcW w:type="dxa" w:w="979"/>
+            <w:tcBorders>
+              <w:top w:val="single" w:color="A6B8D0" w:sz="4"/>
+              <w:left w:val="single" w:color="A6B8D0" w:sz="4"/>
+              <w:bottom w:val="single" w:color="A6B8D0" w:sz="4"/>
+              <w:right w:val="single" w:color="A6B8D0" w:sz="4"/>
+            </w:tcBorders>
+            <w:tcMar>
+              <w:top w:type="dxa" w:w="50"/>
+              <w:left w:type="dxa" w:w="90"/>
+              <w:bottom w:type="dxa" w:w="50"/>
+              <w:right w:type="dxa" w:w="90"/>
+            </w:tcMar>
+          </w:tcPr>
+          <w:p>
+            <w:pPr>
+              <w:keepNext w:val="false"/>
+              <w:keepLines/>
+              <w:spacing w:after="0" w:before="0" w:line="280"/>
+            </w:pPr>
+            <w:r>
+              <w:rPr>
+                <w:rFonts w:ascii="Microsoft YaHei" w:eastAsia="Microsoft YaHei" w:hAnsi="Microsoft YaHei"/>
+                <w:b w:val="false"/>
+                <w:bCs w:val="false"/>
+                <w:sz w:val="18"/>
+                <w:szCs w:val="18"/>
+              </w:rPr>
+              <w:t xml:space="preserve">A-20</w:t>
+            </w:r>
+          </w:p>
+        </w:tc>
+        <w:tc>
+          <w:tcPr>
+            <w:tcW w:type="dxa" w:w="2897"/>
+            <w:tcBorders>
+              <w:top w:val="single" w:color="A6B8D0" w:sz="4"/>
+              <w:left w:val="single" w:color="A6B8D0" w:sz="4"/>
+              <w:bottom w:val="single" w:color="A6B8D0" w:sz="4"/>
+              <w:right w:val="single" w:color="A6B8D0" w:sz="4"/>
+            </w:tcBorders>
+            <w:tcMar>
+              <w:top w:type="dxa" w:w="50"/>
+              <w:left w:type="dxa" w:w="90"/>
+              <w:bottom w:type="dxa" w:w="50"/>
+              <w:right w:type="dxa" w:w="90"/>
+            </w:tcMar>
+          </w:tcPr>
+          <w:p>
+            <w:pPr>
+              <w:keepNext w:val="false"/>
               <w:keepLines/>
               <w:spacing w:after="0" w:before="0" w:line="280"/>
             </w:pPr>
@@ -1920,223 +732,7 @@
         </w:tc>
         <w:tc>
           <w:tcPr>
-            <w:tcW w:type="dxa" w:w="7104"/>
-            <w:tcBorders>
-              <w:top w:val="single" w:color="A6B8D0" w:sz="4"/>
-              <w:left w:val="single" w:color="A6B8D0" w:sz="4"/>
-              <w:bottom w:val="single" w:color="A6B8D0" w:sz="4"/>
-              <w:right w:val="single" w:color="A6B8D0" w:sz="4"/>
-            </w:tcBorders>
-            <w:tcMar>
-              <w:top w:type="dxa" w:w="50"/>
-              <w:left w:type="dxa" w:w="90"/>
-              <w:bottom w:type="dxa" w:w="50"/>
-              <w:right w:type="dxa" w:w="90"/>
-            </w:tcMar>
-          </w:tcPr>
-          <w:p>
-            <w:pPr>
-              <w:keepNext/>
-              <w:keepLines/>
-              <w:spacing w:after="0" w:before="0" w:line="280"/>
-            </w:pPr>
-            <w:r>
-              <w:rPr>
-                <w:rFonts w:ascii="Microsoft YaHei" w:eastAsia="Microsoft YaHei" w:hAnsi="Microsoft YaHei"/>
-                <w:b w:val="false"/>
-                <w:bCs w:val="false"/>
-                <w:sz w:val="18"/>
-                <w:szCs w:val="18"/>
-              </w:rPr>
-              <w:t xml:space="preserve">错误登记的订正，以及被冒充的真正权利人的救济</w:t>
-            </w:r>
-          </w:p>
-        </w:tc>
-      </w:tr>
-      <w:tr>
-        <w:trPr>
-          <w:cantSplit/>
-          <w:tblHeader w:val="off"/>
-        </w:trPr>
-        <w:tc>
-          <w:tcPr>
-            <w:tcW w:type="dxa" w:w="1086"/>
-            <w:tcBorders>
-              <w:top w:val="single" w:color="A6B8D0" w:sz="4"/>
-              <w:left w:val="single" w:color="A6B8D0" w:sz="4"/>
-              <w:bottom w:val="single" w:color="A6B8D0" w:sz="4"/>
-              <w:right w:val="single" w:color="A6B8D0" w:sz="4"/>
-            </w:tcBorders>
-            <w:tcMar>
-              <w:top w:type="dxa" w:w="50"/>
-              <w:left w:type="dxa" w:w="90"/>
-              <w:bottom w:type="dxa" w:w="50"/>
-              <w:right w:type="dxa" w:w="90"/>
-            </w:tcMar>
-          </w:tcPr>
-          <w:p>
-            <w:pPr>
-              <w:keepNext/>
-              <w:keepLines/>
-              <w:spacing w:after="0" w:before="0" w:line="280"/>
-            </w:pPr>
-            <w:r>
-              <w:rPr>
-                <w:rFonts w:ascii="Microsoft YaHei" w:eastAsia="Microsoft YaHei" w:hAnsi="Microsoft YaHei"/>
-                <w:b w:val="false"/>
-                <w:bCs w:val="false"/>
-                <w:sz w:val="18"/>
-                <w:szCs w:val="18"/>
-              </w:rPr>
-              <w:t xml:space="preserve">A-5</w:t>
-            </w:r>
-          </w:p>
-        </w:tc>
-        <w:tc>
-          <w:tcPr>
-            <w:tcW w:type="dxa" w:w="1448"/>
-            <w:tcBorders>
-              <w:top w:val="single" w:color="A6B8D0" w:sz="4"/>
-              <w:left w:val="single" w:color="A6B8D0" w:sz="4"/>
-              <w:bottom w:val="single" w:color="A6B8D0" w:sz="4"/>
-              <w:right w:val="single" w:color="A6B8D0" w:sz="4"/>
-            </w:tcBorders>
-            <w:tcMar>
-              <w:top w:type="dxa" w:w="50"/>
-              <w:left w:type="dxa" w:w="90"/>
-              <w:bottom w:type="dxa" w:w="50"/>
-              <w:right w:type="dxa" w:w="90"/>
-            </w:tcMar>
-          </w:tcPr>
-          <w:p>
-            <w:pPr>
-              <w:keepNext/>
-              <w:keepLines/>
-              <w:spacing w:after="0" w:before="0" w:line="280"/>
-            </w:pPr>
-            <w:r>
-              <w:rPr>
-                <w:rFonts w:ascii="Microsoft YaHei" w:eastAsia="Microsoft YaHei" w:hAnsi="Microsoft YaHei"/>
-                <w:b w:val="false"/>
-                <w:bCs w:val="false"/>
-                <w:sz w:val="18"/>
-                <w:szCs w:val="18"/>
-              </w:rPr>
-              <w:t xml:space="preserve">项目划分中发现的遗漏</w:t>
-            </w:r>
-          </w:p>
-        </w:tc>
-        <w:tc>
-          <w:tcPr>
-            <w:tcW w:type="dxa" w:w="7104"/>
-            <w:tcBorders>
-              <w:top w:val="single" w:color="A6B8D0" w:sz="4"/>
-              <w:left w:val="single" w:color="A6B8D0" w:sz="4"/>
-              <w:bottom w:val="single" w:color="A6B8D0" w:sz="4"/>
-              <w:right w:val="single" w:color="A6B8D0" w:sz="4"/>
-            </w:tcBorders>
-            <w:tcMar>
-              <w:top w:type="dxa" w:w="50"/>
-              <w:left w:type="dxa" w:w="90"/>
-              <w:bottom w:type="dxa" w:w="50"/>
-              <w:right w:type="dxa" w:w="90"/>
-            </w:tcMar>
-          </w:tcPr>
-          <w:p>
-            <w:pPr>
-              <w:keepNext/>
-              <w:keepLines/>
-              <w:spacing w:after="0" w:before="0" w:line="280"/>
-            </w:pPr>
-            <w:r>
-              <w:rPr>
-                <w:rFonts w:ascii="Microsoft YaHei" w:eastAsia="Microsoft YaHei" w:hAnsi="Microsoft YaHei"/>
-                <w:b w:val="false"/>
-                <w:bCs w:val="false"/>
-                <w:sz w:val="18"/>
-                <w:szCs w:val="18"/>
-              </w:rPr>
-              <w:t xml:space="preserve">状况确认的内容（若自动访问URL，会触及与第二阶段的边界）</w:t>
-            </w:r>
-          </w:p>
-        </w:tc>
-      </w:tr>
-      <w:tr>
-        <w:trPr>
-          <w:cantSplit/>
-          <w:tblHeader w:val="off"/>
-        </w:trPr>
-        <w:tc>
-          <w:tcPr>
-            <w:tcW w:type="dxa" w:w="1086"/>
-            <w:tcBorders>
-              <w:top w:val="single" w:color="A6B8D0" w:sz="4"/>
-              <w:left w:val="single" w:color="A6B8D0" w:sz="4"/>
-              <w:bottom w:val="single" w:color="A6B8D0" w:sz="4"/>
-              <w:right w:val="single" w:color="A6B8D0" w:sz="4"/>
-            </w:tcBorders>
-            <w:tcMar>
-              <w:top w:type="dxa" w:w="50"/>
-              <w:left w:type="dxa" w:w="90"/>
-              <w:bottom w:type="dxa" w:w="50"/>
-              <w:right w:type="dxa" w:w="90"/>
-            </w:tcMar>
-          </w:tcPr>
-          <w:p>
-            <w:pPr>
-              <w:keepNext w:val="false"/>
-              <w:keepLines/>
-              <w:spacing w:after="0" w:before="0" w:line="280"/>
-            </w:pPr>
-            <w:r>
-              <w:rPr>
-                <w:rFonts w:ascii="Microsoft YaHei" w:eastAsia="Microsoft YaHei" w:hAnsi="Microsoft YaHei"/>
-                <w:b w:val="false"/>
-                <w:bCs w:val="false"/>
-                <w:sz w:val="18"/>
-                <w:szCs w:val="18"/>
-              </w:rPr>
-              <w:t xml:space="preserve">A-20</w:t>
-            </w:r>
-          </w:p>
-        </w:tc>
-        <w:tc>
-          <w:tcPr>
-            <w:tcW w:type="dxa" w:w="1448"/>
-            <w:tcBorders>
-              <w:top w:val="single" w:color="A6B8D0" w:sz="4"/>
-              <w:left w:val="single" w:color="A6B8D0" w:sz="4"/>
-              <w:bottom w:val="single" w:color="A6B8D0" w:sz="4"/>
-              <w:right w:val="single" w:color="A6B8D0" w:sz="4"/>
-            </w:tcBorders>
-            <w:tcMar>
-              <w:top w:type="dxa" w:w="50"/>
-              <w:left w:type="dxa" w:w="90"/>
-              <w:bottom w:type="dxa" w:w="50"/>
-              <w:right w:type="dxa" w:w="90"/>
-            </w:tcMar>
-          </w:tcPr>
-          <w:p>
-            <w:pPr>
-              <w:keepNext w:val="false"/>
-              <w:keepLines/>
-              <w:spacing w:after="0" w:before="0" w:line="280"/>
-            </w:pPr>
-            <w:r>
-              <w:rPr>
-                <w:rFonts w:ascii="Microsoft YaHei" w:eastAsia="Microsoft YaHei" w:hAnsi="Microsoft YaHei"/>
-                <w:b w:val="false"/>
-                <w:bCs w:val="false"/>
-                <w:sz w:val="18"/>
-                <w:szCs w:val="18"/>
-              </w:rPr>
-              <w:t xml:space="preserve">项目划分中发现的遗漏</w:t>
-            </w:r>
-          </w:p>
-        </w:tc>
-        <w:tc>
-          <w:tcPr>
-            <w:tcW w:type="dxa" w:w="7104"/>
+            <w:tcW w:type="dxa" w:w="5762"/>
             <w:tcBorders>
               <w:top w:val="single" w:color="A6B8D0" w:sz="4"/>
               <w:left w:val="single" w:color="A6B8D0" w:sz="4"/>
@@ -4105,9 +2701,9 @@
         </w:tblBorders>
       </w:tblPr>
       <w:tblGrid>
-        <w:gridCol w:w="430"/>
-        <w:gridCol w:w="3872"/>
-        <w:gridCol w:w="5336"/>
+        <w:gridCol w:w="873"/>
+        <w:gridCol w:w="4541"/>
+        <w:gridCol w:w="4224"/>
       </w:tblGrid>
       <w:tr>
         <w:trPr>
@@ -4116,7 +2712,7 @@
         </w:trPr>
         <w:tc>
           <w:tcPr>
-            <w:tcW w:type="dxa" w:w="430"/>
+            <w:tcW w:type="dxa" w:w="873"/>
             <w:tcBorders>
               <w:top w:val="single" w:color="A6B8D0" w:sz="4"/>
               <w:left w:val="single" w:color="A6B8D0" w:sz="4"/>
@@ -4151,7 +2747,7 @@
         </w:tc>
         <w:tc>
           <w:tcPr>
-            <w:tcW w:type="dxa" w:w="3872"/>
+            <w:tcW w:type="dxa" w:w="4541"/>
             <w:tcBorders>
               <w:top w:val="single" w:color="A6B8D0" w:sz="4"/>
               <w:left w:val="single" w:color="A6B8D0" w:sz="4"/>
@@ -4186,7 +2782,7 @@
         </w:tc>
         <w:tc>
           <w:tcPr>
-            <w:tcW w:type="dxa" w:w="5336"/>
+            <w:tcW w:type="dxa" w:w="4224"/>
             <w:tcBorders>
               <w:top w:val="single" w:color="A6B8D0" w:sz="4"/>
               <w:left w:val="single" w:color="A6B8D0" w:sz="4"/>
@@ -4227,7 +2823,7 @@
         </w:trPr>
         <w:tc>
           <w:tcPr>
-            <w:tcW w:type="dxa" w:w="430"/>
+            <w:tcW w:type="dxa" w:w="873"/>
             <w:tcBorders>
               <w:top w:val="single" w:color="A6B8D0" w:sz="4"/>
               <w:left w:val="single" w:color="A6B8D0" w:sz="4"/>
@@ -4261,7 +2857,7 @@
         </w:tc>
         <w:tc>
           <w:tcPr>
-            <w:tcW w:type="dxa" w:w="3872"/>
+            <w:tcW w:type="dxa" w:w="4541"/>
             <w:tcBorders>
               <w:top w:val="single" w:color="A6B8D0" w:sz="4"/>
               <w:left w:val="single" w:color="A6B8D0" w:sz="4"/>
@@ -4295,35 +2891,35 @@
         </w:tc>
         <w:tc>
           <w:tcPr>
-            <w:tcW w:type="dxa" w:w="5336"/>
-            <w:tcBorders>
-              <w:top w:val="single" w:color="A6B8D0" w:sz="4"/>
-              <w:left w:val="single" w:color="A6B8D0" w:sz="4"/>
-              <w:bottom w:val="single" w:color="A6B8D0" w:sz="4"/>
-              <w:right w:val="single" w:color="A6B8D0" w:sz="4"/>
-            </w:tcBorders>
-            <w:tcMar>
-              <w:top w:type="dxa" w:w="50"/>
-              <w:left w:type="dxa" w:w="90"/>
-              <w:bottom w:type="dxa" w:w="50"/>
-              <w:right w:type="dxa" w:w="90"/>
-            </w:tcMar>
-          </w:tcPr>
-          <w:p>
-            <w:pPr>
-              <w:keepNext/>
-              <w:keepLines/>
-              <w:spacing w:after="0" w:before="0" w:line="280"/>
-            </w:pPr>
-            <w:r>
-              <w:rPr>
-                <w:rFonts w:ascii="Microsoft YaHei" w:eastAsia="Microsoft YaHei" w:hAnsi="Microsoft YaHei"/>
-                <w:b w:val="false"/>
-                <w:bCs w:val="false"/>
-                <w:sz w:val="18"/>
-                <w:szCs w:val="18"/>
-              </w:rPr>
-              <w:t xml:space="preserve">规范化URL，判定平台（判定的一览与参考信息中窗口的一览（第7章 2.1“初版窗口的一览（参考信息的初始内容）”）相同。其他为一般网站）。若自己终端的一览中有相同的域名、URL则告知</w:t>
+            <w:tcW w:type="dxa" w:w="4224"/>
+            <w:tcBorders>
+              <w:top w:val="single" w:color="A6B8D0" w:sz="4"/>
+              <w:left w:val="single" w:color="A6B8D0" w:sz="4"/>
+              <w:bottom w:val="single" w:color="A6B8D0" w:sz="4"/>
+              <w:right w:val="single" w:color="A6B8D0" w:sz="4"/>
+            </w:tcBorders>
+            <w:tcMar>
+              <w:top w:type="dxa" w:w="50"/>
+              <w:left w:type="dxa" w:w="90"/>
+              <w:bottom w:type="dxa" w:w="50"/>
+              <w:right w:type="dxa" w:w="90"/>
+            </w:tcMar>
+          </w:tcPr>
+          <w:p>
+            <w:pPr>
+              <w:keepNext/>
+              <w:keepLines/>
+              <w:spacing w:after="0" w:before="0" w:line="280"/>
+            </w:pPr>
+            <w:r>
+              <w:rPr>
+                <w:rFonts w:ascii="Microsoft YaHei" w:eastAsia="Microsoft YaHei" w:hAnsi="Microsoft YaHei"/>
+                <w:b w:val="false"/>
+                <w:bCs w:val="false"/>
+                <w:sz w:val="18"/>
+                <w:szCs w:val="18"/>
+              </w:rPr>
+              <w:t xml:space="preserve">规范化URL，判定平台（第1章 10.10“URL与QR码的形式”。输入原样的URL也留在记录中）。判定与参考信息中窗口的一览（第7章 2.1“初版窗口的一览（参考信息的初始内容）”）相对应。若自己终端的一览中有相同的域名、URL则告知</w:t>
             </w:r>
           </w:p>
         </w:tc>
@@ -4335,7 +2931,7 @@
         </w:trPr>
         <w:tc>
           <w:tcPr>
-            <w:tcW w:type="dxa" w:w="430"/>
+            <w:tcW w:type="dxa" w:w="873"/>
             <w:tcBorders>
               <w:top w:val="single" w:color="A6B8D0" w:sz="4"/>
               <w:left w:val="single" w:color="A6B8D0" w:sz="4"/>
@@ -4369,7 +2965,7 @@
         </w:tc>
         <w:tc>
           <w:tcPr>
-            <w:tcW w:type="dxa" w:w="3872"/>
+            <w:tcW w:type="dxa" w:w="4541"/>
             <w:tcBorders>
               <w:top w:val="single" w:color="A6B8D0" w:sz="4"/>
               <w:left w:val="single" w:color="A6B8D0" w:sz="4"/>
@@ -4403,35 +2999,35 @@
         </w:tc>
         <w:tc>
           <w:tcPr>
-            <w:tcW w:type="dxa" w:w="5336"/>
-            <w:tcBorders>
-              <w:top w:val="single" w:color="A6B8D0" w:sz="4"/>
-              <w:left w:val="single" w:color="A6B8D0" w:sz="4"/>
-              <w:bottom w:val="single" w:color="A6B8D0" w:sz="4"/>
-              <w:right w:val="single" w:color="A6B8D0" w:sz="4"/>
-            </w:tcBorders>
-            <w:tcMar>
-              <w:top w:type="dxa" w:w="50"/>
-              <w:left w:type="dxa" w:w="90"/>
-              <w:bottom w:type="dxa" w:w="50"/>
-              <w:right w:type="dxa" w:w="90"/>
-            </w:tcMar>
-          </w:tcPr>
-          <w:p>
-            <w:pPr>
-              <w:keepNext/>
-              <w:keepLines/>
-              <w:spacing w:after="0" w:before="0" w:line="280"/>
-            </w:pPr>
-            <w:r>
-              <w:rPr>
-                <w:rFonts w:ascii="Microsoft YaHei" w:eastAsia="Microsoft YaHei" w:hAnsi="Microsoft YaHei"/>
-                <w:b w:val="false"/>
-                <w:bCs w:val="false"/>
-                <w:sz w:val="18"/>
-                <w:szCs w:val="18"/>
-              </w:rPr>
-              <w:t xml:space="preserve">导入图片，读出水印并计算PDQ，与自己的作品数据比对（4）</w:t>
+            <w:tcW w:type="dxa" w:w="4224"/>
+            <w:tcBorders>
+              <w:top w:val="single" w:color="A6B8D0" w:sz="4"/>
+              <w:left w:val="single" w:color="A6B8D0" w:sz="4"/>
+              <w:bottom w:val="single" w:color="A6B8D0" w:sz="4"/>
+              <w:right w:val="single" w:color="A6B8D0" w:sz="4"/>
+            </w:tcBorders>
+            <w:tcMar>
+              <w:top w:type="dxa" w:w="50"/>
+              <w:left w:type="dxa" w:w="90"/>
+              <w:bottom w:type="dxa" w:w="50"/>
+              <w:right w:type="dxa" w:w="90"/>
+            </w:tcMar>
+          </w:tcPr>
+          <w:p>
+            <w:pPr>
+              <w:keepNext/>
+              <w:keepLines/>
+              <w:spacing w:after="0" w:before="0" w:line="280"/>
+            </w:pPr>
+            <w:r>
+              <w:rPr>
+                <w:rFonts w:ascii="Microsoft YaHei" w:eastAsia="Microsoft YaHei" w:hAnsi="Microsoft YaHei"/>
+                <w:b w:val="false"/>
+                <w:bCs w:val="false"/>
+                <w:sz w:val="18"/>
+                <w:szCs w:val="18"/>
+              </w:rPr>
+              <w:t xml:space="preserve">文件立即导入，读出水印并计算PDQ，与自己的作品数据比对（4）。URL的情况只做记录，获取在第6步（经过第4步的告知与选择之后）进行</w:t>
             </w:r>
           </w:p>
         </w:tc>
@@ -4443,7 +3039,7 @@
         </w:trPr>
         <w:tc>
           <w:tcPr>
-            <w:tcW w:type="dxa" w:w="430"/>
+            <w:tcW w:type="dxa" w:w="873"/>
             <w:tcBorders>
               <w:top w:val="single" w:color="A6B8D0" w:sz="4"/>
               <w:left w:val="single" w:color="A6B8D0" w:sz="4"/>
@@ -4477,69 +3073,69 @@
         </w:tc>
         <w:tc>
           <w:tcPr>
-            <w:tcW w:type="dxa" w:w="3872"/>
-            <w:tcBorders>
-              <w:top w:val="single" w:color="A6B8D0" w:sz="4"/>
-              <w:left w:val="single" w:color="A6B8D0" w:sz="4"/>
-              <w:bottom w:val="single" w:color="A6B8D0" w:sz="4"/>
-              <w:right w:val="single" w:color="A6B8D0" w:sz="4"/>
-            </w:tcBorders>
-            <w:tcMar>
-              <w:top w:type="dxa" w:w="50"/>
-              <w:left w:type="dxa" w:w="90"/>
-              <w:bottom w:type="dxa" w:w="50"/>
-              <w:right w:type="dxa" w:w="90"/>
-            </w:tcMar>
-          </w:tcPr>
-          <w:p>
-            <w:pPr>
-              <w:keepNext/>
-              <w:keepLines/>
-              <w:spacing w:after="0" w:before="0" w:line="280"/>
-            </w:pPr>
-            <w:r>
-              <w:rPr>
-                <w:rFonts w:ascii="Microsoft YaHei" w:eastAsia="Microsoft YaHei" w:hAnsi="Microsoft YaHei"/>
-                <w:b w:val="false"/>
-                <w:bCs w:val="false"/>
-                <w:sz w:val="18"/>
-                <w:szCs w:val="18"/>
-              </w:rPr>
-              <w:t xml:space="preserve">在自己的浏览器中截取页面的屏幕，放入其图像（需要登录的页面为必须。其他为推荐）</w:t>
-            </w:r>
-          </w:p>
-        </w:tc>
-        <w:tc>
-          <w:tcPr>
-            <w:tcW w:type="dxa" w:w="5336"/>
-            <w:tcBorders>
-              <w:top w:val="single" w:color="A6B8D0" w:sz="4"/>
-              <w:left w:val="single" w:color="A6B8D0" w:sz="4"/>
-              <w:bottom w:val="single" w:color="A6B8D0" w:sz="4"/>
-              <w:right w:val="single" w:color="A6B8D0" w:sz="4"/>
-            </w:tcBorders>
-            <w:tcMar>
-              <w:top w:type="dxa" w:w="50"/>
-              <w:left w:type="dxa" w:w="90"/>
-              <w:bottom w:type="dxa" w:w="50"/>
-              <w:right w:type="dxa" w:w="90"/>
-            </w:tcMar>
-          </w:tcPr>
-          <w:p>
-            <w:pPr>
-              <w:keepNext/>
-              <w:keepLines/>
-              <w:spacing w:after="0" w:before="0" w:line="280"/>
-            </w:pPr>
-            <w:r>
-              <w:rPr>
-                <w:rFonts w:ascii="Microsoft YaHei" w:eastAsia="Microsoft YaHei" w:hAnsi="Microsoft YaHei"/>
-                <w:b w:val="false"/>
-                <w:bCs w:val="false"/>
-                <w:sz w:val="18"/>
-                <w:szCs w:val="18"/>
-              </w:rPr>
-              <w:t xml:space="preserve">计算屏幕图像的哈希</w:t>
+            <w:tcW w:type="dxa" w:w="4541"/>
+            <w:tcBorders>
+              <w:top w:val="single" w:color="A6B8D0" w:sz="4"/>
+              <w:left w:val="single" w:color="A6B8D0" w:sz="4"/>
+              <w:bottom w:val="single" w:color="A6B8D0" w:sz="4"/>
+              <w:right w:val="single" w:color="A6B8D0" w:sz="4"/>
+            </w:tcBorders>
+            <w:tcMar>
+              <w:top w:type="dxa" w:w="50"/>
+              <w:left w:type="dxa" w:w="90"/>
+              <w:bottom w:type="dxa" w:w="50"/>
+              <w:right w:type="dxa" w:w="90"/>
+            </w:tcMar>
+          </w:tcPr>
+          <w:p>
+            <w:pPr>
+              <w:keepNext/>
+              <w:keepLines/>
+              <w:spacing w:after="0" w:before="0" w:line="280"/>
+            </w:pPr>
+            <w:r>
+              <w:rPr>
+                <w:rFonts w:ascii="Microsoft YaHei" w:eastAsia="Microsoft YaHei" w:hAnsi="Microsoft YaHei"/>
+                <w:b w:val="false"/>
+                <w:bCs w:val="false"/>
+                <w:sz w:val="18"/>
+                <w:szCs w:val="18"/>
+              </w:rPr>
+              <w:t xml:space="preserve">在自己的浏览器中截取页面的屏幕，放入其图像（需要登录的页面为必须。其他为推荐）。放入以浏览器扩展“留存证据”（2.2.2）制作的文件，即可一次满足本步与第4步</w:t>
+            </w:r>
+          </w:p>
+        </w:tc>
+        <w:tc>
+          <w:tcPr>
+            <w:tcW w:type="dxa" w:w="4224"/>
+            <w:tcBorders>
+              <w:top w:val="single" w:color="A6B8D0" w:sz="4"/>
+              <w:left w:val="single" w:color="A6B8D0" w:sz="4"/>
+              <w:bottom w:val="single" w:color="A6B8D0" w:sz="4"/>
+              <w:right w:val="single" w:color="A6B8D0" w:sz="4"/>
+            </w:tcBorders>
+            <w:tcMar>
+              <w:top w:type="dxa" w:w="50"/>
+              <w:left w:type="dxa" w:w="90"/>
+              <w:bottom w:type="dxa" w:w="50"/>
+              <w:right w:type="dxa" w:w="90"/>
+            </w:tcMar>
+          </w:tcPr>
+          <w:p>
+            <w:pPr>
+              <w:keepNext/>
+              <w:keepLines/>
+              <w:spacing w:after="0" w:before="0" w:line="280"/>
+            </w:pPr>
+            <w:r>
+              <w:rPr>
+                <w:rFonts w:ascii="Microsoft YaHei" w:eastAsia="Microsoft YaHei" w:hAnsi="Microsoft YaHei"/>
+                <w:b w:val="false"/>
+                <w:bCs w:val="false"/>
+                <w:sz w:val="18"/>
+                <w:szCs w:val="18"/>
+              </w:rPr>
+              <w:t xml:space="preserve">计算屏幕图像的哈希。扩展的文件确认其中的各哈希后导入</w:t>
             </w:r>
           </w:p>
         </w:tc>
@@ -4551,7 +3147,7 @@
         </w:trPr>
         <w:tc>
           <w:tcPr>
-            <w:tcW w:type="dxa" w:w="430"/>
+            <w:tcW w:type="dxa" w:w="873"/>
             <w:tcBorders>
               <w:top w:val="single" w:color="A6B8D0" w:sz="4"/>
               <w:left w:val="single" w:color="A6B8D0" w:sz="4"/>
@@ -4585,7 +3181,7 @@
         </w:tc>
         <w:tc>
           <w:tcPr>
-            <w:tcW w:type="dxa" w:w="3872"/>
+            <w:tcW w:type="dxa" w:w="4541"/>
             <w:tcBorders>
               <w:top w:val="single" w:color="A6B8D0" w:sz="4"/>
               <w:left w:val="single" w:color="A6B8D0" w:sz="4"/>
@@ -4619,7 +3215,7 @@
         </w:tc>
         <w:tc>
           <w:tcPr>
-            <w:tcW w:type="dxa" w:w="5336"/>
+            <w:tcW w:type="dxa" w:w="4224"/>
             <w:tcBorders>
               <w:top w:val="single" w:color="A6B8D0" w:sz="4"/>
               <w:left w:val="single" w:color="A6B8D0" w:sz="4"/>
@@ -4659,7 +3255,7 @@
         </w:trPr>
         <w:tc>
           <w:tcPr>
-            <w:tcW w:type="dxa" w:w="430"/>
+            <w:tcW w:type="dxa" w:w="873"/>
             <w:tcBorders>
               <w:top w:val="single" w:color="A6B8D0" w:sz="4"/>
               <w:left w:val="single" w:color="A6B8D0" w:sz="4"/>
@@ -4693,7 +3289,7 @@
         </w:tc>
         <w:tc>
           <w:tcPr>
-            <w:tcW w:type="dxa" w:w="3872"/>
+            <w:tcW w:type="dxa" w:w="4541"/>
             <w:tcBorders>
               <w:top w:val="single" w:color="A6B8D0" w:sz="4"/>
               <w:left w:val="single" w:color="A6B8D0" w:sz="4"/>
@@ -4727,7 +3323,7 @@
         </w:tc>
         <w:tc>
           <w:tcPr>
-            <w:tcW w:type="dxa" w:w="5336"/>
+            <w:tcW w:type="dxa" w:w="4224"/>
             <w:tcBorders>
               <w:top w:val="single" w:color="A6B8D0" w:sz="4"/>
               <w:left w:val="single" w:color="A6B8D0" w:sz="4"/>
@@ -4767,7 +3363,135 @@
         </w:trPr>
         <w:tc>
           <w:tcPr>
-            <w:tcW w:type="dxa" w:w="430"/>
+            <w:tcW w:type="dxa" w:w="873"/>
+            <w:tcBorders>
+              <w:top w:val="single" w:color="A6B8D0" w:sz="4"/>
+              <w:left w:val="single" w:color="A6B8D0" w:sz="4"/>
+              <w:bottom w:val="single" w:color="A6B8D0" w:sz="4"/>
+              <w:right w:val="single" w:color="A6B8D0" w:sz="4"/>
+            </w:tcBorders>
+            <w:tcMar>
+              <w:top w:type="dxa" w:w="50"/>
+              <w:left w:type="dxa" w:w="90"/>
+              <w:bottom w:type="dxa" w:w="50"/>
+              <w:right w:type="dxa" w:w="90"/>
+            </w:tcMar>
+          </w:tcPr>
+          <w:p>
+            <w:pPr>
+              <w:keepNext/>
+              <w:keepLines/>
+              <w:spacing w:after="0" w:before="0" w:line="280"/>
+            </w:pPr>
+            <w:r>
+              <w:rPr>
+                <w:rFonts w:ascii="Microsoft YaHei" w:eastAsia="Microsoft YaHei" w:hAnsi="Microsoft YaHei"/>
+                <w:b w:val="false"/>
+                <w:bCs w:val="false"/>
+                <w:sz w:val="18"/>
+                <w:szCs w:val="18"/>
+              </w:rPr>
+              <w:t xml:space="preserve">6</w:t>
+            </w:r>
+          </w:p>
+        </w:tc>
+        <w:tc>
+          <w:tcPr>
+            <w:tcW w:type="dxa" w:w="4541"/>
+            <w:tcBorders>
+              <w:top w:val="single" w:color="A6B8D0" w:sz="4"/>
+              <w:left w:val="single" w:color="A6B8D0" w:sz="4"/>
+              <w:bottom w:val="single" w:color="A6B8D0" w:sz="4"/>
+              <w:right w:val="single" w:color="A6B8D0" w:sz="4"/>
+            </w:tcBorders>
+            <w:tcMar>
+              <w:top w:type="dxa" w:w="50"/>
+              <w:left w:type="dxa" w:w="90"/>
+              <w:bottom w:type="dxa" w:w="50"/>
+              <w:right w:type="dxa" w:w="90"/>
+            </w:tcMar>
+          </w:tcPr>
+          <w:p>
+            <w:pPr>
+              <w:keepNext/>
+              <w:keepLines/>
+              <w:spacing w:after="0" w:before="0" w:line="280"/>
+            </w:pPr>
+            <w:r>
+              <w:rPr>
+                <w:rFonts w:ascii="Microsoft YaHei" w:eastAsia="Microsoft YaHei" w:hAnsi="Microsoft YaHei"/>
+                <w:b w:val="false"/>
+                <w:bCs w:val="false"/>
+                <w:sz w:val="18"/>
+                <w:szCs w:val="18"/>
+              </w:rPr>
+              <w:t xml:space="preserve">按下“登记”（1个按钮）</w:t>
+            </w:r>
+          </w:p>
+        </w:tc>
+        <w:tc>
+          <w:tcPr>
+            <w:tcW w:type="dxa" w:w="4224"/>
+            <w:tcBorders>
+              <w:top w:val="single" w:color="A6B8D0" w:sz="4"/>
+              <w:left w:val="single" w:color="A6B8D0" w:sz="4"/>
+              <w:bottom w:val="single" w:color="A6B8D0" w:sz="4"/>
+              <w:right w:val="single" w:color="A6B8D0" w:sz="4"/>
+            </w:tcBorders>
+            <w:tcMar>
+              <w:top w:type="dxa" w:w="50"/>
+              <w:left w:type="dxa" w:w="90"/>
+              <w:bottom w:type="dxa" w:w="50"/>
+              <w:right w:type="dxa" w:w="90"/>
+            </w:tcMar>
+          </w:tcPr>
+          <w:p>
+            <w:pPr>
+              <w:keepNext/>
+              <w:keepLines/>
+              <w:spacing w:after="0" w:before="0" w:line="280"/>
+            </w:pPr>
+            <w:r>
+              <w:rPr>
+                <w:rFonts w:ascii="Microsoft YaHei" w:eastAsia="Microsoft YaHei" w:hAnsi="Microsoft YaHei"/>
+                <w:b w:val="false"/>
+                <w:bCs w:val="false"/>
+                <w:sz w:val="18"/>
+                <w:szCs w:val="18"/>
+              </w:rPr>
+              <w:t xml:space="preserve">证据的保全（3），其次案件记录的制作与记录电子签名，其次保存到终端，其次可信时间戳（没有连接时事后附加。可信时间戳的应答不追写到案件记录中，而作为另外的追加记录</w:t>
+            </w:r>
+            <w:r>
+              <w:rPr>
+                <w:rFonts w:ascii="Consolas" w:eastAsia="Microsoft YaHei" w:hAnsi="Consolas"/>
+                <w:b w:val="false"/>
+                <w:bCs w:val="false"/>
+                <w:sz w:val="18"/>
+                <w:szCs w:val="18"/>
+              </w:rPr>
+              <w:t xml:space="preserve">status/&lt;终端编号&gt;.jsonl</w:t>
+            </w:r>
+            <w:r>
+              <w:rPr>
+                <w:rFonts w:ascii="Microsoft YaHei" w:eastAsia="Microsoft YaHei" w:hAnsi="Microsoft YaHei"/>
+                <w:b w:val="false"/>
+                <w:bCs w:val="false"/>
+                <w:sz w:val="18"/>
+                <w:szCs w:val="18"/>
+              </w:rPr>
+              <w:t xml:space="preserve">加入。3.2）（第1章 7“运行时的场景”）</w:t>
+            </w:r>
+          </w:p>
+        </w:tc>
+      </w:tr>
+      <w:tr>
+        <w:trPr>
+          <w:cantSplit/>
+          <w:tblHeader w:val="off"/>
+        </w:trPr>
+        <w:tc>
+          <w:tcPr>
+            <w:tcW w:type="dxa" w:w="873"/>
             <w:tcBorders>
               <w:top w:val="single" w:color="A6B8D0" w:sz="4"/>
               <w:left w:val="single" w:color="A6B8D0" w:sz="4"/>
@@ -4795,13 +3519,13 @@
                 <w:sz w:val="18"/>
                 <w:szCs w:val="18"/>
               </w:rPr>
-              <w:t xml:space="preserve">6</w:t>
-            </w:r>
-          </w:p>
-        </w:tc>
-        <w:tc>
-          <w:tcPr>
-            <w:tcW w:type="dxa" w:w="3872"/>
+              <w:t xml:space="preserve">（前）</w:t>
+            </w:r>
+          </w:p>
+        </w:tc>
+        <w:tc>
+          <w:tcPr>
+            <w:tcW w:type="dxa" w:w="4541"/>
             <w:tcBorders>
               <w:top w:val="single" w:color="A6B8D0" w:sz="4"/>
               <w:left w:val="single" w:color="A6B8D0" w:sz="4"/>
@@ -4829,13 +3553,73 @@
                 <w:sz w:val="18"/>
                 <w:szCs w:val="18"/>
               </w:rPr>
-              <w:t xml:space="preserve">按下“登记”（1个按钮）</w:t>
-            </w:r>
-          </w:p>
-        </w:tc>
-        <w:tc>
-          <w:tcPr>
-            <w:tcW w:type="dxa" w:w="5336"/>
+              <w:t xml:space="preserve">手动寻找转载时，从G-12“作品”的“以图片搜索”在默认浏览器中打开Google智能镜头（</w:t>
+            </w:r>
+            <w:r>
+              <w:rPr>
+                <w:rFonts w:ascii="Consolas" w:eastAsia="Microsoft YaHei" w:hAnsi="Consolas"/>
+                <w:b w:val="false"/>
+                <w:bCs w:val="false"/>
+                <w:sz w:val="18"/>
+                <w:szCs w:val="18"/>
+              </w:rPr>
+              <w:t xml:space="preserve">lens.google.com</w:t>
+            </w:r>
+            <w:r>
+              <w:rPr>
+                <w:rFonts w:ascii="Microsoft YaHei" w:eastAsia="Microsoft YaHei" w:hAnsi="Microsoft YaHei"/>
+                <w:b w:val="false"/>
+                <w:bCs w:val="false"/>
+                <w:sz w:val="18"/>
+                <w:szCs w:val="18"/>
+              </w:rPr>
+              <w:t xml:space="preserve">。</w:t>
+            </w:r>
+            <w:r>
+              <w:rPr>
+                <w:rFonts w:ascii="Consolas" w:eastAsia="Microsoft YaHei" w:hAnsi="Consolas"/>
+                <w:b w:val="false"/>
+                <w:bCs w:val="false"/>
+                <w:sz w:val="18"/>
+                <w:szCs w:val="18"/>
+              </w:rPr>
+              <w:t xml:space="preserve">uploadbyurl</w:t>
+            </w:r>
+            <w:r>
+              <w:rPr>
+                <w:rFonts w:ascii="Microsoft YaHei" w:eastAsia="Microsoft YaHei" w:hAnsi="Microsoft YaHei"/>
+                <w:b w:val="false"/>
+                <w:bCs w:val="false"/>
+                <w:sz w:val="18"/>
+                <w:szCs w:val="18"/>
+              </w:rPr>
+              <w:t xml:space="preserve">需要公开的URL，因此不使用）与TinEye（</w:t>
+            </w:r>
+            <w:r>
+              <w:rPr>
+                <w:rFonts w:ascii="Consolas" w:eastAsia="Microsoft YaHei" w:hAnsi="Consolas"/>
+                <w:b w:val="false"/>
+                <w:bCs w:val="false"/>
+                <w:sz w:val="18"/>
+                <w:szCs w:val="18"/>
+              </w:rPr>
+              <w:t xml:space="preserve">tineye.com/search</w:t>
+            </w:r>
+            <w:r>
+              <w:rPr>
+                <w:rFonts w:ascii="Microsoft YaHei" w:eastAsia="Microsoft YaHei" w:hAnsi="Microsoft YaHei"/>
+                <w:b w:val="false"/>
+                <w:bCs w:val="false"/>
+                <w:sz w:val="18"/>
+                <w:szCs w:val="18"/>
+              </w:rPr>
+              <w:t xml:space="preserve">）的页面，由使用者把导出的副本上传到页面</w:t>
+            </w:r>
+          </w:p>
+        </w:tc>
+        <w:tc>
+          <w:tcPr>
+            <w:tcW w:type="dxa" w:w="4224"/>
             <w:tcBorders>
               <w:top w:val="single" w:color="A6B8D0" w:sz="4"/>
               <w:left w:val="single" w:color="A6B8D0" w:sz="4"/>
@@ -4863,27 +3647,7 @@
                 <w:sz w:val="18"/>
                 <w:szCs w:val="18"/>
               </w:rPr>
-              <w:t xml:space="preserve">证据的保全（3），其次案件记录的制作与记录电子签名，其次保存到终端，其次可信时间戳（没有连接时事后附加。可信时间戳的应答不追写到案件记录中，而作为另外的追加记录</w:t>
-            </w:r>
-            <w:r>
-              <w:rPr>
-                <w:rFonts w:ascii="Consolas" w:eastAsia="Microsoft YaHei" w:hAnsi="Consolas"/>
-                <w:b w:val="false"/>
-                <w:bCs w:val="false"/>
-                <w:sz w:val="18"/>
-                <w:szCs w:val="18"/>
-              </w:rPr>
-              <w:t xml:space="preserve">status/&lt;序号&gt;.json</w:t>
-            </w:r>
-            <w:r>
-              <w:rPr>
-                <w:rFonts w:ascii="Microsoft YaHei" w:eastAsia="Microsoft YaHei" w:hAnsi="Microsoft YaHei"/>
-                <w:b w:val="false"/>
-                <w:bCs w:val="false"/>
-                <w:sz w:val="18"/>
-                <w:szCs w:val="18"/>
-              </w:rPr>
-              <w:t xml:space="preserve">加入。3.2）（第1章 7“运行时的场景”）</w:t>
+              <w:t xml:space="preserve">应用不发送照片，只打开页面并显示导出的位置。不自动巡查（第二阶段）（2026-10-01 NRSD的要求）</w:t>
             </w:r>
           </w:p>
         </w:tc>
@@ -4909,7 +3673,19 @@
         <w:rPr>
           <w:rFonts w:ascii="Microsoft YaHei" w:eastAsia="Microsoft YaHei" w:hAnsi="Microsoft YaHei"/>
         </w:rPr>
-        <w:t xml:space="preserve">1个按钮（R-6-1-1“能以一个按钮登记”）：只需URL与第6步即可登记，此时转载页面的记录（第4步）也默认取得。设计计划书10.2规定“在登记的同时证据被保全。使用者不需要知道什么是作为证据所必需的”，10.3要求在登记的时点留下“何时、在何处被公开（②）”的记录，因此页面的记录不依赖使用者的操作。第2步、第3步、第5步是任意的追加，省略时显示证据会变少的意旨。</w:t>
+        <w:t xml:space="preserve">第6步的处理（证据的保全、案件记录的制作与记录电子签名、保存到终端、可信时间戳），按步骤在</w:t>
+      </w:r>
+      <w:r>
+        <w:rPr>
+          <w:rFonts w:ascii="Consolas" w:eastAsia="Microsoft YaHei" w:hAnsi="Consolas"/>
+        </w:rPr>
+        <w:t xml:space="preserve">state/</w:t>
+      </w:r>
+      <w:r>
+        <w:rPr>
+          <w:rFonts w:ascii="Microsoft YaHei" w:eastAsia="Microsoft YaHei" w:hAnsi="Microsoft YaHei"/>
+        </w:rPr>
+        <w:t xml:space="preserve">（第8章 2.1“配置”）中放置已完成的标记，中途停止时在下次启动从记录的步骤继续（第1章 7.8“异常退出后的启动”）。</w:t>
       </w:r>
     </w:p>
     <w:p>
@@ -4927,7 +3703,43 @@
         <w:rPr>
           <w:rFonts w:ascii="Microsoft YaHei" w:eastAsia="Microsoft YaHei" w:hAnsi="Microsoft YaHei"/>
         </w:rPr>
+        <w:t xml:space="preserve">1个按钮（R-6-1-1）：只需URL与第6步即可登记，此时转载页面的记录（第4步）也默认取得。设计计划书10.2规定“在登记的同时证据被保全。使用者不需要知道什么是作为证据所必需的”，10.3要求在登记的时点留下“何时、在何处被公开（②）”的记录，因此页面的记录不依赖使用者的操作。第2步、第3步、第5步是任意的追加，省略时显示证据会变少的意旨。</w:t>
+      </w:r>
+    </w:p>
+    <w:p>
+      <w:pPr>
+        <w:pStyle w:val="ListParagraph"/>
+        <w:keepNext/>
+        <w:keepLines/>
+        <w:numPr>
+          <w:ilvl w:val="0"/>
+          <w:numId w:val="2"/>
+        </w:numPr>
+        <w:spacing w:after="20" w:before="20" w:line="300"/>
+      </w:pPr>
+      <w:r>
+        <w:rPr>
+          <w:rFonts w:ascii="Microsoft YaHei" w:eastAsia="Microsoft YaHei" w:hAnsi="Microsoft YaHei"/>
+        </w:rPr>
         <w:t xml:space="preserve">IP地址的权衡：获取时对方网站能看到使用者的IP地址（第13章 H-26“获取转载页面的记录时（登记的默认），对方网站能看到使用者的IP地址”）。默认取得，在登记之前显示会被看到，并且只对该次登记可以取消。取消的登记附加“无页面记录（②仅为屏幕图像）”的标记。</w:t>
+      </w:r>
+    </w:p>
+    <w:p>
+      <w:pPr>
+        <w:pStyle w:val="ListParagraph"/>
+        <w:keepNext/>
+        <w:keepLines/>
+        <w:numPr>
+          <w:ilvl w:val="0"/>
+          <w:numId w:val="2"/>
+        </w:numPr>
+        <w:spacing w:after="20" w:before="20" w:line="300"/>
+      </w:pPr>
+      <w:r>
+        <w:rPr>
+          <w:rFonts w:ascii="Microsoft YaHei" w:eastAsia="Microsoft YaHei" w:hAnsi="Microsoft YaHei"/>
+        </w:rPr>
+        <w:t xml:space="preserve">在终端中记录（R-6-1-3）：案件记录放在使用者的终端，以使用者的密钥附加记录电子签名。不影响其他使用者的记录。</w:t>
       </w:r>
     </w:p>
     <w:p>
@@ -4945,7 +3757,7 @@
         <w:rPr>
           <w:rFonts w:ascii="Microsoft YaHei" w:eastAsia="Microsoft YaHei" w:hAnsi="Microsoft YaHei"/>
         </w:rPr>
-        <w:t xml:space="preserve">在终端中记录（R-6-1-3“登记记录在使用者的终端内，不影响其他使用者的记录”）：案件记录放在使用者的终端，以使用者的密钥附加记录电子签名。不影响其他使用者的记录。</w:t>
+        <w:t xml:space="preserve">威胁T-13（信息泄露）：获取转载页面时，对方网站能看到使用者的IP地址。攻击者：转载网站的运营者。目标资产：使用者的所在。剩余的缺口：获取时可见（第13章 H-26“获取转载页面的记录时（登记的默认），对方网站能看到使用者的IP地址”）</w:t>
       </w:r>
     </w:p>
     <w:p>
@@ -4974,7 +3786,7 @@
         <w:rPr>
           <w:rFonts w:ascii="Microsoft YaHei" w:eastAsia="Microsoft YaHei" w:hAnsi="Microsoft YaHei"/>
         </w:rPr>
-        <w:t xml:space="preserve">HTTP GET（连接10秒、全体60秒截止，转向至5次，1个应答（页面、图片各自）至50MB。均为初始值。与第1章 4.2“与外部的交互”的表相同）。保存应答的正文、头部、最终的URL、获取的时刻（UTC）、应答服务器的IP地址。</w:t>
+        <w:t xml:space="preserve">HTTP GET（超时、大小、转向的上限依第1章 4.2“与外部的交互”的表）。保存应答的正文、头部、最终的URL、获取的时刻（UTC）、应答服务器的IP地址。</w:t>
       </w:r>
     </w:p>
     <w:p>
@@ -5016,7 +3828,19 @@
         <w:rPr>
           <w:rFonts w:ascii="Microsoft YaHei" w:eastAsia="Microsoft YaHei" w:hAnsi="Microsoft YaHei"/>
         </w:rPr>
-        <w:t xml:space="preserve">里较大的前5项，方法相同。不获取JavaScript、CSS、字体。</w:t>
+        <w:t xml:space="preserve">里较大的前5项，方法相同（HTML的解析用html5ever。相对URL以最终的URL解析，</w:t>
+      </w:r>
+      <w:r>
+        <w:rPr>
+          <w:rFonts w:ascii="Consolas" w:eastAsia="Microsoft YaHei" w:hAnsi="Consolas"/>
+        </w:rPr>
+        <w:t xml:space="preserve">srcset</w:t>
+      </w:r>
+      <w:r>
+        <w:rPr>
+          <w:rFonts w:ascii="Microsoft YaHei" w:eastAsia="Microsoft YaHei" w:hAnsi="Microsoft YaHei"/>
+        </w:rPr>
+        <w:t xml:space="preserve">取描述符最大的候选）。不获取JavaScript、CSS、字体。</w:t>
       </w:r>
     </w:p>
     <w:p>
@@ -5070,7 +3894,43 @@
         <w:rPr>
           <w:rFonts w:ascii="Microsoft YaHei" w:eastAsia="Microsoft YaHei" w:hAnsi="Microsoft YaHei"/>
         </w:rPr>
-        <w:t xml:space="preserve">请求的头部（DD-6-8“获取的请求不自报本系统之名”）：User-Agent与Accept-Language使用应用的界面组件（WebView）持有的值。不发送Cookie与Referer（不带入使用者浏览器的登录状态）。</w:t>
+        <w:t xml:space="preserve">请求的头部（DD-6-8“获取的请求不自报本系统之名”）依第1章 4.2“与外部的交互”的转载页面行。</w:t>
+      </w:r>
+    </w:p>
+    <w:p>
+      <w:pPr>
+        <w:pStyle w:val="ListParagraph"/>
+        <w:keepNext/>
+        <w:keepLines/>
+        <w:numPr>
+          <w:ilvl w:val="0"/>
+          <w:numId w:val="2"/>
+        </w:numPr>
+        <w:spacing w:after="20" w:before="20" w:line="300"/>
+      </w:pPr>
+      <w:r>
+        <w:rPr>
+          <w:rFonts w:ascii="Microsoft YaHei" w:eastAsia="Microsoft YaHei" w:hAnsi="Microsoft YaHei"/>
+        </w:rPr>
+        <w:t xml:space="preserve">获取前的告知（第1章 4.2“与外部的交互”）：显示对方网站能看到使用者的IP地址，以及介意时可以使用VPN（Berkeley Protocol第101段）。本系统不提供VPN。</w:t>
+      </w:r>
+    </w:p>
+    <w:p>
+      <w:pPr>
+        <w:pStyle w:val="ListParagraph"/>
+        <w:keepNext/>
+        <w:keepLines/>
+        <w:numPr>
+          <w:ilvl w:val="0"/>
+          <w:numId w:val="2"/>
+        </w:numPr>
+        <w:spacing w:after="20" w:before="20" w:line="300"/>
+      </w:pPr>
+      <w:r>
+        <w:rPr>
+          <w:rFonts w:ascii="Microsoft YaHei" w:eastAsia="Microsoft YaHei" w:hAnsi="Microsoft YaHei"/>
+        </w:rPr>
+        <w:t xml:space="preserve">威胁T-9（权限提升）：获取转载页面时接触恶意内容。攻击者：恶意网站。目标资产：使用者的终端。剩余的缺口：在使用者自己的浏览器中的浏览</w:t>
       </w:r>
     </w:p>
     <w:p>
@@ -5088,7 +3948,7 @@
         <w:rPr>
           <w:rFonts w:ascii="Microsoft YaHei" w:eastAsia="Microsoft YaHei" w:hAnsi="Microsoft YaHei"/>
         </w:rPr>
-        <w:t xml:space="preserve">获取前的告知（第1章 4.2“与外部的交互”）：显示对方网站能看到使用者的IP地址，以及介意时可以使用VPN（Berkeley Protocol第101段）。本系统不提供VPN。</w:t>
+        <w:t xml:space="preserve">威胁T-21（信息泄露）：从转载页面的获取请求中，转载者得知正在收集证据。攻击者：转载页面的运营者。目标资产：案件（证据保全）。剩余的缺口：对方能看到IP地址（H-26“获取转载页面的记录时（登记的默认），对方网站能看到使用者的IP地址”）</w:t>
       </w:r>
     </w:p>
     <w:p>
@@ -5099,7 +3959,7 @@
         <w:rPr>
           <w:rFonts w:ascii="Microsoft YaHei" w:eastAsia="Microsoft YaHei" w:hAnsi="Microsoft YaHei"/>
         </w:rPr>
-        <w:t xml:space="preserve">2.2.1 以WARC保存</w:t>
+        <w:t xml:space="preserve">2.2.1 以WARC与WACZ保存</w:t>
       </w:r>
     </w:p>
     <w:p>
@@ -5129,7 +3989,325 @@
         <w:rPr>
           <w:rFonts w:ascii="Microsoft YaHei" w:eastAsia="Microsoft YaHei" w:hAnsi="Microsoft YaHei"/>
         </w:rPr>
-        <w:t xml:space="preserve">）。记录的种类为warcinfo（获取的工具及其版本）、request（发送的请求）、response（收到的应答）、metadata（获取的时刻、最终的URL、应答服务器的IP地址、TLS证书的主体与发行者）（ISO 28500的记录种类）。</w:t>
+        <w:t xml:space="preserve">。WARC/1.1）。记录的种类为warcinfo（</w:t>
+      </w:r>
+      <w:r>
+        <w:rPr>
+          <w:rFonts w:ascii="Consolas" w:eastAsia="Microsoft YaHei" w:hAnsi="Consolas"/>
+        </w:rPr>
+        <w:t xml:space="preserve">software</w:t>
+      </w:r>
+      <w:r>
+        <w:rPr>
+          <w:rFonts w:ascii="Microsoft YaHei" w:eastAsia="Microsoft YaHei" w:hAnsi="Microsoft YaHei"/>
+        </w:rPr>
+        <w:t xml:space="preserve">、</w:t>
+      </w:r>
+      <w:r>
+        <w:rPr>
+          <w:rFonts w:ascii="Consolas" w:eastAsia="Microsoft YaHei" w:hAnsi="Consolas"/>
+        </w:rPr>
+        <w:t xml:space="preserve">format</w:t>
+      </w:r>
+      <w:r>
+        <w:rPr>
+          <w:rFonts w:ascii="Microsoft YaHei" w:eastAsia="Microsoft YaHei" w:hAnsi="Microsoft YaHei"/>
+        </w:rPr>
+        <w:t xml:space="preserve">、获取的工具及其版本）、request（发送的请求。有转向时为各段的请求）、response（收到的应答。转向各段的应答与最终的应答）、metadata（获取的时刻、最终的URL、应答服务器的IP地址、TLS证书的主体与发行者），各记录持有</w:t>
+      </w:r>
+      <w:r>
+        <w:rPr>
+          <w:rFonts w:ascii="Consolas" w:eastAsia="Microsoft YaHei" w:hAnsi="Consolas"/>
+        </w:rPr>
+        <w:t xml:space="preserve">WARC-Record-ID</w:t>
+      </w:r>
+      <w:r>
+        <w:rPr>
+          <w:rFonts w:ascii="Microsoft YaHei" w:eastAsia="Microsoft YaHei" w:hAnsi="Microsoft YaHei"/>
+        </w:rPr>
+        <w:t xml:space="preserve">（</w:t>
+      </w:r>
+      <w:r>
+        <w:rPr>
+          <w:rFonts w:ascii="Consolas" w:eastAsia="Microsoft YaHei" w:hAnsi="Consolas"/>
+        </w:rPr>
+        <w:t xml:space="preserve">urn:uuid:</w:t>
+      </w:r>
+      <w:r>
+        <w:rPr>
+          <w:rFonts w:ascii="Microsoft YaHei" w:eastAsia="Microsoft YaHei" w:hAnsi="Microsoft YaHei"/>
+        </w:rPr>
+        <w:t xml:space="preserve">）、</w:t>
+      </w:r>
+      <w:r>
+        <w:rPr>
+          <w:rFonts w:ascii="Consolas" w:eastAsia="Microsoft YaHei" w:hAnsi="Consolas"/>
+        </w:rPr>
+        <w:t xml:space="preserve">WARC-Target-URI</w:t>
+      </w:r>
+      <w:r>
+        <w:rPr>
+          <w:rFonts w:ascii="Microsoft YaHei" w:eastAsia="Microsoft YaHei" w:hAnsi="Microsoft YaHei"/>
+        </w:rPr>
+        <w:t xml:space="preserve">、</w:t>
+      </w:r>
+      <w:r>
+        <w:rPr>
+          <w:rFonts w:ascii="Consolas" w:eastAsia="Microsoft YaHei" w:hAnsi="Consolas"/>
+        </w:rPr>
+        <w:t xml:space="preserve">WARC-Date</w:t>
+      </w:r>
+      <w:r>
+        <w:rPr>
+          <w:rFonts w:ascii="Microsoft YaHei" w:eastAsia="Microsoft YaHei" w:hAnsi="Microsoft YaHei"/>
+        </w:rPr>
+        <w:t xml:space="preserve">、</w:t>
+      </w:r>
+      <w:r>
+        <w:rPr>
+          <w:rFonts w:ascii="Consolas" w:eastAsia="Microsoft YaHei" w:hAnsi="Consolas"/>
+        </w:rPr>
+        <w:t xml:space="preserve">WARC-Block-Digest</w:t>
+      </w:r>
+      <w:r>
+        <w:rPr>
+          <w:rFonts w:ascii="Microsoft YaHei" w:eastAsia="Microsoft YaHei" w:hAnsi="Microsoft YaHei"/>
+        </w:rPr>
+        <w:t xml:space="preserve">（sha256）（ISO 28500:2017的记录种类与必须的头部）。扩展制作的DOM副本（不是HTTP的应答）作为resource记录放入。WACZ的</w:t>
+      </w:r>
+      <w:r>
+        <w:rPr>
+          <w:rFonts w:ascii="Consolas" w:eastAsia="Microsoft YaHei" w:hAnsi="Consolas"/>
+        </w:rPr>
+        <w:t xml:space="preserve">datapackage.json</w:t>
+      </w:r>
+      <w:r>
+        <w:rPr>
+          <w:rFonts w:ascii="Microsoft YaHei" w:eastAsia="Microsoft YaHei" w:hAnsi="Microsoft YaHei"/>
+        </w:rPr>
+        <w:t xml:space="preserve">持有</w:t>
+      </w:r>
+      <w:r>
+        <w:rPr>
+          <w:rFonts w:ascii="Consolas" w:eastAsia="Microsoft YaHei" w:hAnsi="Consolas"/>
+        </w:rPr>
+        <w:t xml:space="preserve">wacz_version</w:t>
+      </w:r>
+      <w:r>
+        <w:rPr>
+          <w:rFonts w:ascii="Microsoft YaHei" w:eastAsia="Microsoft YaHei" w:hAnsi="Microsoft YaHei"/>
+        </w:rPr>
+        <w:t xml:space="preserve"> 1.1.1、</w:t>
+      </w:r>
+      <w:r>
+        <w:rPr>
+          <w:rFonts w:ascii="Consolas" w:eastAsia="Microsoft YaHei" w:hAnsi="Consolas"/>
+        </w:rPr>
+        <w:t xml:space="preserve">created</w:t>
+      </w:r>
+      <w:r>
+        <w:rPr>
+          <w:rFonts w:ascii="Microsoft YaHei" w:eastAsia="Microsoft YaHei" w:hAnsi="Microsoft YaHei"/>
+        </w:rPr>
+        <w:t xml:space="preserve">、</w:t>
+      </w:r>
+      <w:r>
+        <w:rPr>
+          <w:rFonts w:ascii="Consolas" w:eastAsia="Microsoft YaHei" w:hAnsi="Consolas"/>
+        </w:rPr>
+        <w:t xml:space="preserve">software</w:t>
+      </w:r>
+      <w:r>
+        <w:rPr>
+          <w:rFonts w:ascii="Microsoft YaHei" w:eastAsia="Microsoft YaHei" w:hAnsi="Microsoft YaHei"/>
+        </w:rPr>
+        <w:t xml:space="preserve">、</w:t>
+      </w:r>
+      <w:r>
+        <w:rPr>
+          <w:rFonts w:ascii="Consolas" w:eastAsia="Microsoft YaHei" w:hAnsi="Consolas"/>
+        </w:rPr>
+        <w:t xml:space="preserve">resources</w:t>
+      </w:r>
+      <w:r>
+        <w:rPr>
+          <w:rFonts w:ascii="Microsoft YaHei" w:eastAsia="Microsoft YaHei" w:hAnsi="Microsoft YaHei"/>
+        </w:rPr>
+        <w:t xml:space="preserve">（各文件的sha256）。</w:t>
+      </w:r>
+    </w:p>
+    <w:p>
+      <w:pPr>
+        <w:pStyle w:val="ListParagraph"/>
+        <w:keepNext/>
+        <w:keepLines/>
+        <w:numPr>
+          <w:ilvl w:val="0"/>
+          <w:numId w:val="2"/>
+        </w:numPr>
+        <w:spacing w:after="20" w:before="20" w:line="300"/>
+      </w:pPr>
+      <w:r>
+        <w:rPr>
+          <w:rFonts w:ascii="Microsoft YaHei" w:eastAsia="Microsoft YaHei" w:hAnsi="Microsoft YaHei"/>
+        </w:rPr>
+        <w:t xml:space="preserve">WARC包在WACZ（Webrecorder的Web Archive Collection Zipped。美国国会图书馆格式登记fdd000586。把WARC、索引、</w:t>
+      </w:r>
+      <w:r>
+        <w:rPr>
+          <w:rFonts w:ascii="Consolas" w:eastAsia="Microsoft YaHei" w:hAnsi="Consolas"/>
+        </w:rPr>
+        <w:t xml:space="preserve">pages.jsonl</w:t>
+      </w:r>
+      <w:r>
+        <w:rPr>
+          <w:rFonts w:ascii="Microsoft YaHei" w:eastAsia="Microsoft YaHei" w:hAnsi="Microsoft YaHei"/>
+        </w:rPr>
+        <w:t xml:space="preserve">、屏幕图像放入一个ZIP）中，以WACZ Signing and Verification 0.1.0的形式在</w:t>
+      </w:r>
+      <w:r>
+        <w:rPr>
+          <w:rFonts w:ascii="Consolas" w:eastAsia="Microsoft YaHei" w:hAnsi="Consolas"/>
+        </w:rPr>
+        <w:t xml:space="preserve">datapackage-digest.json</w:t>
+      </w:r>
+      <w:r>
+        <w:rPr>
+          <w:rFonts w:ascii="Microsoft YaHei" w:eastAsia="Microsoft YaHei" w:hAnsi="Microsoft YaHei"/>
+        </w:rPr>
+        <w:t xml:space="preserve">中放入使用者签名用证书的签名与RFC 3161的可信时间戳。任何人都能以Webrecorder（py-wacz、ReplayWeb.page）与Starling Lab的工具验证。浏览器扩展（2.2.2）的输出也为同一WACZ（2026-10-01 NRSD的要求）。</w:t>
+      </w:r>
+    </w:p>
+    <w:p>
+      <w:pPr>
+        <w:pStyle w:val="ListParagraph"/>
+        <w:keepNext/>
+        <w:keepLines/>
+        <w:numPr>
+          <w:ilvl w:val="0"/>
+          <w:numId w:val="2"/>
+        </w:numPr>
+        <w:spacing w:after="20" w:before="20" w:line="300"/>
+      </w:pPr>
+      <w:r>
+        <w:rPr>
+          <w:rFonts w:ascii="Microsoft YaHei" w:eastAsia="Microsoft YaHei" w:hAnsi="Microsoft YaHei"/>
+        </w:rPr>
+        <w:t xml:space="preserve">扩展输出的签名：扩展不持有密钥，故只在</w:t>
+      </w:r>
+      <w:r>
+        <w:rPr>
+          <w:rFonts w:ascii="Consolas" w:eastAsia="Microsoft YaHei" w:hAnsi="Consolas"/>
+        </w:rPr>
+        <w:t xml:space="preserve">datapackage-digest.json</w:t>
+      </w:r>
+      <w:r>
+        <w:rPr>
+          <w:rFonts w:ascii="Microsoft YaHei" w:eastAsia="Microsoft YaHei" w:hAnsi="Microsoft YaHei"/>
+        </w:rPr>
+        <w:t xml:space="preserve">中写入哈希（WACZ Signing 0.1.0的</w:t>
+      </w:r>
+      <w:r>
+        <w:rPr>
+          <w:rFonts w:ascii="Consolas" w:eastAsia="Microsoft YaHei" w:hAnsi="Consolas"/>
+        </w:rPr>
+        <w:t xml:space="preserve">signedData</w:t>
+      </w:r>
+      <w:r>
+        <w:rPr>
+          <w:rFonts w:ascii="Microsoft YaHei" w:eastAsia="Microsoft YaHei" w:hAnsi="Microsoft YaHei"/>
+        </w:rPr>
+        <w:t xml:space="preserve">留空）。应用在导入时确认哈希，以使用者的签名用证书附上anonymous signature（</w:t>
+      </w:r>
+      <w:r>
+        <w:rPr>
+          <w:rFonts w:ascii="Consolas" w:eastAsia="Microsoft YaHei" w:hAnsi="Consolas"/>
+        </w:rPr>
+        <w:t xml:space="preserve">hash</w:t>
+      </w:r>
+      <w:r>
+        <w:rPr>
+          <w:rFonts w:ascii="Microsoft YaHei" w:eastAsia="Microsoft YaHei" w:hAnsi="Microsoft YaHei"/>
+        </w:rPr>
+        <w:t xml:space="preserve">、</w:t>
+      </w:r>
+      <w:r>
+        <w:rPr>
+          <w:rFonts w:ascii="Consolas" w:eastAsia="Microsoft YaHei" w:hAnsi="Consolas"/>
+        </w:rPr>
+        <w:t xml:space="preserve">created</w:t>
+      </w:r>
+      <w:r>
+        <w:rPr>
+          <w:rFonts w:ascii="Microsoft YaHei" w:eastAsia="Microsoft YaHei" w:hAnsi="Microsoft YaHei"/>
+        </w:rPr>
+        <w:t xml:space="preserve">、</w:t>
+      </w:r>
+      <w:r>
+        <w:rPr>
+          <w:rFonts w:ascii="Consolas" w:eastAsia="Microsoft YaHei" w:hAnsi="Consolas"/>
+        </w:rPr>
+        <w:t xml:space="preserve">software</w:t>
+      </w:r>
+      <w:r>
+        <w:rPr>
+          <w:rFonts w:ascii="Microsoft YaHei" w:eastAsia="Microsoft YaHei" w:hAnsi="Microsoft YaHei"/>
+        </w:rPr>
+        <w:t xml:space="preserve">、</w:t>
+      </w:r>
+      <w:r>
+        <w:rPr>
+          <w:rFonts w:ascii="Consolas" w:eastAsia="Microsoft YaHei" w:hAnsi="Consolas"/>
+        </w:rPr>
+        <w:t xml:space="preserve">signature</w:t>
+      </w:r>
+      <w:r>
+        <w:rPr>
+          <w:rFonts w:ascii="Microsoft YaHei" w:eastAsia="Microsoft YaHei" w:hAnsi="Microsoft YaHei"/>
+        </w:rPr>
+        <w:t xml:space="preserve">、</w:t>
+      </w:r>
+      <w:r>
+        <w:rPr>
+          <w:rFonts w:ascii="Consolas" w:eastAsia="Microsoft YaHei" w:hAnsi="Consolas"/>
+        </w:rPr>
+        <w:t xml:space="preserve">publicKey</w:t>
+      </w:r>
+      <w:r>
+        <w:rPr>
+          <w:rFonts w:ascii="Microsoft YaHei" w:eastAsia="Microsoft YaHei" w:hAnsi="Microsoft YaHei"/>
+        </w:rPr>
+        <w:t xml:space="preserve">），并把RFC 3161的时间戳放入</w:t>
+      </w:r>
+      <w:r>
+        <w:rPr>
+          <w:rFonts w:ascii="Consolas" w:eastAsia="Microsoft YaHei" w:hAnsi="Consolas"/>
+        </w:rPr>
+        <w:t xml:space="preserve">timeSignature</w:t>
+      </w:r>
+      <w:r>
+        <w:rPr>
+          <w:rFonts w:ascii="Microsoft YaHei" w:eastAsia="Microsoft YaHei" w:hAnsi="Microsoft YaHei"/>
+        </w:rPr>
+        <w:t xml:space="preserve">。签名的含义为“应用收到时的内容即此”。与规范中archiving tool的签名相同形式。</w:t>
+      </w:r>
+    </w:p>
+    <w:p>
+      <w:pPr>
+        <w:pStyle w:val="ListParagraph"/>
+        <w:keepNext/>
+        <w:keepLines/>
+        <w:numPr>
+          <w:ilvl w:val="0"/>
+          <w:numId w:val="2"/>
+        </w:numPr>
+        <w:spacing w:after="20" w:before="20" w:line="300"/>
+      </w:pPr>
+      <w:r>
+        <w:rPr>
+          <w:rFonts w:ascii="Microsoft YaHei" w:eastAsia="Microsoft YaHei" w:hAnsi="Microsoft YaHei"/>
+        </w:rPr>
+        <w:t xml:space="preserve">RDAP查询的记录也加入同一WARC（5）。</w:t>
       </w:r>
     </w:p>
     <w:p>
@@ -5189,7 +4367,31 @@
         <w:rPr>
           <w:rFonts w:ascii="Microsoft YaHei" w:eastAsia="Microsoft YaHei" w:hAnsi="Microsoft YaHei"/>
         </w:rPr>
-        <w:t xml:space="preserve">  1. 以浏览器的“整页屏幕记录”功能截取（Firefox为截图功能的“保存整个页面”，Chrome为开发者工具的“截取全尺寸屏幕截图”）。</w:t>
+        <w:t xml:space="preserve">  1. 以浏览器的“整页屏幕记录”功能截取（Firefox为截图功能的“保存整个页面”，Chrome为开发者工具的“截取全尺寸屏幕截图”）。扩展截取整页，在Firefox上以</w:t>
+      </w:r>
+      <w:r>
+        <w:rPr>
+          <w:rFonts w:ascii="Consolas" w:eastAsia="Microsoft YaHei" w:hAnsi="Consolas"/>
+        </w:rPr>
+        <w:t xml:space="preserve">tabs.captureTab</w:t>
+      </w:r>
+      <w:r>
+        <w:rPr>
+          <w:rFonts w:ascii="Microsoft YaHei" w:eastAsia="Microsoft YaHei" w:hAnsi="Microsoft YaHei"/>
+        </w:rPr>
+        <w:t xml:space="preserve">的整体，在Chrome系上以边滚动屏幕边拼接的方法（与GoFullPage等全屏扩展相同。不使用</w:t>
+      </w:r>
+      <w:r>
+        <w:rPr>
+          <w:rFonts w:ascii="Consolas" w:eastAsia="Microsoft YaHei" w:hAnsi="Consolas"/>
+        </w:rPr>
+        <w:t xml:space="preserve">debugger</w:t>
+      </w:r>
+      <w:r>
+        <w:rPr>
+          <w:rFonts w:ascii="Microsoft YaHei" w:eastAsia="Microsoft YaHei" w:hAnsi="Microsoft YaHei"/>
+        </w:rPr>
+        <w:t xml:space="preserve">权限）截取。</w:t>
       </w:r>
     </w:p>
     <w:p>
@@ -5216,6 +4418,24 @@
           <w:rFonts w:ascii="Microsoft YaHei" w:eastAsia="Microsoft YaHei" w:hAnsi="Microsoft YaHei"/>
         </w:rPr>
         <w:t xml:space="preserve">  3. 需要登录的页面，在登录的状态下截取。</w:t>
+      </w:r>
+    </w:p>
+    <w:p>
+      <w:pPr>
+        <w:pStyle w:val="ListParagraph"/>
+        <w:keepNext/>
+        <w:keepLines/>
+        <w:numPr>
+          <w:ilvl w:val="0"/>
+          <w:numId w:val="2"/>
+        </w:numPr>
+        <w:spacing w:after="20" w:before="20" w:line="300"/>
+      </w:pPr>
+      <w:r>
+        <w:rPr>
+          <w:rFonts w:ascii="Microsoft YaHei" w:eastAsia="Microsoft YaHei" w:hAnsi="Microsoft YaHei"/>
+        </w:rPr>
+        <w:t xml:space="preserve">应用读取所导入屏幕图像的截取日期时间。浏览器的整页屏幕记录多为PNG，没有截取的日期时间，这种情况下使用文件的更新日期时间，并区别记录为“文件的日期时间（不是截取日期时间的记录）”。任一方与登记的日期时间相差很大（24小时以上。初始值）时要求确认。日期时间不明时记录为“无日期时间”。</w:t>
       </w:r>
     </w:p>
     <w:p>
@@ -5233,7 +4453,265 @@
         <w:rPr>
           <w:rFonts w:ascii="Microsoft YaHei" w:eastAsia="Microsoft YaHei" w:hAnsi="Microsoft YaHei"/>
         </w:rPr>
-        <w:t xml:space="preserve">应用读取所导入屏幕图像的截取日期时间。浏览器的整页屏幕记录多为PNG，没有截取的日期时间，这种情况下使用文件的更新日期时间，并区别记录为“文件的日期时间（不是截取日期时间的记录）”。任一方与登记的日期时间相差很大（24小时以上。初始值）时要求确认。日期时间不明时记录为“无日期时间”。</w:t>
+        <w:t xml:space="preserve">浏览器扩展“留存证据”（Chrome系与Firefox。放在公开的扩展商店，源代码在公开仓库的</w:t>
+      </w:r>
+      <w:r>
+        <w:rPr>
+          <w:rFonts w:ascii="Consolas" w:eastAsia="Microsoft YaHei" w:hAnsi="Consolas"/>
+        </w:rPr>
+        <w:t xml:space="preserve">extension/</w:t>
+      </w:r>
+      <w:r>
+        <w:rPr>
+          <w:rFonts w:ascii="Microsoft YaHei" w:eastAsia="Microsoft YaHei" w:hAnsi="Microsoft YaHei"/>
+        </w:rPr>
+        <w:t xml:space="preserve">。第9章 2）：与SingleFile同样一键把该页面的URL、日期时间、整页的屏幕图像、显示中的HTML与图片，在扩展内附上各哈希汇总为一个WACZ文件（</w:t>
+      </w:r>
+      <w:r>
+        <w:rPr>
+          <w:rFonts w:ascii="Consolas" w:eastAsia="Microsoft YaHei" w:hAnsi="Consolas"/>
+        </w:rPr>
+        <w:t xml:space="preserve">.wacz</w:t>
+      </w:r>
+      <w:r>
+        <w:rPr>
+          <w:rFonts w:ascii="Microsoft YaHei" w:eastAsia="Microsoft YaHei" w:hAnsi="Microsoft YaHei"/>
+        </w:rPr>
+        <w:t xml:space="preserve">。与2.2.1相同的形式），以浏览器的下载API保存，并把其位置通过向操作系统注册的URL方案（</w:t>
+      </w:r>
+      <w:r>
+        <w:rPr>
+          <w:rFonts w:ascii="Consolas" w:eastAsia="Microsoft YaHei" w:hAnsi="Consolas"/>
+        </w:rPr>
+        <w:t xml:space="preserve">c2pa4cosplayer://import?path=…</w:t>
+      </w:r>
+      <w:r>
+        <w:rPr>
+          <w:rFonts w:ascii="Microsoft YaHei" w:eastAsia="Microsoft YaHei" w:hAnsi="Microsoft YaHei"/>
+        </w:rPr>
+        <w:t xml:space="preserve">）交给应用（应用未启动时由操作系统启动。接收的位置仅限使用者的Downloads或监视文件夹之下，其他位置或含</w:t>
+      </w:r>
+      <w:r>
+        <w:rPr>
+          <w:rFonts w:ascii="Consolas" w:eastAsia="Microsoft YaHei" w:hAnsi="Consolas"/>
+        </w:rPr>
+        <w:t xml:space="preserve">..</w:t>
+      </w:r>
+      <w:r>
+        <w:rPr>
+          <w:rFonts w:ascii="Microsoft YaHei" w:eastAsia="Microsoft YaHei" w:hAnsi="Microsoft YaHei"/>
+        </w:rPr>
+        <w:t xml:space="preserve">的位置不导入，让使用者选择文件。为防止传不过去，也持有对使用者所选保存文件夹的监视）。需要登录的页面也能在使用者浏览器的登录状态下原样留下本人的画面。导入的上限为ZIP中的文件200个、解压后400MB（在证据1件的上限之内），名称中不含</w:t>
+      </w:r>
+      <w:r>
+        <w:rPr>
+          <w:rFonts w:ascii="Consolas" w:eastAsia="Microsoft YaHei" w:hAnsi="Consolas"/>
+        </w:rPr>
+        <w:t xml:space="preserve">..</w:t>
+      </w:r>
+      <w:r>
+        <w:rPr>
+          <w:rFonts w:ascii="Microsoft YaHei" w:eastAsia="Microsoft YaHei" w:hAnsi="Microsoft YaHei"/>
+        </w:rPr>
+        <w:t xml:space="preserve">。扩展不自报本系统之名，不向网站发送任何内容。扩展的manifest为MV3，权限仅为</w:t>
+      </w:r>
+      <w:r>
+        <w:rPr>
+          <w:rFonts w:ascii="Consolas" w:eastAsia="Microsoft YaHei" w:hAnsi="Consolas"/>
+        </w:rPr>
+        <w:t xml:space="preserve">activeTab</w:t>
+      </w:r>
+      <w:r>
+        <w:rPr>
+          <w:rFonts w:ascii="Microsoft YaHei" w:eastAsia="Microsoft YaHei" w:hAnsi="Microsoft YaHei"/>
+        </w:rPr>
+        <w:t xml:space="preserve">、</w:t>
+      </w:r>
+      <w:r>
+        <w:rPr>
+          <w:rFonts w:ascii="Consolas" w:eastAsia="Microsoft YaHei" w:hAnsi="Consolas"/>
+        </w:rPr>
+        <w:t xml:space="preserve">scripting</w:t>
+      </w:r>
+      <w:r>
+        <w:rPr>
+          <w:rFonts w:ascii="Microsoft YaHei" w:eastAsia="Microsoft YaHei" w:hAnsi="Microsoft YaHei"/>
+        </w:rPr>
+        <w:t xml:space="preserve">、</w:t>
+      </w:r>
+      <w:r>
+        <w:rPr>
+          <w:rFonts w:ascii="Consolas" w:eastAsia="Microsoft YaHei" w:hAnsi="Consolas"/>
+        </w:rPr>
+        <w:t xml:space="preserve">downloads</w:t>
+      </w:r>
+      <w:r>
+        <w:rPr>
+          <w:rFonts w:ascii="Microsoft YaHei" w:eastAsia="Microsoft YaHei" w:hAnsi="Microsoft YaHei"/>
+        </w:rPr>
+        <w:t xml:space="preserve">（不持有</w:t>
+      </w:r>
+      <w:r>
+        <w:rPr>
+          <w:rFonts w:ascii="Consolas" w:eastAsia="Microsoft YaHei" w:hAnsi="Consolas"/>
+        </w:rPr>
+        <w:t xml:space="preserve">host_permissions</w:t>
+      </w:r>
+      <w:r>
+        <w:rPr>
+          <w:rFonts w:ascii="Microsoft YaHei" w:eastAsia="Microsoft YaHei" w:hAnsi="Microsoft YaHei"/>
+        </w:rPr>
+        <w:t xml:space="preserve">与</w:t>
+      </w:r>
+      <w:r>
+        <w:rPr>
+          <w:rFonts w:ascii="Consolas" w:eastAsia="Microsoft YaHei" w:hAnsi="Consolas"/>
+        </w:rPr>
+        <w:t xml:space="preserve">storage</w:t>
+      </w:r>
+      <w:r>
+        <w:rPr>
+          <w:rFonts w:ascii="Microsoft YaHei" w:eastAsia="Microsoft YaHei" w:hAnsi="Microsoft YaHei"/>
+        </w:rPr>
+        <w:t xml:space="preserve">。Firefox也为同一manifest）。扩展与应用的兼容以</w:t>
+      </w:r>
+      <w:r>
+        <w:rPr>
+          <w:rFonts w:ascii="Consolas" w:eastAsia="Microsoft YaHei" w:hAnsi="Consolas"/>
+        </w:rPr>
+        <w:t xml:space="preserve">dev/compat.yaml</w:t>
+      </w:r>
+      <w:r>
+        <w:rPr>
+          <w:rFonts w:ascii="Microsoft YaHei" w:eastAsia="Microsoft YaHei" w:hAnsi="Microsoft YaHei"/>
+        </w:rPr>
+        <w:t xml:space="preserve">（一行为扩展的版本、接受的应用最低版本、</w:t>
+      </w:r>
+      <w:r>
+        <w:rPr>
+          <w:rFonts w:ascii="Consolas" w:eastAsia="Microsoft YaHei" w:hAnsi="Consolas"/>
+        </w:rPr>
+        <w:t xml:space="preserve">wacz_version</w:t>
+      </w:r>
+      <w:r>
+        <w:rPr>
+          <w:rFonts w:ascii="Microsoft YaHei" w:eastAsia="Microsoft YaHei" w:hAnsi="Microsoft YaHei"/>
+        </w:rPr>
+        <w:t xml:space="preserve">、</w:t>
+      </w:r>
+      <w:r>
+        <w:rPr>
+          <w:rFonts w:ascii="Consolas" w:eastAsia="Microsoft YaHei" w:hAnsi="Consolas"/>
+        </w:rPr>
+        <w:t xml:space="preserve">software</w:t>
+      </w:r>
+      <w:r>
+        <w:rPr>
+          <w:rFonts w:ascii="Microsoft YaHei" w:eastAsia="Microsoft YaHei" w:hAnsi="Microsoft YaHei"/>
+        </w:rPr>
+        <w:t xml:space="preserve">的主版本）持有，应用在导入时以此表拒绝过新的扩展的输出。应用一方的保存为与Perma.cc相同的WARC与PNG（2.2.1）。对没有扩展的使用者保留上述指引（2026-09-30 NRSD的要求）。</w:t>
+      </w:r>
+    </w:p>
+    <w:p>
+      <w:pPr>
+        <w:pStyle w:val="ListParagraph"/>
+        <w:keepNext w:val="false"/>
+        <w:keepLines/>
+        <w:numPr>
+          <w:ilvl w:val="0"/>
+          <w:numId w:val="2"/>
+        </w:numPr>
+        <w:spacing w:after="20" w:before="20" w:line="300"/>
+      </w:pPr>
+      <w:r>
+        <w:rPr>
+          <w:rFonts w:ascii="Microsoft YaHei" w:eastAsia="Microsoft YaHei" w:hAnsi="Microsoft YaHei"/>
+        </w:rPr>
+        <w:t xml:space="preserve">扩展的版本与应用未启动时：扩展在</w:t>
+      </w:r>
+      <w:r>
+        <w:rPr>
+          <w:rFonts w:ascii="Consolas" w:eastAsia="Microsoft YaHei" w:hAnsi="Consolas"/>
+        </w:rPr>
+        <w:t xml:space="preserve">datapackage.json</w:t>
+      </w:r>
+      <w:r>
+        <w:rPr>
+          <w:rFonts w:ascii="Microsoft YaHei" w:eastAsia="Microsoft YaHei" w:hAnsi="Microsoft YaHei"/>
+        </w:rPr>
+        <w:t xml:space="preserve">的</w:t>
+      </w:r>
+      <w:r>
+        <w:rPr>
+          <w:rFonts w:ascii="Consolas" w:eastAsia="Microsoft YaHei" w:hAnsi="Consolas"/>
+        </w:rPr>
+        <w:t xml:space="preserve">software</w:t>
+      </w:r>
+      <w:r>
+        <w:rPr>
+          <w:rFonts w:ascii="Microsoft YaHei" w:eastAsia="Microsoft YaHei" w:hAnsi="Microsoft YaHei"/>
+        </w:rPr>
+        <w:t xml:space="preserve">中写入</w:t>
+      </w:r>
+      <w:r>
+        <w:rPr>
+          <w:rFonts w:ascii="Consolas" w:eastAsia="Microsoft YaHei" w:hAnsi="Consolas"/>
+        </w:rPr>
+        <w:t xml:space="preserve">nrsd-capture/&lt;版本&gt;</w:t>
+      </w:r>
+      <w:r>
+        <w:rPr>
+          <w:rFonts w:ascii="Microsoft YaHei" w:eastAsia="Microsoft YaHei" w:hAnsi="Microsoft YaHei"/>
+        </w:rPr>
+        <w:t xml:space="preserve">与</w:t>
+      </w:r>
+      <w:r>
+        <w:rPr>
+          <w:rFonts w:ascii="Consolas" w:eastAsia="Microsoft YaHei" w:hAnsi="Consolas"/>
+        </w:rPr>
+        <w:t xml:space="preserve">wacz_version</w:t>
+      </w:r>
+      <w:r>
+        <w:rPr>
+          <w:rFonts w:ascii="Microsoft YaHei" w:eastAsia="Microsoft YaHei" w:hAnsi="Microsoft YaHei"/>
+        </w:rPr>
+        <w:t xml:space="preserve">。应用接受到自己知道的</w:t>
+      </w:r>
+      <w:r>
+        <w:rPr>
+          <w:rFonts w:ascii="Consolas" w:eastAsia="Microsoft YaHei" w:hAnsi="Consolas"/>
+        </w:rPr>
+        <w:t xml:space="preserve">wacz_version</w:t>
+      </w:r>
+      <w:r>
+        <w:rPr>
+          <w:rFonts w:ascii="Microsoft YaHei" w:eastAsia="Microsoft YaHei" w:hAnsi="Microsoft YaHei"/>
+        </w:rPr>
+        <w:t xml:space="preserve">与扩展的主版本为止，更新则提示“请更新应用”（与新记录格式相同处理）。URL方案（deep-link）由操作系统启动应用并传递（tauri-plugin-deep-link。Linux的AppImage在启动时以</w:t>
+      </w:r>
+      <w:r>
+        <w:rPr>
+          <w:rFonts w:ascii="Consolas" w:eastAsia="Microsoft YaHei" w:hAnsi="Consolas"/>
+        </w:rPr>
+        <w:t xml:space="preserve">register()</w:t>
+      </w:r>
+      <w:r>
+        <w:rPr>
+          <w:rFonts w:ascii="Microsoft YaHei" w:eastAsia="Microsoft YaHei" w:hAnsi="Microsoft YaHei"/>
+        </w:rPr>
+        <w:t xml:space="preserve">注册）。保存文件夹的监视仅在运行中，启动时拾取该文件夹中未导入的</w:t>
+      </w:r>
+      <w:r>
+        <w:rPr>
+          <w:rFonts w:ascii="Consolas" w:eastAsia="Microsoft YaHei" w:hAnsi="Consolas"/>
+        </w:rPr>
+        <w:t xml:space="preserve">.wacz</w:t>
+      </w:r>
+      <w:r>
+        <w:rPr>
+          <w:rFonts w:ascii="Microsoft YaHei" w:eastAsia="Microsoft YaHei" w:hAnsi="Microsoft YaHei"/>
+        </w:rPr>
+        <w:t xml:space="preserve">。</w:t>
       </w:r>
     </w:p>
     <w:p>
@@ -5831,8 +5309,8 @@
         </w:tblBorders>
       </w:tblPr>
       <w:tblGrid>
-        <w:gridCol w:w="1976"/>
-        <w:gridCol w:w="7662"/>
+        <w:gridCol w:w="1730"/>
+        <w:gridCol w:w="7908"/>
       </w:tblGrid>
       <w:tr>
         <w:trPr>
@@ -5841,7 +5319,7 @@
         </w:trPr>
         <w:tc>
           <w:tcPr>
-            <w:tcW w:type="dxa" w:w="1976"/>
+            <w:tcW w:type="dxa" w:w="1730"/>
             <w:tcBorders>
               <w:top w:val="single" w:color="A6B8D0" w:sz="4"/>
               <w:left w:val="single" w:color="A6B8D0" w:sz="4"/>
@@ -5876,7 +5354,7 @@
         </w:tc>
         <w:tc>
           <w:tcPr>
-            <w:tcW w:type="dxa" w:w="7662"/>
+            <w:tcW w:type="dxa" w:w="7908"/>
             <w:tcBorders>
               <w:top w:val="single" w:color="A6B8D0" w:sz="4"/>
               <w:left w:val="single" w:color="A6B8D0" w:sz="4"/>
@@ -5917,7 +5395,7 @@
         </w:trPr>
         <w:tc>
           <w:tcPr>
-            <w:tcW w:type="dxa" w:w="1976"/>
+            <w:tcW w:type="dxa" w:w="1730"/>
             <w:tcBorders>
               <w:top w:val="single" w:color="A6B8D0" w:sz="4"/>
               <w:left w:val="single" w:color="A6B8D0" w:sz="4"/>
@@ -5951,7 +5429,7 @@
         </w:tc>
         <w:tc>
           <w:tcPr>
-            <w:tcW w:type="dxa" w:w="7662"/>
+            <w:tcW w:type="dxa" w:w="7908"/>
             <w:tcBorders>
               <w:top w:val="single" w:color="A6B8D0" w:sz="4"/>
               <w:left w:val="single" w:color="A6B8D0" w:sz="4"/>
@@ -5991,7 +5469,7 @@
         </w:trPr>
         <w:tc>
           <w:tcPr>
-            <w:tcW w:type="dxa" w:w="1976"/>
+            <w:tcW w:type="dxa" w:w="1730"/>
             <w:tcBorders>
               <w:top w:val="single" w:color="A6B8D0" w:sz="4"/>
               <w:left w:val="single" w:color="A6B8D0" w:sz="4"/>
@@ -6025,7 +5503,7 @@
         </w:tc>
         <w:tc>
           <w:tcPr>
-            <w:tcW w:type="dxa" w:w="7662"/>
+            <w:tcW w:type="dxa" w:w="7908"/>
             <w:tcBorders>
               <w:top w:val="single" w:color="A6B8D0" w:sz="4"/>
               <w:left w:val="single" w:color="A6B8D0" w:sz="4"/>
@@ -6065,7 +5543,7 @@
         </w:trPr>
         <w:tc>
           <w:tcPr>
-            <w:tcW w:type="dxa" w:w="1976"/>
+            <w:tcW w:type="dxa" w:w="1730"/>
             <w:tcBorders>
               <w:top w:val="single" w:color="A6B8D0" w:sz="4"/>
               <w:left w:val="single" w:color="A6B8D0" w:sz="4"/>
@@ -6099,7 +5577,7 @@
         </w:tc>
         <w:tc>
           <w:tcPr>
-            <w:tcW w:type="dxa" w:w="7662"/>
+            <w:tcW w:type="dxa" w:w="7908"/>
             <w:tcBorders>
               <w:top w:val="single" w:color="A6B8D0" w:sz="4"/>
               <w:left w:val="single" w:color="A6B8D0" w:sz="4"/>
@@ -6157,7 +5635,7 @@
                 <w:sz w:val="18"/>
                 <w:szCs w:val="18"/>
               </w:rPr>
-              <w:t xml:space="preserve">为第二阶段预留（R-6-1-4“留有接受第二阶段登记的余地”）</w:t>
+              <w:t xml:space="preserve">为第二阶段预留（R-6-1-4）</w:t>
             </w:r>
           </w:p>
         </w:tc>
@@ -6169,69 +5647,69 @@
         </w:trPr>
         <w:tc>
           <w:tcPr>
-            <w:tcW w:type="dxa" w:w="1976"/>
-            <w:tcBorders>
-              <w:top w:val="single" w:color="A6B8D0" w:sz="4"/>
-              <w:left w:val="single" w:color="A6B8D0" w:sz="4"/>
-              <w:bottom w:val="single" w:color="A6B8D0" w:sz="4"/>
-              <w:right w:val="single" w:color="A6B8D0" w:sz="4"/>
-            </w:tcBorders>
-            <w:tcMar>
-              <w:top w:type="dxa" w:w="50"/>
-              <w:left w:type="dxa" w:w="90"/>
-              <w:bottom w:type="dxa" w:w="50"/>
-              <w:right w:type="dxa" w:w="90"/>
-            </w:tcMar>
-          </w:tcPr>
-          <w:p>
-            <w:pPr>
-              <w:keepNext/>
-              <w:keepLines/>
-              <w:spacing w:after="0" w:before="0" w:line="280"/>
-            </w:pPr>
-            <w:r>
-              <w:rPr>
-                <w:rFonts w:ascii="Microsoft YaHei" w:eastAsia="Microsoft YaHei" w:hAnsi="Microsoft YaHei"/>
-                <w:b w:val="false"/>
-                <w:bCs w:val="false"/>
-                <w:sz w:val="18"/>
-                <w:szCs w:val="18"/>
-              </w:rPr>
-              <w:t xml:space="preserve">url、final_url、platform</w:t>
-            </w:r>
-          </w:p>
-        </w:tc>
-        <w:tc>
-          <w:tcPr>
-            <w:tcW w:type="dxa" w:w="7662"/>
-            <w:tcBorders>
-              <w:top w:val="single" w:color="A6B8D0" w:sz="4"/>
-              <w:left w:val="single" w:color="A6B8D0" w:sz="4"/>
-              <w:bottom w:val="single" w:color="A6B8D0" w:sz="4"/>
-              <w:right w:val="single" w:color="A6B8D0" w:sz="4"/>
-            </w:tcBorders>
-            <w:tcMar>
-              <w:top w:type="dxa" w:w="50"/>
-              <w:left w:type="dxa" w:w="90"/>
-              <w:bottom w:type="dxa" w:w="50"/>
-              <w:right w:type="dxa" w:w="90"/>
-            </w:tcMar>
-          </w:tcPr>
-          <w:p>
-            <w:pPr>
-              <w:keepNext/>
-              <w:keepLines/>
-              <w:spacing w:after="0" w:before="0" w:line="280"/>
-            </w:pPr>
-            <w:r>
-              <w:rPr>
-                <w:rFonts w:ascii="Microsoft YaHei" w:eastAsia="Microsoft YaHei" w:hAnsi="Microsoft YaHei"/>
-                <w:b w:val="false"/>
-                <w:bCs w:val="false"/>
-                <w:sz w:val="18"/>
-                <w:szCs w:val="18"/>
-              </w:rPr>
-              <w:t xml:space="preserve">转载页面</w:t>
+            <w:tcW w:type="dxa" w:w="1730"/>
+            <w:tcBorders>
+              <w:top w:val="single" w:color="A6B8D0" w:sz="4"/>
+              <w:left w:val="single" w:color="A6B8D0" w:sz="4"/>
+              <w:bottom w:val="single" w:color="A6B8D0" w:sz="4"/>
+              <w:right w:val="single" w:color="A6B8D0" w:sz="4"/>
+            </w:tcBorders>
+            <w:tcMar>
+              <w:top w:type="dxa" w:w="50"/>
+              <w:left w:type="dxa" w:w="90"/>
+              <w:bottom w:type="dxa" w:w="50"/>
+              <w:right w:type="dxa" w:w="90"/>
+            </w:tcMar>
+          </w:tcPr>
+          <w:p>
+            <w:pPr>
+              <w:keepNext/>
+              <w:keepLines/>
+              <w:spacing w:after="0" w:before="0" w:line="280"/>
+            </w:pPr>
+            <w:r>
+              <w:rPr>
+                <w:rFonts w:ascii="Microsoft YaHei" w:eastAsia="Microsoft YaHei" w:hAnsi="Microsoft YaHei"/>
+                <w:b w:val="false"/>
+                <w:bCs w:val="false"/>
+                <w:sz w:val="18"/>
+                <w:szCs w:val="18"/>
+              </w:rPr>
+              <w:t xml:space="preserve">url、url_normalized、final_url、platform</w:t>
+            </w:r>
+          </w:p>
+        </w:tc>
+        <w:tc>
+          <w:tcPr>
+            <w:tcW w:type="dxa" w:w="7908"/>
+            <w:tcBorders>
+              <w:top w:val="single" w:color="A6B8D0" w:sz="4"/>
+              <w:left w:val="single" w:color="A6B8D0" w:sz="4"/>
+              <w:bottom w:val="single" w:color="A6B8D0" w:sz="4"/>
+              <w:right w:val="single" w:color="A6B8D0" w:sz="4"/>
+            </w:tcBorders>
+            <w:tcMar>
+              <w:top w:type="dxa" w:w="50"/>
+              <w:left w:type="dxa" w:w="90"/>
+              <w:bottom w:type="dxa" w:w="50"/>
+              <w:right w:type="dxa" w:w="90"/>
+            </w:tcMar>
+          </w:tcPr>
+          <w:p>
+            <w:pPr>
+              <w:keepNext/>
+              <w:keepLines/>
+              <w:spacing w:after="0" w:before="0" w:line="280"/>
+            </w:pPr>
+            <w:r>
+              <w:rPr>
+                <w:rFonts w:ascii="Microsoft YaHei" w:eastAsia="Microsoft YaHei" w:hAnsi="Microsoft YaHei"/>
+                <w:b w:val="false"/>
+                <w:bCs w:val="false"/>
+                <w:sz w:val="18"/>
+                <w:szCs w:val="18"/>
+              </w:rPr>
+              <w:t xml:space="preserve">转载页面（输入原样、规范形式、最终的URL）</w:t>
             </w:r>
           </w:p>
         </w:tc>
@@ -6243,7 +5721,7 @@
         </w:trPr>
         <w:tc>
           <w:tcPr>
-            <w:tcW w:type="dxa" w:w="1976"/>
+            <w:tcW w:type="dxa" w:w="1730"/>
             <w:tcBorders>
               <w:top w:val="single" w:color="A6B8D0" w:sz="4"/>
               <w:left w:val="single" w:color="A6B8D0" w:sz="4"/>
@@ -6277,7 +5755,7 @@
         </w:tc>
         <w:tc>
           <w:tcPr>
-            <w:tcW w:type="dxa" w:w="7662"/>
+            <w:tcW w:type="dxa" w:w="7908"/>
             <w:tcBorders>
               <w:top w:val="single" w:color="A6B8D0" w:sz="4"/>
               <w:left w:val="single" w:color="A6B8D0" w:sz="4"/>
@@ -6317,7 +5795,7 @@
         </w:trPr>
         <w:tc>
           <w:tcPr>
-            <w:tcW w:type="dxa" w:w="1976"/>
+            <w:tcW w:type="dxa" w:w="1730"/>
             <w:tcBorders>
               <w:top w:val="single" w:color="A6B8D0" w:sz="4"/>
               <w:left w:val="single" w:color="A6B8D0" w:sz="4"/>
@@ -6351,35 +5829,55 @@
         </w:tc>
         <w:tc>
           <w:tcPr>
-            <w:tcW w:type="dxa" w:w="7662"/>
-            <w:tcBorders>
-              <w:top w:val="single" w:color="A6B8D0" w:sz="4"/>
-              <w:left w:val="single" w:color="A6B8D0" w:sz="4"/>
-              <w:bottom w:val="single" w:color="A6B8D0" w:sz="4"/>
-              <w:right w:val="single" w:color="A6B8D0" w:sz="4"/>
-            </w:tcBorders>
-            <w:tcMar>
-              <w:top w:type="dxa" w:w="50"/>
-              <w:left w:type="dxa" w:w="90"/>
-              <w:bottom w:type="dxa" w:w="50"/>
-              <w:right w:type="dxa" w:w="90"/>
-            </w:tcMar>
-          </w:tcPr>
-          <w:p>
-            <w:pPr>
-              <w:keepNext/>
-              <w:keepLines/>
-              <w:spacing w:after="0" w:before="0" w:line="280"/>
-            </w:pPr>
-            <w:r>
-              <w:rPr>
-                <w:rFonts w:ascii="Microsoft YaHei" w:eastAsia="Microsoft YaHei" w:hAnsi="Microsoft YaHei"/>
-                <w:b w:val="false"/>
-                <w:bCs w:val="false"/>
-                <w:sz w:val="18"/>
-                <w:szCs w:val="18"/>
-              </w:rPr>
-              <w:t xml:space="preserve">证据文件的一览（名称、种类、SHA-256、大小、获取方法（使用者提供／应用获取）、获取的时刻）</w:t>
+            <w:tcW w:type="dxa" w:w="7908"/>
+            <w:tcBorders>
+              <w:top w:val="single" w:color="A6B8D0" w:sz="4"/>
+              <w:left w:val="single" w:color="A6B8D0" w:sz="4"/>
+              <w:bottom w:val="single" w:color="A6B8D0" w:sz="4"/>
+              <w:right w:val="single" w:color="A6B8D0" w:sz="4"/>
+            </w:tcBorders>
+            <w:tcMar>
+              <w:top w:type="dxa" w:w="50"/>
+              <w:left w:type="dxa" w:w="90"/>
+              <w:bottom w:type="dxa" w:w="50"/>
+              <w:right w:type="dxa" w:w="90"/>
+            </w:tcMar>
+          </w:tcPr>
+          <w:p>
+            <w:pPr>
+              <w:keepNext/>
+              <w:keepLines/>
+              <w:spacing w:after="0" w:before="0" w:line="280"/>
+            </w:pPr>
+            <w:r>
+              <w:rPr>
+                <w:rFonts w:ascii="Microsoft YaHei" w:eastAsia="Microsoft YaHei" w:hAnsi="Microsoft YaHei"/>
+                <w:b w:val="false"/>
+                <w:bCs w:val="false"/>
+                <w:sz w:val="18"/>
+                <w:szCs w:val="18"/>
+              </w:rPr>
+              <w:t xml:space="preserve">证据文件的一览（原名称、种类、SHA-256、大小、获取方法（使用者提供／应用获取）、获取的时刻）。文件以SHA-256的名称（带扩展名）放在</w:t>
+            </w:r>
+            <w:r>
+              <w:rPr>
+                <w:rFonts w:ascii="Consolas" w:eastAsia="Microsoft YaHei" w:hAnsi="Consolas"/>
+                <w:b w:val="false"/>
+                <w:bCs w:val="false"/>
+                <w:sz w:val="18"/>
+                <w:szCs w:val="18"/>
+              </w:rPr>
+              <w:t xml:space="preserve">evidence/</w:t>
+            </w:r>
+            <w:r>
+              <w:rPr>
+                <w:rFonts w:ascii="Microsoft YaHei" w:eastAsia="Microsoft YaHei" w:hAnsi="Microsoft YaHei"/>
+                <w:b w:val="false"/>
+                <w:bCs w:val="false"/>
+                <w:sz w:val="18"/>
+                <w:szCs w:val="18"/>
+              </w:rPr>
+              <w:t xml:space="preserve">中，使用者放入的屏幕图像的原名称只留在一览中（可能含真实姓名等。与browsertrix、Perma.cc相同）</w:t>
             </w:r>
           </w:p>
         </w:tc>
@@ -6391,7 +5889,7 @@
         </w:trPr>
         <w:tc>
           <w:tcPr>
-            <w:tcW w:type="dxa" w:w="1976"/>
+            <w:tcW w:type="dxa" w:w="1730"/>
             <w:tcBorders>
               <w:top w:val="single" w:color="A6B8D0" w:sz="4"/>
               <w:left w:val="single" w:color="A6B8D0" w:sz="4"/>
@@ -6425,7 +5923,7 @@
         </w:tc>
         <w:tc>
           <w:tcPr>
-            <w:tcW w:type="dxa" w:w="7662"/>
+            <w:tcW w:type="dxa" w:w="7908"/>
             <w:tcBorders>
               <w:top w:val="single" w:color="A6B8D0" w:sz="4"/>
               <w:left w:val="single" w:color="A6B8D0" w:sz="4"/>
@@ -6465,7 +5963,7 @@
         </w:trPr>
         <w:tc>
           <w:tcPr>
-            <w:tcW w:type="dxa" w:w="1976"/>
+            <w:tcW w:type="dxa" w:w="1730"/>
             <w:tcBorders>
               <w:top w:val="single" w:color="A6B8D0" w:sz="4"/>
               <w:left w:val="single" w:color="A6B8D0" w:sz="4"/>
@@ -6499,7 +5997,7 @@
         </w:tc>
         <w:tc>
           <w:tcPr>
-            <w:tcW w:type="dxa" w:w="7662"/>
+            <w:tcW w:type="dxa" w:w="7908"/>
             <w:tcBorders>
               <w:top w:val="single" w:color="A6B8D0" w:sz="4"/>
               <w:left w:val="single" w:color="A6B8D0" w:sz="4"/>
@@ -6539,7 +6037,7 @@
         </w:trPr>
         <w:tc>
           <w:tcPr>
-            <w:tcW w:type="dxa" w:w="1976"/>
+            <w:tcW w:type="dxa" w:w="1730"/>
             <w:tcBorders>
               <w:top w:val="single" w:color="A6B8D0" w:sz="4"/>
               <w:left w:val="single" w:color="A6B8D0" w:sz="4"/>
@@ -6573,7 +6071,7 @@
         </w:tc>
         <w:tc>
           <w:tcPr>
-            <w:tcW w:type="dxa" w:w="7662"/>
+            <w:tcW w:type="dxa" w:w="7908"/>
             <w:tcBorders>
               <w:top w:val="single" w:color="A6B8D0" w:sz="4"/>
               <w:left w:val="single" w:color="A6B8D0" w:sz="4"/>
@@ -6613,7 +6111,7 @@
         </w:trPr>
         <w:tc>
           <w:tcPr>
-            <w:tcW w:type="dxa" w:w="1976"/>
+            <w:tcW w:type="dxa" w:w="1730"/>
             <w:tcBorders>
               <w:top w:val="single" w:color="A6B8D0" w:sz="4"/>
               <w:left w:val="single" w:color="A6B8D0" w:sz="4"/>
@@ -6647,7 +6145,7 @@
         </w:tc>
         <w:tc>
           <w:tcPr>
-            <w:tcW w:type="dxa" w:w="7662"/>
+            <w:tcW w:type="dxa" w:w="7908"/>
             <w:tcBorders>
               <w:top w:val="single" w:color="A6B8D0" w:sz="4"/>
               <w:left w:val="single" w:color="A6B8D0" w:sz="4"/>
@@ -6687,7 +6185,7 @@
         </w:trPr>
         <w:tc>
           <w:tcPr>
-            <w:tcW w:type="dxa" w:w="1976"/>
+            <w:tcW w:type="dxa" w:w="1730"/>
             <w:tcBorders>
               <w:top w:val="single" w:color="A6B8D0" w:sz="4"/>
               <w:left w:val="single" w:color="A6B8D0" w:sz="4"/>
@@ -6721,7 +6219,7 @@
         </w:tc>
         <w:tc>
           <w:tcPr>
-            <w:tcW w:type="dxa" w:w="7662"/>
+            <w:tcW w:type="dxa" w:w="7908"/>
             <w:tcBorders>
               <w:top w:val="single" w:color="A6B8D0" w:sz="4"/>
               <w:left w:val="single" w:color="A6B8D0" w:sz="4"/>
@@ -6759,7 +6257,7 @@
                 <w:sz w:val="18"/>
                 <w:szCs w:val="18"/>
               </w:rPr>
-              <w:t xml:space="preserve">status/&lt;序号&gt;.json</w:t>
+              <w:t xml:space="preserve">status/&lt;终端编号&gt;.jsonl</w:t>
             </w:r>
             <w:r>
               <w:rPr>
@@ -6801,7 +6299,7 @@
         </w:trPr>
         <w:tc>
           <w:tcPr>
-            <w:tcW w:type="dxa" w:w="1976"/>
+            <w:tcW w:type="dxa" w:w="1730"/>
             <w:tcBorders>
               <w:top w:val="single" w:color="A6B8D0" w:sz="4"/>
               <w:left w:val="single" w:color="A6B8D0" w:sz="4"/>
@@ -6835,7 +6333,7 @@
         </w:tc>
         <w:tc>
           <w:tcPr>
-            <w:tcW w:type="dxa" w:w="7662"/>
+            <w:tcW w:type="dxa" w:w="7908"/>
             <w:tcBorders>
               <w:top w:val="single" w:color="A6B8D0" w:sz="4"/>
               <w:left w:val="single" w:color="A6B8D0" w:sz="4"/>
@@ -6875,7 +6373,7 @@
         </w:trPr>
         <w:tc>
           <w:tcPr>
-            <w:tcW w:type="dxa" w:w="1976"/>
+            <w:tcW w:type="dxa" w:w="1730"/>
             <w:tcBorders>
               <w:top w:val="single" w:color="A6B8D0" w:sz="4"/>
               <w:left w:val="single" w:color="A6B8D0" w:sz="4"/>
@@ -6909,7 +6407,7 @@
         </w:tc>
         <w:tc>
           <w:tcPr>
-            <w:tcW w:type="dxa" w:w="7662"/>
+            <w:tcW w:type="dxa" w:w="7908"/>
             <w:tcBorders>
               <w:top w:val="single" w:color="A6B8D0" w:sz="4"/>
               <w:left w:val="single" w:color="A6B8D0" w:sz="4"/>
@@ -6949,7 +6447,155 @@
         </w:trPr>
         <w:tc>
           <w:tcPr>
-            <w:tcW w:type="dxa" w:w="1976"/>
+            <w:tcW w:type="dxa" w:w="1730"/>
+            <w:tcBorders>
+              <w:top w:val="single" w:color="A6B8D0" w:sz="4"/>
+              <w:left w:val="single" w:color="A6B8D0" w:sz="4"/>
+              <w:bottom w:val="single" w:color="A6B8D0" w:sz="4"/>
+              <w:right w:val="single" w:color="A6B8D0" w:sz="4"/>
+            </w:tcBorders>
+            <w:tcMar>
+              <w:top w:type="dxa" w:w="50"/>
+              <w:left w:type="dxa" w:w="90"/>
+              <w:bottom w:type="dxa" w:w="50"/>
+              <w:right w:type="dxa" w:w="90"/>
+            </w:tcMar>
+          </w:tcPr>
+          <w:p>
+            <w:pPr>
+              <w:keepNext/>
+              <w:keepLines/>
+              <w:spacing w:after="0" w:before="0" w:line="280"/>
+            </w:pPr>
+            <w:r>
+              <w:rPr>
+                <w:rFonts w:ascii="Microsoft YaHei" w:eastAsia="Microsoft YaHei" w:hAnsi="Microsoft YaHei"/>
+                <w:b w:val="false"/>
+                <w:bCs w:val="false"/>
+                <w:sz w:val="18"/>
+                <w:szCs w:val="18"/>
+              </w:rPr>
+              <w:t xml:space="preserve">clock</w:t>
+            </w:r>
+          </w:p>
+        </w:tc>
+        <w:tc>
+          <w:tcPr>
+            <w:tcW w:type="dxa" w:w="7908"/>
+            <w:tcBorders>
+              <w:top w:val="single" w:color="A6B8D0" w:sz="4"/>
+              <w:left w:val="single" w:color="A6B8D0" w:sz="4"/>
+              <w:bottom w:val="single" w:color="A6B8D0" w:sz="4"/>
+              <w:right w:val="single" w:color="A6B8D0" w:sz="4"/>
+            </w:tcBorders>
+            <w:tcMar>
+              <w:top w:type="dxa" w:w="50"/>
+              <w:left w:type="dxa" w:w="90"/>
+              <w:bottom w:type="dxa" w:w="50"/>
+              <w:right w:type="dxa" w:w="90"/>
+            </w:tcMar>
+          </w:tcPr>
+          <w:p>
+            <w:pPr>
+              <w:keepNext/>
+              <w:keepLines/>
+              <w:spacing w:after="0" w:before="0" w:line="280"/>
+            </w:pPr>
+            <w:r>
+              <w:rPr>
+                <w:rFonts w:ascii="Microsoft YaHei" w:eastAsia="Microsoft YaHei" w:hAnsi="Microsoft YaHei"/>
+                <w:b w:val="false"/>
+                <w:bCs w:val="false"/>
+                <w:sz w:val="18"/>
+                <w:szCs w:val="18"/>
+              </w:rPr>
+              <w:t xml:space="preserve">终端时钟的值、当时时钟的偏差、单调编号（第1章 10.7）</w:t>
+            </w:r>
+          </w:p>
+        </w:tc>
+      </w:tr>
+      <w:tr>
+        <w:trPr>
+          <w:cantSplit/>
+          <w:tblHeader w:val="off"/>
+        </w:trPr>
+        <w:tc>
+          <w:tcPr>
+            <w:tcW w:type="dxa" w:w="1730"/>
+            <w:tcBorders>
+              <w:top w:val="single" w:color="A6B8D0" w:sz="4"/>
+              <w:left w:val="single" w:color="A6B8D0" w:sz="4"/>
+              <w:bottom w:val="single" w:color="A6B8D0" w:sz="4"/>
+              <w:right w:val="single" w:color="A6B8D0" w:sz="4"/>
+            </w:tcBorders>
+            <w:tcMar>
+              <w:top w:type="dxa" w:w="50"/>
+              <w:left w:type="dxa" w:w="90"/>
+              <w:bottom w:type="dxa" w:w="50"/>
+              <w:right w:type="dxa" w:w="90"/>
+            </w:tcMar>
+          </w:tcPr>
+          <w:p>
+            <w:pPr>
+              <w:keepNext/>
+              <w:keepLines/>
+              <w:spacing w:after="0" w:before="0" w:line="280"/>
+            </w:pPr>
+            <w:r>
+              <w:rPr>
+                <w:rFonts w:ascii="Microsoft YaHei" w:eastAsia="Microsoft YaHei" w:hAnsi="Microsoft YaHei"/>
+                <w:b w:val="false"/>
+                <w:bCs w:val="false"/>
+                <w:sz w:val="18"/>
+                <w:szCs w:val="18"/>
+              </w:rPr>
+              <w:t xml:space="preserve">chain</w:t>
+            </w:r>
+          </w:p>
+        </w:tc>
+        <w:tc>
+          <w:tcPr>
+            <w:tcW w:type="dxa" w:w="7908"/>
+            <w:tcBorders>
+              <w:top w:val="single" w:color="A6B8D0" w:sz="4"/>
+              <w:left w:val="single" w:color="A6B8D0" w:sz="4"/>
+              <w:bottom w:val="single" w:color="A6B8D0" w:sz="4"/>
+              <w:right w:val="single" w:color="A6B8D0" w:sz="4"/>
+            </w:tcBorders>
+            <w:tcMar>
+              <w:top w:type="dxa" w:w="50"/>
+              <w:left w:type="dxa" w:w="90"/>
+              <w:bottom w:type="dxa" w:w="50"/>
+              <w:right w:type="dxa" w:w="90"/>
+            </w:tcMar>
+          </w:tcPr>
+          <w:p>
+            <w:pPr>
+              <w:keepNext/>
+              <w:keepLines/>
+              <w:spacing w:after="0" w:before="0" w:line="280"/>
+            </w:pPr>
+            <w:r>
+              <w:rPr>
+                <w:rFonts w:ascii="Microsoft YaHei" w:eastAsia="Microsoft YaHei" w:hAnsi="Microsoft YaHei"/>
+                <w:b w:val="false"/>
+                <w:bCs w:val="false"/>
+                <w:sz w:val="18"/>
+                <w:szCs w:val="18"/>
+              </w:rPr>
+              <w:t xml:space="preserve">前一行的哈希与本行的记录电子签名（案件记录与状况追加的链。第1章 8.3）</w:t>
+            </w:r>
+          </w:p>
+        </w:tc>
+      </w:tr>
+      <w:tr>
+        <w:trPr>
+          <w:cantSplit/>
+          <w:tblHeader w:val="off"/>
+        </w:trPr>
+        <w:tc>
+          <w:tcPr>
+            <w:tcW w:type="dxa" w:w="1730"/>
             <w:tcBorders>
               <w:top w:val="single" w:color="A6B8D0" w:sz="4"/>
               <w:left w:val="single" w:color="A6B8D0" w:sz="4"/>
@@ -6983,7 +6629,7 @@
         </w:tc>
         <w:tc>
           <w:tcPr>
-            <w:tcW w:type="dxa" w:w="7662"/>
+            <w:tcW w:type="dxa" w:w="7908"/>
             <w:tcBorders>
               <w:top w:val="single" w:color="A6B8D0" w:sz="4"/>
               <w:left w:val="single" w:color="A6B8D0" w:sz="4"/>
@@ -7061,7 +6707,7 @@
         <w:rPr>
           <w:rFonts w:ascii="Microsoft YaHei" w:eastAsia="Microsoft YaHei" w:hAnsi="Microsoft YaHei"/>
         </w:rPr>
-        <w:t xml:space="preserve">（第8章 2.1“配置”）。</w:t>
+        <w:t xml:space="preserve">（第8章 2.1“配置”）。1件证据的合计至1GB（初始值。2.2获取上限之和加上屏幕图像与“确认当前状态”的获取）。超过时拒绝导入，并提示作为另一案件登记。</w:t>
       </w:r>
     </w:p>
     <w:p>
@@ -7860,6 +7506,24 @@
     <w:p>
       <w:pPr>
         <w:pStyle w:val="ListParagraph"/>
+        <w:keepNext/>
+        <w:keepLines/>
+        <w:numPr>
+          <w:ilvl w:val="0"/>
+          <w:numId w:val="2"/>
+        </w:numPr>
+        <w:spacing w:after="20" w:before="20" w:line="300"/>
+      </w:pPr>
+      <w:r>
+        <w:rPr>
+          <w:rFonts w:ascii="Microsoft YaHei" w:eastAsia="Microsoft YaHei" w:hAnsi="Microsoft YaHei"/>
+        </w:rPr>
+        <w:t xml:space="preserve">另外记录的内容：应用的版本、获取工具的版本、终端时钟的偏差。时钟的偏差作为可信时间戳应答的时刻与终端时钟之差记录（Berkeley Protocol第155段(g)要求以时间同步校准终端的时钟。本系统不修正终端的时钟，而记录偏差）。</w:t>
+      </w:r>
+    </w:p>
+    <w:p>
+      <w:pPr>
+        <w:pStyle w:val="ListParagraph"/>
         <w:keepNext w:val="false"/>
         <w:keepLines/>
         <w:numPr>
@@ -7872,7 +7536,7 @@
         <w:rPr>
           <w:rFonts w:ascii="Microsoft YaHei" w:eastAsia="Microsoft YaHei" w:hAnsi="Microsoft YaHei"/>
         </w:rPr>
-        <w:t xml:space="preserve">另外记录的内容：应用的版本、获取工具的版本、终端时钟的偏差。时钟的偏差作为可信时间戳应答的时刻与终端时钟之差记录（Berkeley Protocol第155段(g)要求以时间同步校准终端的时钟。本系统不修正终端的时钟，而记录偏差）。</w:t>
+        <w:t xml:space="preserve">以扩展截取时，扩展的版本、浏览器的名称与版本、扩展记录的日期时间也写入收集的记录。</w:t>
       </w:r>
     </w:p>
     <w:p>
@@ -8632,13 +8296,13 @@
         <w:rPr>
           <w:rFonts w:ascii="Microsoft YaHei" w:eastAsia="Microsoft YaHei" w:hAnsi="Microsoft YaHei"/>
         </w:rPr>
-        <w:t xml:space="preserve">对把每个证据文件的SHA-256排列而成的一览（JSON）的SHA-256，取得RFC 3161的可信时间戳（这里的可信时间戳与C2PA的验证器无关，作为时刻的证据使用）。一览与可信时间戳的应答，作为状况的追加（</w:t>
+        <w:t xml:space="preserve">对把每个证据文件的SHA-256排列而成的一览（JSON）的SHA-256，取得RFC 3161的可信时间戳（这里的可信时间戳与C2PA的验证器无关，作为时刻的证据使用）。保存所有应答的TSA的应答（第3章 4）（2026-09-30 NRSD的要求）。一览与可信时间戳的应答，作为状况的追加（</w:t>
       </w:r>
       <w:r>
         <w:rPr>
           <w:rFonts w:ascii="Consolas" w:eastAsia="Microsoft YaHei" w:hAnsi="Consolas"/>
         </w:rPr>
-        <w:t xml:space="preserve">status/&lt;序号&gt;.json</w:t>
+        <w:t xml:space="preserve">status/&lt;终端编号&gt;.jsonl</w:t>
       </w:r>
       <w:r>
         <w:rPr>
@@ -8668,6 +8332,42 @@
     <w:p>
       <w:pPr>
         <w:pStyle w:val="ListParagraph"/>
+        <w:keepNext/>
+        <w:keepLines/>
+        <w:numPr>
+          <w:ilvl w:val="0"/>
+          <w:numId w:val="2"/>
+        </w:numPr>
+        <w:spacing w:after="20" w:before="20" w:line="300"/>
+      </w:pPr>
+      <w:r>
+        <w:rPr>
+          <w:rFonts w:ascii="Microsoft YaHei" w:eastAsia="Microsoft YaHei" w:hAnsi="Microsoft YaHei"/>
+        </w:rPr>
+        <w:t xml:space="preserve">收费的TSA（日本的认定事业者、中国的可信时间戳），由使用者按案件选择。费用由使用者负担（NRSD不做中介。由使用者在应用中设置其签约的TSA账号）。连接与账号的存放位置依第3章 4“可信时间戳”。［需估算］各事业者面向个人的提供与费用。</w:t>
+      </w:r>
+    </w:p>
+    <w:p>
+      <w:pPr>
+        <w:pStyle w:val="ListParagraph"/>
+        <w:keepNext/>
+        <w:keepLines/>
+        <w:numPr>
+          <w:ilvl w:val="0"/>
+          <w:numId w:val="2"/>
+        </w:numPr>
+        <w:spacing w:after="20" w:before="20" w:line="300"/>
+      </w:pPr>
+      <w:r>
+        <w:rPr>
+          <w:rFonts w:ascii="Microsoft YaHei" w:eastAsia="Microsoft YaHei" w:hAnsi="Microsoft YaHei"/>
+        </w:rPr>
+        <w:t xml:space="preserve">终端全部记录链末端的捆绑可信时间戳与ERS（第3章 4“可信时间戳”），也证明案件记录与状况追加的存在。离线登记的案件在下次连接的一次中得到证明。证据包的bag中包含到达该案件的摘录EvidenceRecord（3.4）。</w:t>
+      </w:r>
+    </w:p>
+    <w:p>
+      <w:pPr>
+        <w:pStyle w:val="ListParagraph"/>
         <w:keepNext w:val="false"/>
         <w:keepLines/>
         <w:numPr>
@@ -8680,7 +8380,7 @@
         <w:rPr>
           <w:rFonts w:ascii="Microsoft YaHei" w:eastAsia="Microsoft YaHei" w:hAnsi="Microsoft YaHei"/>
         </w:rPr>
-        <w:t xml:space="preserve">收费的TSA（日本的认定事业者、中国的可信时间戳），由使用者按案件选择。费用由使用者负担（NRSD不做中介。由使用者在应用中设置其签约的TSA账号）。［需估算］各事业者面向个人的提供与费用。</w:t>
+        <w:t xml:space="preserve">秘密：收费TSA的账号（使用者设置时）。存放位置：操作系统的密钥存储。包含在备份中。不在终端之间同步。泄露时：可能以该账号被请求可信时间戳。在事业者处使其失效</w:t>
       </w:r>
     </w:p>
     <w:p>
@@ -9112,9 +8812,75 @@
       </w:pPr>
       <w:r>
         <w:rPr>
-          <w:rFonts w:ascii="Microsoft YaHei" w:eastAsia="Microsoft YaHei" w:hAnsi="Microsoft YaHei"/>
-        </w:rPr>
-        <w:t xml:space="preserve">以“导出证据包”按案件制作zip：案件记录与记录电子签名、证据文件（WARC、屏幕图像、获取的图片）、可信时间戳的应答、比对的作品数据、随附文件的副本、收集的记录（2.5）、验证的步骤说明书（TXT，日、中、英）、报告书（TXT。登记的概要、①至⑤的对应、哈希的一览）。</w:t>
+          <w:rFonts w:ascii="Consolas" w:eastAsia="Microsoft YaHei" w:hAnsi="Consolas"/>
+        </w:rPr>
+        <w:t xml:space="preserve">bag-info.txt</w:t>
+      </w:r>
+      <w:r>
+        <w:rPr>
+          <w:rFonts w:ascii="Microsoft YaHei" w:eastAsia="Microsoft YaHei" w:hAnsi="Microsoft YaHei"/>
+        </w:rPr>
+        <w:t xml:space="preserve">中写入RFC 8493的保留项目中的</w:t>
+      </w:r>
+      <w:r>
+        <w:rPr>
+          <w:rFonts w:ascii="Consolas" w:eastAsia="Microsoft YaHei" w:hAnsi="Consolas"/>
+        </w:rPr>
+        <w:t xml:space="preserve">Bagging-Date</w:t>
+      </w:r>
+      <w:r>
+        <w:rPr>
+          <w:rFonts w:ascii="Microsoft YaHei" w:eastAsia="Microsoft YaHei" w:hAnsi="Microsoft YaHei"/>
+        </w:rPr>
+        <w:t xml:space="preserve">、</w:t>
+      </w:r>
+      <w:r>
+        <w:rPr>
+          <w:rFonts w:ascii="Consolas" w:eastAsia="Microsoft YaHei" w:hAnsi="Consolas"/>
+        </w:rPr>
+        <w:t xml:space="preserve">Bag-Software-Agent</w:t>
+      </w:r>
+      <w:r>
+        <w:rPr>
+          <w:rFonts w:ascii="Microsoft YaHei" w:eastAsia="Microsoft YaHei" w:hAnsi="Microsoft YaHei"/>
+        </w:rPr>
+        <w:t xml:space="preserve">（本应用的名称与版本）、</w:t>
+      </w:r>
+      <w:r>
+        <w:rPr>
+          <w:rFonts w:ascii="Consolas" w:eastAsia="Microsoft YaHei" w:hAnsi="Consolas"/>
+        </w:rPr>
+        <w:t xml:space="preserve">Payload-Oxum</w:t>
+      </w:r>
+      <w:r>
+        <w:rPr>
+          <w:rFonts w:ascii="Microsoft YaHei" w:eastAsia="Microsoft YaHei" w:hAnsi="Microsoft YaHei"/>
+        </w:rPr>
+        <w:t xml:space="preserve">、</w:t>
+      </w:r>
+      <w:r>
+        <w:rPr>
+          <w:rFonts w:ascii="Consolas" w:eastAsia="Microsoft YaHei" w:hAnsi="Consolas"/>
+        </w:rPr>
+        <w:t xml:space="preserve">External-Identifier</w:t>
+      </w:r>
+      <w:r>
+        <w:rPr>
+          <w:rFonts w:ascii="Microsoft YaHei" w:eastAsia="Microsoft YaHei" w:hAnsi="Microsoft YaHei"/>
+        </w:rPr>
+        <w:t xml:space="preserve">（案件的编号）、</w:t>
+      </w:r>
+      <w:r>
+        <w:rPr>
+          <w:rFonts w:ascii="Consolas" w:eastAsia="Microsoft YaHei" w:hAnsi="Consolas"/>
+        </w:rPr>
+        <w:t xml:space="preserve">Source-Organization</w:t>
+      </w:r>
+      <w:r>
+        <w:rPr>
+          <w:rFonts w:ascii="Microsoft YaHei" w:eastAsia="Microsoft YaHei" w:hAnsi="Microsoft YaHei"/>
+        </w:rPr>
+        <w:t xml:space="preserve">（签名者的网名），不写姓名（由使用者在报告书的栏中追加）。</w:t>
       </w:r>
     </w:p>
     <w:p>
@@ -9132,7 +8898,133 @@
         <w:rPr>
           <w:rFonts w:ascii="Microsoft YaHei" w:eastAsia="Microsoft YaHei" w:hAnsi="Microsoft YaHei"/>
         </w:rPr>
+        <w:t xml:space="preserve">以“导出证据包”按案件制作BagIt（RFC 8493。美国国会图书馆与加州数字图书馆的包装形式）的bag，按RFC 8493的4“Serialization”固化为一个ZIP（名称</w:t>
+      </w:r>
+      <w:r>
+        <w:rPr>
+          <w:rFonts w:ascii="Consolas" w:eastAsia="Microsoft YaHei" w:hAnsi="Consolas"/>
+        </w:rPr>
+        <w:t xml:space="preserve">evidence-&lt;案件的编号&gt;-&lt;日期时间&gt;.zip</w:t>
+      </w:r>
+      <w:r>
+        <w:rPr>
+          <w:rFonts w:ascii="Microsoft YaHei" w:eastAsia="Microsoft YaHei" w:hAnsi="Microsoft YaHei"/>
+        </w:rPr>
+        <w:t xml:space="preserve">。其中为一个bag文件夹）（</w:t>
+      </w:r>
+      <w:r>
+        <w:rPr>
+          <w:rFonts w:ascii="Consolas" w:eastAsia="Microsoft YaHei" w:hAnsi="Consolas"/>
+        </w:rPr>
+        <w:t xml:space="preserve">data/</w:t>
+      </w:r>
+      <w:r>
+        <w:rPr>
+          <w:rFonts w:ascii="Microsoft YaHei" w:eastAsia="Microsoft YaHei" w:hAnsi="Microsoft YaHei"/>
+        </w:rPr>
+        <w:t xml:space="preserve">中为以下内容，</w:t>
+      </w:r>
+      <w:r>
+        <w:rPr>
+          <w:rFonts w:ascii="Consolas" w:eastAsia="Microsoft YaHei" w:hAnsi="Consolas"/>
+        </w:rPr>
+        <w:t xml:space="preserve">manifest-sha256.txt</w:t>
+      </w:r>
+      <w:r>
+        <w:rPr>
+          <w:rFonts w:ascii="Microsoft YaHei" w:eastAsia="Microsoft YaHei" w:hAnsi="Microsoft YaHei"/>
+        </w:rPr>
+        <w:t xml:space="preserve">中为全部文件的SHA-256，</w:t>
+      </w:r>
+      <w:r>
+        <w:rPr>
+          <w:rFonts w:ascii="Consolas" w:eastAsia="Microsoft YaHei" w:hAnsi="Consolas"/>
+        </w:rPr>
+        <w:t xml:space="preserve">bag-info.txt</w:t>
+      </w:r>
+      <w:r>
+        <w:rPr>
+          <w:rFonts w:ascii="Microsoft YaHei" w:eastAsia="Microsoft YaHei" w:hAnsi="Microsoft YaHei"/>
+        </w:rPr>
+        <w:t xml:space="preserve">中为收集记录的摘要，</w:t>
+      </w:r>
+      <w:r>
+        <w:rPr>
+          <w:rFonts w:ascii="Consolas" w:eastAsia="Microsoft YaHei" w:hAnsi="Consolas"/>
+        </w:rPr>
+        <w:t xml:space="preserve">tagmanifest-sha256.txt</w:t>
+      </w:r>
+      <w:r>
+        <w:rPr>
+          <w:rFonts w:ascii="Microsoft YaHei" w:eastAsia="Microsoft YaHei" w:hAnsi="Microsoft YaHei"/>
+        </w:rPr>
+        <w:t xml:space="preserve">。专家能以bagit的一般工具验证）（2026-10-01 NRSD的要求）。bag的内容如下：案件记录与记录电子签名、证据文件（WARC、屏幕图像、获取的图片）、可信时间戳的应答、比对的作品数据、随附文件的副本、收集的记录（2.5）、验证的步骤说明书（TXT，日、中、英）、报告书（TXT。登记的概要、①至⑤的对应、哈希的一览）。</w:t>
+      </w:r>
+    </w:p>
+    <w:p>
+      <w:pPr>
+        <w:pStyle w:val="ListParagraph"/>
+        <w:keepNext/>
+        <w:keepLines/>
+        <w:numPr>
+          <w:ilvl w:val="0"/>
+          <w:numId w:val="2"/>
+        </w:numPr>
+        <w:spacing w:after="20" w:before="20" w:line="300"/>
+      </w:pPr>
+      <w:r>
+        <w:rPr>
+          <w:rFonts w:ascii="Microsoft YaHei" w:eastAsia="Microsoft YaHei" w:hAnsi="Microsoft YaHei"/>
+        </w:rPr>
         <w:t xml:space="preserve">在报告书中设置由使用者追写的栏（姓名、收集终端的IP地址等）。追写的内容不保存在应用中（只放入导出的文件）。</w:t>
+      </w:r>
+    </w:p>
+    <w:p>
+      <w:pPr>
+        <w:pStyle w:val="ListParagraph"/>
+        <w:keepNext/>
+        <w:keepLines/>
+        <w:numPr>
+          <w:ilvl w:val="0"/>
+          <w:numId w:val="2"/>
+        </w:numPr>
+        <w:spacing w:after="20" w:before="20" w:line="300"/>
+      </w:pPr>
+      <w:r>
+        <w:rPr>
+          <w:rFonts w:ascii="Microsoft YaHei" w:eastAsia="Microsoft YaHei" w:hAnsi="Microsoft YaHei"/>
+        </w:rPr>
+        <w:t xml:space="preserve">报告书除TXT外还制作PDF/A-3u（ISO 19005-3。长期保存。能抽取文字。制作方法见第1章 10.11“PDF文件”），嵌入bag的</w:t>
+      </w:r>
+      <w:r>
+        <w:rPr>
+          <w:rFonts w:ascii="Consolas" w:eastAsia="Microsoft YaHei" w:hAnsi="Consolas"/>
+        </w:rPr>
+        <w:t xml:space="preserve">manifest-sha256.txt</w:t>
+      </w:r>
+      <w:r>
+        <w:rPr>
+          <w:rFonts w:ascii="Microsoft YaHei" w:eastAsia="Microsoft YaHei" w:hAnsi="Microsoft YaHei"/>
+        </w:rPr>
+        <w:t xml:space="preserve">与ERS的EvidenceRecord。一个PDF即可交给专家（2026-10-01 NRSD的要求）。</w:t>
+      </w:r>
+    </w:p>
+    <w:p>
+      <w:pPr>
+        <w:pStyle w:val="ListParagraph"/>
+        <w:keepNext/>
+        <w:keepLines/>
+        <w:numPr>
+          <w:ilvl w:val="0"/>
+          <w:numId w:val="2"/>
+        </w:numPr>
+        <w:spacing w:after="20" w:before="20" w:line="300"/>
+      </w:pPr>
+      <w:r>
+        <w:rPr>
+          <w:rFonts w:ascii="Microsoft YaHei" w:eastAsia="Microsoft YaHei" w:hAnsi="Microsoft YaHei"/>
+        </w:rPr>
+        <w:t xml:space="preserve">证据包中包含到达该案件的链的摘录、捆绑的可信时间戳、链的追溯方法（哈希的重新计算）的步骤。专家不借助本系统也能确认“此记录在此日期时间已存在”（2026-09-30 NRSD的要求）。</w:t>
       </w:r>
     </w:p>
     <w:p>
@@ -9150,7 +9042,7 @@
         <w:rPr>
           <w:rFonts w:ascii="Microsoft YaHei" w:eastAsia="Microsoft YaHei" w:hAnsi="Microsoft YaHei"/>
         </w:rPr>
-        <w:t xml:space="preserve">在验证的步骤说明书中，载明哈希的计算方法（操作系统的标准命令）与可信时间戳的验证方法（OpenSSL的命令）。使专家不借助本系统也能确认。</w:t>
+        <w:t xml:space="preserve">在验证的步骤说明书中，载明哈希的计算方法（操作系统的标准命令）、可信时间戳的验证方法（OpenSSL的命令）、以记录的JSON Schema（第1章 8.3）验证的方法，并把Schema的副本包含在证据包中。使专家不借助本系统也能确认（2026-09-30 NRSD的要求）。</w:t>
       </w:r>
     </w:p>
     <w:p>
@@ -9188,8 +9080,8 @@
         </w:tblBorders>
       </w:tblPr>
       <w:tblGrid>
-        <w:gridCol w:w="3726"/>
-        <w:gridCol w:w="5912"/>
+        <w:gridCol w:w="4266"/>
+        <w:gridCol w:w="5372"/>
       </w:tblGrid>
       <w:tr>
         <w:trPr>
@@ -9198,7 +9090,7 @@
         </w:trPr>
         <w:tc>
           <w:tcPr>
-            <w:tcW w:type="dxa" w:w="3726"/>
+            <w:tcW w:type="dxa" w:w="4266"/>
             <w:tcBorders>
               <w:top w:val="single" w:color="A6B8D0" w:sz="4"/>
               <w:left w:val="single" w:color="A6B8D0" w:sz="4"/>
@@ -9233,7 +9125,7 @@
         </w:tc>
         <w:tc>
           <w:tcPr>
-            <w:tcW w:type="dxa" w:w="5912"/>
+            <w:tcW w:type="dxa" w:w="5372"/>
             <w:tcBorders>
               <w:top w:val="single" w:color="A6B8D0" w:sz="4"/>
               <w:left w:val="single" w:color="A6B8D0" w:sz="4"/>
@@ -9274,7 +9166,7 @@
         </w:trPr>
         <w:tc>
           <w:tcPr>
-            <w:tcW w:type="dxa" w:w="3726"/>
+            <w:tcW w:type="dxa" w:w="4266"/>
             <w:tcBorders>
               <w:top w:val="single" w:color="A6B8D0" w:sz="4"/>
               <w:left w:val="single" w:color="A6B8D0" w:sz="4"/>
@@ -9308,7 +9200,7 @@
         </w:tc>
         <w:tc>
           <w:tcPr>
-            <w:tcW w:type="dxa" w:w="5912"/>
+            <w:tcW w:type="dxa" w:w="5372"/>
             <w:tcBorders>
               <w:top w:val="single" w:color="A6B8D0" w:sz="4"/>
               <w:left w:val="single" w:color="A6B8D0" w:sz="4"/>
@@ -9348,7 +9240,7 @@
         </w:trPr>
         <w:tc>
           <w:tcPr>
-            <w:tcW w:type="dxa" w:w="3726"/>
+            <w:tcW w:type="dxa" w:w="4266"/>
             <w:tcBorders>
               <w:top w:val="single" w:color="A6B8D0" w:sz="4"/>
               <w:left w:val="single" w:color="A6B8D0" w:sz="4"/>
@@ -9382,7 +9274,7 @@
         </w:tc>
         <w:tc>
           <w:tcPr>
-            <w:tcW w:type="dxa" w:w="5912"/>
+            <w:tcW w:type="dxa" w:w="5372"/>
             <w:tcBorders>
               <w:top w:val="single" w:color="A6B8D0" w:sz="4"/>
               <w:left w:val="single" w:color="A6B8D0" w:sz="4"/>
@@ -9422,7 +9314,7 @@
         </w:trPr>
         <w:tc>
           <w:tcPr>
-            <w:tcW w:type="dxa" w:w="3726"/>
+            <w:tcW w:type="dxa" w:w="4266"/>
             <w:tcBorders>
               <w:top w:val="single" w:color="A6B8D0" w:sz="4"/>
               <w:left w:val="single" w:color="A6B8D0" w:sz="4"/>
@@ -9456,7 +9348,7 @@
         </w:tc>
         <w:tc>
           <w:tcPr>
-            <w:tcW w:type="dxa" w:w="5912"/>
+            <w:tcW w:type="dxa" w:w="5372"/>
             <w:tcBorders>
               <w:top w:val="single" w:color="A6B8D0" w:sz="4"/>
               <w:left w:val="single" w:color="A6B8D0" w:sz="4"/>
@@ -9496,7 +9388,7 @@
         </w:trPr>
         <w:tc>
           <w:tcPr>
-            <w:tcW w:type="dxa" w:w="3726"/>
+            <w:tcW w:type="dxa" w:w="4266"/>
             <w:tcBorders>
               <w:top w:val="single" w:color="A6B8D0" w:sz="4"/>
               <w:left w:val="single" w:color="A6B8D0" w:sz="4"/>
@@ -9530,7 +9422,7 @@
         </w:tc>
         <w:tc>
           <w:tcPr>
-            <w:tcW w:type="dxa" w:w="5912"/>
+            <w:tcW w:type="dxa" w:w="5372"/>
             <w:tcBorders>
               <w:top w:val="single" w:color="A6B8D0" w:sz="4"/>
               <w:left w:val="single" w:color="A6B8D0" w:sz="4"/>
@@ -9570,7 +9462,81 @@
         </w:trPr>
         <w:tc>
           <w:tcPr>
-            <w:tcW w:type="dxa" w:w="3726"/>
+            <w:tcW w:type="dxa" w:w="4266"/>
+            <w:tcBorders>
+              <w:top w:val="single" w:color="A6B8D0" w:sz="4"/>
+              <w:left w:val="single" w:color="A6B8D0" w:sz="4"/>
+              <w:bottom w:val="single" w:color="A6B8D0" w:sz="4"/>
+              <w:right w:val="single" w:color="A6B8D0" w:sz="4"/>
+            </w:tcBorders>
+            <w:tcMar>
+              <w:top w:type="dxa" w:w="50"/>
+              <w:left w:type="dxa" w:w="90"/>
+              <w:bottom w:type="dxa" w:w="50"/>
+              <w:right w:type="dxa" w:w="90"/>
+            </w:tcMar>
+          </w:tcPr>
+          <w:p>
+            <w:pPr>
+              <w:keepNext/>
+              <w:keepLines/>
+              <w:spacing w:after="0" w:before="0" w:line="280"/>
+            </w:pPr>
+            <w:r>
+              <w:rPr>
+                <w:rFonts w:ascii="Microsoft YaHei" w:eastAsia="Microsoft YaHei" w:hAnsi="Microsoft YaHei"/>
+                <w:b w:val="false"/>
+                <w:bCs w:val="false"/>
+                <w:sz w:val="18"/>
+                <w:szCs w:val="18"/>
+              </w:rPr>
+              <w:t xml:space="preserve">无法读出水印且PDQ的距离也在32以上，但ISCC的Content-Code（第3章 6）与自己的作品数据一致</w:t>
+            </w:r>
+          </w:p>
+        </w:tc>
+        <w:tc>
+          <w:tcPr>
+            <w:tcW w:type="dxa" w:w="5372"/>
+            <w:tcBorders>
+              <w:top w:val="single" w:color="A6B8D0" w:sz="4"/>
+              <w:left w:val="single" w:color="A6B8D0" w:sz="4"/>
+              <w:bottom w:val="single" w:color="A6B8D0" w:sz="4"/>
+              <w:right w:val="single" w:color="A6B8D0" w:sz="4"/>
+            </w:tcBorders>
+            <w:tcMar>
+              <w:top w:type="dxa" w:w="50"/>
+              <w:left w:type="dxa" w:w="90"/>
+              <w:bottom w:type="dxa" w:w="50"/>
+              <w:right w:type="dxa" w:w="90"/>
+            </w:tcMar>
+          </w:tcPr>
+          <w:p>
+            <w:pPr>
+              <w:keepNext/>
+              <w:keepLines/>
+              <w:spacing w:after="0" w:before="0" w:line="280"/>
+            </w:pPr>
+            <w:r>
+              <w:rPr>
+                <w:rFonts w:ascii="Microsoft YaHei" w:eastAsia="Microsoft YaHei" w:hAnsi="Microsoft YaHei"/>
+                <w:b w:val="false"/>
+                <w:bCs w:val="false"/>
+                <w:sz w:val="18"/>
+                <w:szCs w:val="18"/>
+              </w:rPr>
+              <w:t xml:space="preserve">“几乎一致（内容的编码）”（与第3章 6的“比对以PDQ与ISCC两者进行”相配合）</w:t>
+            </w:r>
+          </w:p>
+        </w:tc>
+      </w:tr>
+      <w:tr>
+        <w:trPr>
+          <w:cantSplit/>
+          <w:tblHeader w:val="off"/>
+        </w:trPr>
+        <w:tc>
+          <w:tcPr>
+            <w:tcW w:type="dxa" w:w="4266"/>
             <w:tcBorders>
               <w:top w:val="single" w:color="A6B8D0" w:sz="4"/>
               <w:left w:val="single" w:color="A6B8D0" w:sz="4"/>
@@ -9598,13 +9564,13 @@
                 <w:sz w:val="18"/>
                 <w:szCs w:val="18"/>
               </w:rPr>
-              <w:t xml:space="preserve">PDQ的距离为32以上，无水印</w:t>
-            </w:r>
-          </w:p>
-        </w:tc>
-        <w:tc>
-          <w:tcPr>
-            <w:tcW w:type="dxa" w:w="5912"/>
+              <w:t xml:space="preserve">PDQ的距离为32以上，无水印，ISCC也不一致</w:t>
+            </w:r>
+          </w:p>
+        </w:tc>
+        <w:tc>
+          <w:tcPr>
+            <w:tcW w:type="dxa" w:w="5372"/>
             <w:tcBorders>
               <w:top w:val="single" w:color="A6B8D0" w:sz="4"/>
               <w:left w:val="single" w:color="A6B8D0" w:sz="4"/>
@@ -9642,6 +9608,36 @@
       <w:pPr>
         <w:spacing w:after="100" w:before="0"/>
       </w:pPr>
+    </w:p>
+    <w:p>
+      <w:pPr>
+        <w:pStyle w:val="ListParagraph"/>
+        <w:keepNext/>
+        <w:keepLines/>
+        <w:numPr>
+          <w:ilvl w:val="0"/>
+          <w:numId w:val="2"/>
+        </w:numPr>
+        <w:spacing w:after="20" w:before="20" w:line="300"/>
+      </w:pPr>
+      <w:r>
+        <w:rPr>
+          <w:rFonts w:ascii="Microsoft YaHei" w:eastAsia="Microsoft YaHei" w:hAnsi="Microsoft YaHei"/>
+        </w:rPr>
+        <w:t xml:space="preserve">与多个作品匹配时：</w:t>
+      </w:r>
+      <w:r>
+        <w:rPr>
+          <w:rFonts w:ascii="Consolas" w:eastAsia="Microsoft YaHei" w:hAnsi="Consolas"/>
+        </w:rPr>
+        <w:t xml:space="preserve">work_refs</w:t>
+      </w:r>
+      <w:r>
+        <w:rPr>
+          <w:rFonts w:ascii="Microsoft YaHei" w:eastAsia="Microsoft YaHei" w:hAnsi="Microsoft YaHei"/>
+        </w:rPr>
+        <w:t xml:space="preserve">按水印一致 → PDQ距离由小到大 → 由新到旧排列。显示按原图的SHA-256归并，显示为“一致：识别编号X（交付用）。同一照片的其他导出N件”（第1章 8.2：同一照片的不同型以原图的SHA-256关联）。</w:t>
+      </w:r>
     </w:p>
     <w:p>
       <w:pPr>
@@ -9687,7 +9683,7 @@
         <w:rPr>
           <w:rFonts w:ascii="Microsoft YaHei" w:eastAsia="Microsoft YaHei" w:hAnsi="Microsoft YaHei"/>
         </w:rPr>
-        <w:t xml:space="preserve">根据比对作品的许可范围与转载的形态（2.3的“有偿的分发”、被公开），显示以下候选：“许可范围外的公开（转载）”“商业利用（未另行许可）”。“比对数据的删除”的候选，仅在保留C2PA的途径（在第3章 10.3“在发布网站、云端的保留”中确认会保留的发布网站、云端）上没有C2PA签名时，或转载图片是从交付用的输出中只去除了C2PA签名的图片（不伴随格式的转换、再压缩，像素相同）时显示。多数社交平台在发布时删除C2PA，因此在社交平台上没有C2PA签名不能成为删除的线索（在日本法中，因技术限制导致的删除也被排除。法务调查 L-1“权利管理信息的去除、改变（日）”）。</w:t>
+        <w:t xml:space="preserve">根据比对作品的许可范围与转载的形态（2.3的“有偿的分发”、被公开），显示抵触的候选。候选的规则依第5章 2.3“与图片的关联”。</w:t>
       </w:r>
     </w:p>
     <w:p>
@@ -9753,6 +9749,24 @@
           <w:rFonts w:ascii="Microsoft YaHei" w:eastAsia="Microsoft YaHei" w:hAnsi="Microsoft YaHei"/>
         </w:rPr>
         <w:t xml:space="preserve">中国的网站：若能从页面的末尾读取ICP备案号则予以记录。工业和信息化部备案的查询（企划草案［22］），作为使用者进行的步骤在第7章“法律应对指引”中指引（查询界面有图片验证，因此不从应用自动查询）。</w:t>
+      </w:r>
+    </w:p>
+    <w:p>
+      <w:pPr>
+        <w:pStyle w:val="ListParagraph"/>
+        <w:keepNext/>
+        <w:keepLines/>
+        <w:numPr>
+          <w:ilvl w:val="0"/>
+          <w:numId w:val="2"/>
+        </w:numPr>
+        <w:spacing w:after="20" w:before="20" w:line="300"/>
+      </w:pPr>
+      <w:r>
+        <w:rPr>
+          <w:rFonts w:ascii="Microsoft YaHei" w:eastAsia="Microsoft YaHei" w:hAnsi="Microsoft YaHei"/>
+        </w:rPr>
+        <w:t xml:space="preserve">RDAP的查询把原始的请求与应答（JSON、头部、TLS证书的主体与发行者）作为证据保存到WARC（2.2.1）中。IP地址与域名两者，以及IP地址反向解析的结果也保留（2026-09-30 NRSD的要求）。RDAP的引导（向哪个窗口查询的IANA一览）从参考信息取得，不向IANA查询（第8章 3.4）。</w:t>
       </w:r>
     </w:p>
     <w:p>
@@ -10340,7 +10354,7 @@
     <w:p>
       <w:pPr>
         <w:pStyle w:val="ListParagraph"/>
-        <w:keepNext w:val="false"/>
+        <w:keepNext/>
         <w:keepLines/>
         <w:numPr>
           <w:ilvl w:val="0"/>
@@ -10352,18 +10366,127 @@
         <w:rPr>
           <w:rFonts w:ascii="Microsoft YaHei" w:eastAsia="Microsoft YaHei" w:hAnsi="Microsoft YaHei"/>
         </w:rPr>
-        <w:t xml:space="preserve">申诉之后程序的期限（日本的大规模特定电信服务提供者的7日通知、美国反通知之后的10至14个工作日等），按第7章 6.3“程序期限的显示”的表在案件的界面上显示。</w:t>
-      </w:r>
-    </w:p>
-    <w:p>
-      <w:pPr>
-        <w:pStyle w:val="Heading2"/>
-      </w:pPr>
-      <w:r>
-        <w:rPr>
-          <w:rFonts w:ascii="Microsoft YaHei" w:eastAsia="Microsoft YaHei" w:hAnsi="Microsoft YaHei"/>
-        </w:rPr>
-        <w:t xml:space="preserve">6.2 当前状态的确认</w:t>
+        <w:t xml:space="preserve">状况的种类（</w:t>
+      </w:r>
+      <w:r>
+        <w:rPr>
+          <w:rFonts w:ascii="Consolas" w:eastAsia="Microsoft YaHei" w:hAnsi="Consolas"/>
+        </w:rPr>
+        <w:t xml:space="preserve">nrsd.status/1</w:t>
+      </w:r>
+      <w:r>
+        <w:rPr>
+          <w:rFonts w:ascii="Microsoft YaHei" w:eastAsia="Microsoft YaHei" w:hAnsi="Microsoft YaHei"/>
+        </w:rPr>
+        <w:t xml:space="preserve">的</w:t>
+      </w:r>
+      <w:r>
+        <w:rPr>
+          <w:rFonts w:ascii="Consolas" w:eastAsia="Microsoft YaHei" w:hAnsi="Consolas"/>
+        </w:rPr>
+        <w:t xml:space="preserve">kind</w:t>
+      </w:r>
+      <w:r>
+        <w:rPr>
+          <w:rFonts w:ascii="Microsoft YaHei" w:eastAsia="Microsoft YaHei" w:hAnsi="Microsoft YaHei"/>
+        </w:rPr>
+        <w:t xml:space="preserve">）：</w:t>
+      </w:r>
+      <w:r>
+        <w:rPr>
+          <w:rFonts w:ascii="Consolas" w:eastAsia="Microsoft YaHei" w:hAnsi="Consolas"/>
+        </w:rPr>
+        <w:t xml:space="preserve">registered</w:t>
+      </w:r>
+      <w:r>
+        <w:rPr>
+          <w:rFonts w:ascii="Microsoft YaHei" w:eastAsia="Microsoft YaHei" w:hAnsi="Microsoft YaHei"/>
+        </w:rPr>
+        <w:t xml:space="preserve">、</w:t>
+      </w:r>
+      <w:r>
+        <w:rPr>
+          <w:rFonts w:ascii="Consolas" w:eastAsia="Microsoft YaHei" w:hAnsi="Consolas"/>
+        </w:rPr>
+        <w:t xml:space="preserve">filed</w:t>
+      </w:r>
+      <w:r>
+        <w:rPr>
+          <w:rFonts w:ascii="Microsoft YaHei" w:eastAsia="Microsoft YaHei" w:hAnsi="Microsoft YaHei"/>
+        </w:rPr>
+        <w:t xml:space="preserve">（已申诉）、</w:t>
+      </w:r>
+      <w:r>
+        <w:rPr>
+          <w:rFonts w:ascii="Consolas" w:eastAsia="Microsoft YaHei" w:hAnsi="Consolas"/>
+        </w:rPr>
+        <w:t xml:space="preserve">response</w:t>
+      </w:r>
+      <w:r>
+        <w:rPr>
+          <w:rFonts w:ascii="Microsoft YaHei" w:eastAsia="Microsoft YaHei" w:hAnsi="Microsoft YaHei"/>
+        </w:rPr>
+        <w:t xml:space="preserve">（事业者的应答）、</w:t>
+      </w:r>
+      <w:r>
+        <w:rPr>
+          <w:rFonts w:ascii="Consolas" w:eastAsia="Microsoft YaHei" w:hAnsi="Consolas"/>
+        </w:rPr>
+        <w:t xml:space="preserve">removed</w:t>
+      </w:r>
+      <w:r>
+        <w:rPr>
+          <w:rFonts w:ascii="Microsoft YaHei" w:eastAsia="Microsoft YaHei" w:hAnsi="Microsoft YaHei"/>
+        </w:rPr>
+        <w:t xml:space="preserve">、</w:t>
+      </w:r>
+      <w:r>
+        <w:rPr>
+          <w:rFonts w:ascii="Consolas" w:eastAsia="Microsoft YaHei" w:hAnsi="Consolas"/>
+        </w:rPr>
+        <w:t xml:space="preserve">reposted</w:t>
+      </w:r>
+      <w:r>
+        <w:rPr>
+          <w:rFonts w:ascii="Microsoft YaHei" w:eastAsia="Microsoft YaHei" w:hAnsi="Microsoft YaHei"/>
+        </w:rPr>
+        <w:t xml:space="preserve">、</w:t>
+      </w:r>
+      <w:r>
+        <w:rPr>
+          <w:rFonts w:ascii="Consolas" w:eastAsia="Microsoft YaHei" w:hAnsi="Consolas"/>
+        </w:rPr>
+        <w:t xml:space="preserve">checked</w:t>
+      </w:r>
+      <w:r>
+        <w:rPr>
+          <w:rFonts w:ascii="Microsoft YaHei" w:eastAsia="Microsoft YaHei" w:hAnsi="Microsoft YaHei"/>
+        </w:rPr>
+        <w:t xml:space="preserve">（确认了当前状态）、</w:t>
+      </w:r>
+      <w:r>
+        <w:rPr>
+          <w:rFonts w:ascii="Consolas" w:eastAsia="Microsoft YaHei" w:hAnsi="Consolas"/>
+        </w:rPr>
+        <w:t xml:space="preserve">timestamped</w:t>
+      </w:r>
+      <w:r>
+        <w:rPr>
+          <w:rFonts w:ascii="Microsoft YaHei" w:eastAsia="Microsoft YaHei" w:hAnsi="Microsoft YaHei"/>
+        </w:rPr>
+        <w:t xml:space="preserve">（可信时间戳的应答）、</w:t>
+      </w:r>
+      <w:r>
+        <w:rPr>
+          <w:rFonts w:ascii="Consolas" w:eastAsia="Microsoft YaHei" w:hAnsi="Consolas"/>
+        </w:rPr>
+        <w:t xml:space="preserve">withdrawn</w:t>
+      </w:r>
+      <w:r>
+        <w:rPr>
+          <w:rFonts w:ascii="Microsoft YaHei" w:eastAsia="Microsoft YaHei" w:hAnsi="Microsoft YaHei"/>
+        </w:rPr>
+        <w:t xml:space="preserve">。</w:t>
       </w:r>
     </w:p>
     <w:p>
@@ -10381,7 +10504,73 @@
         <w:rPr>
           <w:rFonts w:ascii="Microsoft YaHei" w:eastAsia="Microsoft YaHei" w:hAnsi="Microsoft YaHei"/>
         </w:rPr>
-        <w:t xml:space="preserve">仅在使用者按下按钮时，对登记的URL进行1次不执行脚本的获取，记录HTTP的状态、正文的哈希、图片的有无，并附加可信时间戳。</w:t>
+        <w:t xml:space="preserve">“已申诉”“事业者的应答”行的项目：窗口（参考信息的编号）、方法（表单、电子邮件）、发送的日期时间、受理编号（如有）、申请人的立场、所发送文字副本的SHA-256（放在第8章 2.1“配置”的</w:t>
+      </w:r>
+      <w:r>
+        <w:rPr>
+          <w:rFonts w:ascii="Consolas" w:eastAsia="Microsoft YaHei" w:hAnsi="Consolas"/>
+        </w:rPr>
+        <w:t xml:space="preserve">filings/</w:t>
+      </w:r>
+      <w:r>
+        <w:rPr>
+          <w:rFonts w:ascii="Microsoft YaHei" w:eastAsia="Microsoft YaHei" w:hAnsi="Microsoft YaHei"/>
+        </w:rPr>
+        <w:t xml:space="preserve">中的申诉副本）、应答的日期时间、结果（受理、删除、拒绝、反驳的转送、其他）、备注。这些即为</w:t>
+      </w:r>
+      <w:r>
+        <w:rPr>
+          <w:rFonts w:ascii="Consolas" w:eastAsia="Microsoft YaHei" w:hAnsi="Consolas"/>
+        </w:rPr>
+        <w:t xml:space="preserve">nrsd.status/1</w:t>
+      </w:r>
+      <w:r>
+        <w:rPr>
+          <w:rFonts w:ascii="Microsoft YaHei" w:eastAsia="Microsoft YaHei" w:hAnsi="Microsoft YaHei"/>
+        </w:rPr>
+        <w:t xml:space="preserve">的项目。</w:t>
+      </w:r>
+    </w:p>
+    <w:p>
+      <w:pPr>
+        <w:pStyle w:val="ListParagraph"/>
+        <w:keepNext/>
+        <w:keepLines/>
+        <w:numPr>
+          <w:ilvl w:val="0"/>
+          <w:numId w:val="2"/>
+        </w:numPr>
+        <w:spacing w:after="20" w:before="20" w:line="300"/>
+      </w:pPr>
+      <w:r>
+        <w:rPr>
+          <w:rFonts w:ascii="Microsoft YaHei" w:eastAsia="Microsoft YaHei" w:hAnsi="Microsoft YaHei"/>
+        </w:rPr>
+        <w:t xml:space="preserve">申诉的副本：以复制范本时的文字，把使用者填写的栏（姓名、住址、电话、电子邮件）替换为</w:t>
+      </w:r>
+      <w:r>
+        <w:rPr>
+          <w:rFonts w:ascii="Consolas" w:eastAsia="Microsoft YaHei" w:hAnsi="Consolas"/>
+        </w:rPr>
+        <w:t xml:space="preserve">[REDACTED]</w:t>
+      </w:r>
+      <w:r>
+        <w:rPr>
+          <w:rFonts w:ascii="Microsoft YaHei" w:eastAsia="Microsoft YaHei" w:hAnsi="Microsoft YaHei"/>
+        </w:rPr>
+        <w:t xml:space="preserve">后的副本保存为</w:t>
+      </w:r>
+      <w:r>
+        <w:rPr>
+          <w:rFonts w:ascii="Consolas" w:eastAsia="Microsoft YaHei" w:hAnsi="Consolas"/>
+        </w:rPr>
+        <w:t xml:space="preserve">cases/&lt;案件编号&gt;/filings/&lt;UUID v7&gt;.txt</w:t>
+      </w:r>
+      <w:r>
+        <w:rPr>
+          <w:rFonts w:ascii="Microsoft YaHei" w:eastAsia="Microsoft YaHei" w:hAnsi="Microsoft YaHei"/>
+        </w:rPr>
+        <w:t xml:space="preserve">，状况的追记“已申诉”持有其SHA-256。包含在证据包（BagIt）中。保持不保存姓名的方针（第7章 3.1）。</w:t>
       </w:r>
     </w:p>
     <w:p>
@@ -10399,18 +10588,30 @@
         <w:rPr>
           <w:rFonts w:ascii="Microsoft YaHei" w:eastAsia="Microsoft YaHei" w:hAnsi="Microsoft YaHei"/>
         </w:rPr>
-        <w:t xml:space="preserve">不进行定期的自动确认。在一览的界面上显示“最后确认的日期”，使使用者能够想起。</w:t>
-      </w:r>
-    </w:p>
-    <w:p>
-      <w:pPr>
-        <w:pStyle w:val="Heading1"/>
-      </w:pPr>
-      <w:r>
-        <w:rPr>
-          <w:rFonts w:ascii="Microsoft YaHei" w:eastAsia="Microsoft YaHei" w:hAnsi="Microsoft YaHei"/>
-        </w:rPr>
-        <w:t xml:space="preserve">7. 订正</w:t>
+        <w:t xml:space="preserve">申诉之后程序期限的计算、</w:t>
+      </w:r>
+      <w:r>
+        <w:rPr>
+          <w:rFonts w:ascii="Consolas" w:eastAsia="Microsoft YaHei" w:hAnsi="Consolas"/>
+        </w:rPr>
+        <w:t xml:space="preserve">.ics</w:t>
+      </w:r>
+      <w:r>
+        <w:rPr>
+          <w:rFonts w:ascii="Microsoft YaHei" w:eastAsia="Microsoft YaHei" w:hAnsi="Microsoft YaHei"/>
+        </w:rPr>
+        <w:t xml:space="preserve">的导出、3天前与当天的通知依第7章 6.3“程序期限的显示”（在案件的界面上显示）。</w:t>
+      </w:r>
+    </w:p>
+    <w:p>
+      <w:pPr>
+        <w:pStyle w:val="Heading2"/>
+      </w:pPr>
+      <w:r>
+        <w:rPr>
+          <w:rFonts w:ascii="Microsoft YaHei" w:eastAsia="Microsoft YaHei" w:hAnsi="Microsoft YaHei"/>
+        </w:rPr>
+        <w:t xml:space="preserve">6.2 当前状态的确认</w:t>
       </w:r>
     </w:p>
     <w:p>
@@ -10428,7 +10629,31 @@
         <w:rPr>
           <w:rFonts w:ascii="Microsoft YaHei" w:eastAsia="Microsoft YaHei" w:hAnsi="Microsoft YaHei"/>
         </w:rPr>
-        <w:t xml:space="preserve">错误登记的撤回：使用者选择理由（错误、已许可、其他），追加撤回的记录。删除证据文件，在案件记录中留下撤回、理由与日期时间（第1章 8.4“保留与删除”）。从一览的件数中除去。</w:t>
+        <w:t xml:space="preserve">仅在使用者按下按钮时，对登记的URL进行1次不执行脚本的获取。获取的应答作为与2.2.1相同的WARC（</w:t>
+      </w:r>
+      <w:r>
+        <w:rPr>
+          <w:rFonts w:ascii="Consolas" w:eastAsia="Microsoft YaHei" w:hAnsi="Consolas"/>
+        </w:rPr>
+        <w:t xml:space="preserve">capture-&lt;序号&gt;.warc.gz</w:t>
+      </w:r>
+      <w:r>
+        <w:rPr>
+          <w:rFonts w:ascii="Microsoft YaHei" w:eastAsia="Microsoft YaHei" w:hAnsi="Microsoft YaHei"/>
+        </w:rPr>
+        <w:t xml:space="preserve">。序号从登记时的获取接续）加入</w:t>
+      </w:r>
+      <w:r>
+        <w:rPr>
+          <w:rFonts w:ascii="Consolas" w:eastAsia="Microsoft YaHei" w:hAnsi="Consolas"/>
+        </w:rPr>
+        <w:t xml:space="preserve">evidence/</w:t>
+      </w:r>
+      <w:r>
+        <w:rPr>
+          <w:rFonts w:ascii="Microsoft YaHei" w:eastAsia="Microsoft YaHei" w:hAnsi="Microsoft YaHei"/>
+        </w:rPr>
+        <w:t xml:space="preserve">（成为再次发布的证据。与Perma.cc、Wayback Machine每次重新获取都留下新记录相同），并在状况的追加中记录HTTP的状态、正文的哈希、图片的有无、WARC的SHA-256，附加可信时间戳。</w:t>
       </w:r>
     </w:p>
     <w:p>
@@ -10446,7 +10671,78 @@
         <w:rPr>
           <w:rFonts w:ascii="Microsoft YaHei" w:eastAsia="Microsoft YaHei" w:hAnsi="Microsoft YaHei"/>
         </w:rPr>
-        <w:t xml:space="preserve">登记了不是自己作品的转载时（R-6-6-2“登记了非本人作品的转载时的处理已确定”）：登记停留在终端中，不会送达其他使用者或事业者。产生损害的，是使用者以该登记为依据发送申诉的情况，在申诉之前显示比对的结果与线索（第2章 4.4“冒充权利人者出现时的线索”），并显示责任在于使用者（D-10-6“比对的判断及登记的责任，由进行登记的使用者本人承担”）。</w:t>
+        <w:t xml:space="preserve">不进行定期的自动确认。在一览的界面上显示“最后确认的日期”，使使用者能够想起。</w:t>
+      </w:r>
+    </w:p>
+    <w:p>
+      <w:pPr>
+        <w:pStyle w:val="Heading1"/>
+      </w:pPr>
+      <w:r>
+        <w:rPr>
+          <w:rFonts w:ascii="Microsoft YaHei" w:eastAsia="Microsoft YaHei" w:hAnsi="Microsoft YaHei"/>
+        </w:rPr>
+        <w:t xml:space="preserve">7. 订正</w:t>
+      </w:r>
+    </w:p>
+    <w:p>
+      <w:pPr>
+        <w:pStyle w:val="ListParagraph"/>
+        <w:keepNext/>
+        <w:keepLines/>
+        <w:numPr>
+          <w:ilvl w:val="0"/>
+          <w:numId w:val="2"/>
+        </w:numPr>
+        <w:spacing w:after="20" w:before="20" w:line="300"/>
+      </w:pPr>
+      <w:r>
+        <w:rPr>
+          <w:rFonts w:ascii="Microsoft YaHei" w:eastAsia="Microsoft YaHei" w:hAnsi="Microsoft YaHei"/>
+        </w:rPr>
+        <w:t xml:space="preserve">误登记的撤回：使用者选择理由（错误、已获许可、其他），追记撤回记录。证据文件夹移到操作系统的回收站（freedesktop.org的Trash Specification 1.0、Windows的回收站、macOS的废纸篓。</w:t>
+      </w:r>
+      <w:r>
+        <w:rPr>
+          <w:rFonts w:ascii="Consolas" w:eastAsia="Microsoft YaHei" w:hAnsi="Consolas"/>
+        </w:rPr>
+        <w:t xml:space="preserve">trash</w:t>
+      </w:r>
+      <w:r>
+        <w:rPr>
+          <w:rFonts w:ascii="Microsoft YaHei" w:eastAsia="Microsoft YaHei" w:hAnsi="Microsoft YaHei"/>
+        </w:rPr>
+        <w:t xml:space="preserve"> crate。不自建回收站）。使用者可从操作系统的回收站恢复。案件记录中保留撤回、理由与日期时间（第1章 8.4“保留与删除”）。从一览的件数中除去（2026-10-01 NRSD的要求）。撤回后的链验证只以记录的行（JSON）为对象，证据文件的有无另行确认。撤回的案件以“证据已删除”为正常，不把缺失视为错误（如同Git的提交可指向已删除的blob：哈希留在记录中）。未撤回的案件若无证据，以</w:t>
+      </w:r>
+      <w:r>
+        <w:rPr>
+          <w:rFonts w:ascii="Consolas" w:eastAsia="Microsoft YaHei" w:hAnsi="Consolas"/>
+        </w:rPr>
+        <w:t xml:space="preserve">CAS</w:t>
+      </w:r>
+      <w:r>
+        <w:rPr>
+          <w:rFonts w:ascii="Microsoft YaHei" w:eastAsia="Microsoft YaHei" w:hAnsi="Microsoft YaHei"/>
+        </w:rPr>
+        <w:t xml:space="preserve">编号通知。</w:t>
+      </w:r>
+    </w:p>
+    <w:p>
+      <w:pPr>
+        <w:pStyle w:val="ListParagraph"/>
+        <w:keepNext w:val="false"/>
+        <w:keepLines/>
+        <w:numPr>
+          <w:ilvl w:val="0"/>
+          <w:numId w:val="2"/>
+        </w:numPr>
+        <w:spacing w:after="20" w:before="20" w:line="300"/>
+      </w:pPr>
+      <w:r>
+        <w:rPr>
+          <w:rFonts w:ascii="Microsoft YaHei" w:eastAsia="Microsoft YaHei" w:hAnsi="Microsoft YaHei"/>
+        </w:rPr>
+        <w:t xml:space="preserve">登记了不是自己作品的转载时（R-6-6-2）：登记停留在终端中，不会送达其他使用者或事业者。产生损害的，是使用者以该登记为依据发送申诉的情况，在申诉之前显示比对的结果与线索（第2章 4.4“冒充权利人者出现时的线索”），并显示责任在于使用者（D-10-6“比对的判断及登记的责任，由进行登记的使用者本人承担”）。</w:t>
       </w:r>
     </w:p>
     <w:p>
@@ -10538,9 +10834,8 @@
         </w:tblBorders>
       </w:tblPr>
       <w:tblGrid>
-        <w:gridCol w:w="1636"/>
-        <w:gridCol w:w="4098"/>
-        <w:gridCol w:w="3904"/>
+        <w:gridCol w:w="4995"/>
+        <w:gridCol w:w="4643"/>
       </w:tblGrid>
       <w:tr>
         <w:trPr>
@@ -10549,7 +10844,7 @@
         </w:trPr>
         <w:tc>
           <w:tcPr>
-            <w:tcW w:type="dxa" w:w="1636"/>
+            <w:tcW w:type="dxa" w:w="4995"/>
             <w:tcBorders>
               <w:top w:val="single" w:color="A6B8D0" w:sz="4"/>
               <w:left w:val="single" w:color="A6B8D0" w:sz="4"/>
@@ -10578,48 +10873,13 @@
                 <w:sz w:val="18"/>
                 <w:szCs w:val="18"/>
               </w:rPr>
-              <w:t xml:space="preserve">要求的编号</w:t>
-            </w:r>
-          </w:p>
-        </w:tc>
-        <w:tc>
-          <w:tcPr>
-            <w:tcW w:type="dxa" w:w="4098"/>
-            <w:tcBorders>
-              <w:top w:val="single" w:color="A6B8D0" w:sz="4"/>
-              <w:left w:val="single" w:color="A6B8D0" w:sz="4"/>
-              <w:bottom w:val="single" w:color="A6B8D0" w:sz="4"/>
-              <w:right w:val="single" w:color="A6B8D0" w:sz="4"/>
-            </w:tcBorders>
-            <w:shd w:fill="DCE6F2" w:color="auto" w:val="clear"/>
-            <w:tcMar>
-              <w:top w:type="dxa" w:w="50"/>
-              <w:left w:type="dxa" w:w="90"/>
-              <w:bottom w:type="dxa" w:w="50"/>
-              <w:right w:type="dxa" w:w="90"/>
-            </w:tcMar>
-          </w:tcPr>
-          <w:p>
-            <w:pPr>
-              <w:keepNext/>
-              <w:keepLines/>
-              <w:spacing w:after="0" w:before="0" w:line="280"/>
-            </w:pPr>
-            <w:r>
-              <w:rPr>
-                <w:rFonts w:ascii="Microsoft YaHei" w:eastAsia="Microsoft YaHei" w:hAnsi="Microsoft YaHei"/>
-                <w:b/>
-                <w:bCs/>
-                <w:sz w:val="18"/>
-                <w:szCs w:val="18"/>
-              </w:rPr>
-              <w:t xml:space="preserve">要求的内容</w:t>
-            </w:r>
-          </w:p>
-        </w:tc>
-        <w:tc>
-          <w:tcPr>
-            <w:tcW w:type="dxa" w:w="3904"/>
+              <w:t xml:space="preserve">要求的编号（文字见概要设计书）</w:t>
+            </w:r>
+          </w:p>
+        </w:tc>
+        <w:tc>
+          <w:tcPr>
+            <w:tcW w:type="dxa" w:w="4643"/>
             <w:tcBorders>
               <w:top w:val="single" w:color="A6B8D0" w:sz="4"/>
               <w:left w:val="single" w:color="A6B8D0" w:sz="4"/>
@@ -10660,7 +10920,7 @@
         </w:trPr>
         <w:tc>
           <w:tcPr>
-            <w:tcW w:type="dxa" w:w="1636"/>
+            <w:tcW w:type="dxa" w:w="4995"/>
             <w:tcBorders>
               <w:top w:val="single" w:color="A6B8D0" w:sz="4"/>
               <w:left w:val="single" w:color="A6B8D0" w:sz="4"/>
@@ -10694,41 +10954,7 @@
         </w:tc>
         <w:tc>
           <w:tcPr>
-            <w:tcW w:type="dxa" w:w="4098"/>
-            <w:tcBorders>
-              <w:top w:val="single" w:color="A6B8D0" w:sz="4"/>
-              <w:left w:val="single" w:color="A6B8D0" w:sz="4"/>
-              <w:bottom w:val="single" w:color="A6B8D0" w:sz="4"/>
-              <w:right w:val="single" w:color="A6B8D0" w:sz="4"/>
-            </w:tcBorders>
-            <w:tcMar>
-              <w:top w:type="dxa" w:w="50"/>
-              <w:left w:type="dxa" w:w="90"/>
-              <w:bottom w:type="dxa" w:w="50"/>
-              <w:right w:type="dxa" w:w="90"/>
-            </w:tcMar>
-          </w:tcPr>
-          <w:p>
-            <w:pPr>
-              <w:keepNext/>
-              <w:keepLines/>
-              <w:spacing w:after="0" w:before="0" w:line="280"/>
-            </w:pPr>
-            <w:r>
-              <w:rPr>
-                <w:rFonts w:ascii="Microsoft YaHei" w:eastAsia="Microsoft YaHei" w:hAnsi="Microsoft YaHei"/>
-                <w:b w:val="false"/>
-                <w:bCs w:val="false"/>
-                <w:sz w:val="18"/>
-                <w:szCs w:val="18"/>
-              </w:rPr>
-              <w:t xml:space="preserve">能以1个按钮登记</w:t>
-            </w:r>
-          </w:p>
-        </w:tc>
-        <w:tc>
-          <w:tcPr>
-            <w:tcW w:type="dxa" w:w="3904"/>
+            <w:tcW w:type="dxa" w:w="4643"/>
             <w:tcBorders>
               <w:top w:val="single" w:color="A6B8D0" w:sz="4"/>
               <w:left w:val="single" w:color="A6B8D0" w:sz="4"/>
@@ -10768,7 +10994,7 @@
         </w:trPr>
         <w:tc>
           <w:tcPr>
-            <w:tcW w:type="dxa" w:w="1636"/>
+            <w:tcW w:type="dxa" w:w="4995"/>
             <w:tcBorders>
               <w:top w:val="single" w:color="A6B8D0" w:sz="4"/>
               <w:left w:val="single" w:color="A6B8D0" w:sz="4"/>
@@ -10802,41 +11028,7 @@
         </w:tc>
         <w:tc>
           <w:tcPr>
-            <w:tcW w:type="dxa" w:w="4098"/>
-            <w:tcBorders>
-              <w:top w:val="single" w:color="A6B8D0" w:sz="4"/>
-              <w:left w:val="single" w:color="A6B8D0" w:sz="4"/>
-              <w:bottom w:val="single" w:color="A6B8D0" w:sz="4"/>
-              <w:right w:val="single" w:color="A6B8D0" w:sz="4"/>
-            </w:tcBorders>
-            <w:tcMar>
-              <w:top w:type="dxa" w:w="50"/>
-              <w:left w:type="dxa" w:w="90"/>
-              <w:bottom w:type="dxa" w:w="50"/>
-              <w:right w:type="dxa" w:w="90"/>
-            </w:tcMar>
-          </w:tcPr>
-          <w:p>
-            <w:pPr>
-              <w:keepNext/>
-              <w:keepLines/>
-              <w:spacing w:after="0" w:before="0" w:line="280"/>
-            </w:pPr>
-            <w:r>
-              <w:rPr>
-                <w:rFonts w:ascii="Microsoft YaHei" w:eastAsia="Microsoft YaHei" w:hAnsi="Microsoft YaHei"/>
-                <w:b w:val="false"/>
-                <w:bCs w:val="false"/>
-                <w:sz w:val="18"/>
-                <w:szCs w:val="18"/>
-              </w:rPr>
-              <w:t xml:space="preserve">需要登录的页面，能导入本人获取的内容</w:t>
-            </w:r>
-          </w:p>
-        </w:tc>
-        <w:tc>
-          <w:tcPr>
-            <w:tcW w:type="dxa" w:w="3904"/>
+            <w:tcW w:type="dxa" w:w="4643"/>
             <w:tcBorders>
               <w:top w:val="single" w:color="A6B8D0" w:sz="4"/>
               <w:left w:val="single" w:color="A6B8D0" w:sz="4"/>
@@ -10876,7 +11068,7 @@
         </w:trPr>
         <w:tc>
           <w:tcPr>
-            <w:tcW w:type="dxa" w:w="1636"/>
+            <w:tcW w:type="dxa" w:w="4995"/>
             <w:tcBorders>
               <w:top w:val="single" w:color="A6B8D0" w:sz="4"/>
               <w:left w:val="single" w:color="A6B8D0" w:sz="4"/>
@@ -10910,41 +11102,7 @@
         </w:tc>
         <w:tc>
           <w:tcPr>
-            <w:tcW w:type="dxa" w:w="4098"/>
-            <w:tcBorders>
-              <w:top w:val="single" w:color="A6B8D0" w:sz="4"/>
-              <w:left w:val="single" w:color="A6B8D0" w:sz="4"/>
-              <w:bottom w:val="single" w:color="A6B8D0" w:sz="4"/>
-              <w:right w:val="single" w:color="A6B8D0" w:sz="4"/>
-            </w:tcBorders>
-            <w:tcMar>
-              <w:top w:type="dxa" w:w="50"/>
-              <w:left w:type="dxa" w:w="90"/>
-              <w:bottom w:type="dxa" w:w="50"/>
-              <w:right w:type="dxa" w:w="90"/>
-            </w:tcMar>
-          </w:tcPr>
-          <w:p>
-            <w:pPr>
-              <w:keepNext/>
-              <w:keepLines/>
-              <w:spacing w:after="0" w:before="0" w:line="280"/>
-            </w:pPr>
-            <w:r>
-              <w:rPr>
-                <w:rFonts w:ascii="Microsoft YaHei" w:eastAsia="Microsoft YaHei" w:hAnsi="Microsoft YaHei"/>
-                <w:b w:val="false"/>
-                <w:bCs w:val="false"/>
-                <w:sz w:val="18"/>
-                <w:szCs w:val="18"/>
-              </w:rPr>
-              <w:t xml:space="preserve">登记记录在使用者的终端中，不影响其他使用者的记录</w:t>
-            </w:r>
-          </w:p>
-        </w:tc>
-        <w:tc>
-          <w:tcPr>
-            <w:tcW w:type="dxa" w:w="3904"/>
+            <w:tcW w:type="dxa" w:w="4643"/>
             <w:tcBorders>
               <w:top w:val="single" w:color="A6B8D0" w:sz="4"/>
               <w:left w:val="single" w:color="A6B8D0" w:sz="4"/>
@@ -10984,7 +11142,7 @@
         </w:trPr>
         <w:tc>
           <w:tcPr>
-            <w:tcW w:type="dxa" w:w="1636"/>
+            <w:tcW w:type="dxa" w:w="4995"/>
             <w:tcBorders>
               <w:top w:val="single" w:color="A6B8D0" w:sz="4"/>
               <w:left w:val="single" w:color="A6B8D0" w:sz="4"/>
@@ -11018,41 +11176,7 @@
         </w:tc>
         <w:tc>
           <w:tcPr>
-            <w:tcW w:type="dxa" w:w="4098"/>
-            <w:tcBorders>
-              <w:top w:val="single" w:color="A6B8D0" w:sz="4"/>
-              <w:left w:val="single" w:color="A6B8D0" w:sz="4"/>
-              <w:bottom w:val="single" w:color="A6B8D0" w:sz="4"/>
-              <w:right w:val="single" w:color="A6B8D0" w:sz="4"/>
-            </w:tcBorders>
-            <w:tcMar>
-              <w:top w:type="dxa" w:w="50"/>
-              <w:left w:type="dxa" w:w="90"/>
-              <w:bottom w:type="dxa" w:w="50"/>
-              <w:right w:type="dxa" w:w="90"/>
-            </w:tcMar>
-          </w:tcPr>
-          <w:p>
-            <w:pPr>
-              <w:keepNext/>
-              <w:keepLines/>
-              <w:spacing w:after="0" w:before="0" w:line="280"/>
-            </w:pPr>
-            <w:r>
-              <w:rPr>
-                <w:rFonts w:ascii="Microsoft YaHei" w:eastAsia="Microsoft YaHei" w:hAnsi="Microsoft YaHei"/>
-                <w:b w:val="false"/>
-                <w:bCs w:val="false"/>
-                <w:sz w:val="18"/>
-                <w:szCs w:val="18"/>
-              </w:rPr>
-              <w:t xml:space="preserve">有受理来自第二阶段登记的余地</w:t>
-            </w:r>
-          </w:p>
-        </w:tc>
-        <w:tc>
-          <w:tcPr>
-            <w:tcW w:type="dxa" w:w="3904"/>
+            <w:tcW w:type="dxa" w:w="4643"/>
             <w:tcBorders>
               <w:top w:val="single" w:color="A6B8D0" w:sz="4"/>
               <w:left w:val="single" w:color="A6B8D0" w:sz="4"/>
@@ -11092,7 +11216,7 @@
         </w:trPr>
         <w:tc>
           <w:tcPr>
-            <w:tcW w:type="dxa" w:w="1636"/>
+            <w:tcW w:type="dxa" w:w="4995"/>
             <w:tcBorders>
               <w:top w:val="single" w:color="A6B8D0" w:sz="4"/>
               <w:left w:val="single" w:color="A6B8D0" w:sz="4"/>
@@ -11126,41 +11250,7 @@
         </w:tc>
         <w:tc>
           <w:tcPr>
-            <w:tcW w:type="dxa" w:w="4098"/>
-            <w:tcBorders>
-              <w:top w:val="single" w:color="A6B8D0" w:sz="4"/>
-              <w:left w:val="single" w:color="A6B8D0" w:sz="4"/>
-              <w:bottom w:val="single" w:color="A6B8D0" w:sz="4"/>
-              <w:right w:val="single" w:color="A6B8D0" w:sz="4"/>
-            </w:tcBorders>
-            <w:tcMar>
-              <w:top w:type="dxa" w:w="50"/>
-              <w:left w:type="dxa" w:w="90"/>
-              <w:bottom w:type="dxa" w:w="50"/>
-              <w:right w:type="dxa" w:w="90"/>
-            </w:tcMar>
-          </w:tcPr>
-          <w:p>
-            <w:pPr>
-              <w:keepNext/>
-              <w:keepLines/>
-              <w:spacing w:after="0" w:before="0" w:line="280"/>
-            </w:pPr>
-            <w:r>
-              <w:rPr>
-                <w:rFonts w:ascii="Microsoft YaHei" w:eastAsia="Microsoft YaHei" w:hAnsi="Microsoft YaHei"/>
-                <w:b w:val="false"/>
-                <w:bCs w:val="false"/>
-                <w:sz w:val="18"/>
-                <w:szCs w:val="18"/>
-              </w:rPr>
-              <w:t xml:space="preserve">能留下事后应显示的事项（设计计划书10.3）</w:t>
-            </w:r>
-          </w:p>
-        </w:tc>
-        <w:tc>
-          <w:tcPr>
-            <w:tcW w:type="dxa" w:w="3904"/>
+            <w:tcW w:type="dxa" w:w="4643"/>
             <w:tcBorders>
               <w:top w:val="single" w:color="A6B8D0" w:sz="4"/>
               <w:left w:val="single" w:color="A6B8D0" w:sz="4"/>
@@ -11200,7 +11290,7 @@
         </w:trPr>
         <w:tc>
           <w:tcPr>
-            <w:tcW w:type="dxa" w:w="1636"/>
+            <w:tcW w:type="dxa" w:w="4995"/>
             <w:tcBorders>
               <w:top w:val="single" w:color="A6B8D0" w:sz="4"/>
               <w:left w:val="single" w:color="A6B8D0" w:sz="4"/>
@@ -11234,41 +11324,7 @@
         </w:tc>
         <w:tc>
           <w:tcPr>
-            <w:tcW w:type="dxa" w:w="4098"/>
-            <w:tcBorders>
-              <w:top w:val="single" w:color="A6B8D0" w:sz="4"/>
-              <w:left w:val="single" w:color="A6B8D0" w:sz="4"/>
-              <w:bottom w:val="single" w:color="A6B8D0" w:sz="4"/>
-              <w:right w:val="single" w:color="A6B8D0" w:sz="4"/>
-            </w:tcBorders>
-            <w:tcMar>
-              <w:top w:type="dxa" w:w="50"/>
-              <w:left w:type="dxa" w:w="90"/>
-              <w:bottom w:type="dxa" w:w="50"/>
-              <w:right w:type="dxa" w:w="90"/>
-            </w:tcMar>
-          </w:tcPr>
-          <w:p>
-            <w:pPr>
-              <w:keepNext/>
-              <w:keepLines/>
-              <w:spacing w:after="0" w:before="0" w:line="280"/>
-            </w:pPr>
-            <w:r>
-              <w:rPr>
-                <w:rFonts w:ascii="Microsoft YaHei" w:eastAsia="Microsoft YaHei" w:hAnsi="Microsoft YaHei"/>
-                <w:b w:val="false"/>
-                <w:bCs w:val="false"/>
-                <w:sz w:val="18"/>
-                <w:szCs w:val="18"/>
-              </w:rPr>
-              <w:t xml:space="preserve">对获取的失败、恶意网站有所准备</w:t>
-            </w:r>
-          </w:p>
-        </w:tc>
-        <w:tc>
-          <w:tcPr>
-            <w:tcW w:type="dxa" w:w="3904"/>
+            <w:tcW w:type="dxa" w:w="4643"/>
             <w:tcBorders>
               <w:top w:val="single" w:color="A6B8D0" w:sz="4"/>
               <w:left w:val="single" w:color="A6B8D0" w:sz="4"/>
@@ -11308,7 +11364,7 @@
         </w:trPr>
         <w:tc>
           <w:tcPr>
-            <w:tcW w:type="dxa" w:w="1636"/>
+            <w:tcW w:type="dxa" w:w="4995"/>
             <w:tcBorders>
               <w:top w:val="single" w:color="A6B8D0" w:sz="4"/>
               <w:left w:val="single" w:color="A6B8D0" w:sz="4"/>
@@ -11342,41 +11398,7 @@
         </w:tc>
         <w:tc>
           <w:tcPr>
-            <w:tcW w:type="dxa" w:w="4098"/>
-            <w:tcBorders>
-              <w:top w:val="single" w:color="A6B8D0" w:sz="4"/>
-              <w:left w:val="single" w:color="A6B8D0" w:sz="4"/>
-              <w:bottom w:val="single" w:color="A6B8D0" w:sz="4"/>
-              <w:right w:val="single" w:color="A6B8D0" w:sz="4"/>
-            </w:tcBorders>
-            <w:tcMar>
-              <w:top w:type="dxa" w:w="50"/>
-              <w:left w:type="dxa" w:w="90"/>
-              <w:bottom w:type="dxa" w:w="50"/>
-              <w:right w:type="dxa" w:w="90"/>
-            </w:tcMar>
-          </w:tcPr>
-          <w:p>
-            <w:pPr>
-              <w:keepNext/>
-              <w:keepLines/>
-              <w:spacing w:after="0" w:before="0" w:line="280"/>
-            </w:pPr>
-            <w:r>
-              <w:rPr>
-                <w:rFonts w:ascii="Microsoft YaHei" w:eastAsia="Microsoft YaHei" w:hAnsi="Microsoft YaHei"/>
-                <w:b w:val="false"/>
-                <w:bCs w:val="false"/>
-                <w:sz w:val="18"/>
-                <w:szCs w:val="18"/>
-              </w:rPr>
-              <w:t xml:space="preserve">附有可信时间戳，能显示未被篡改</w:t>
-            </w:r>
-          </w:p>
-        </w:tc>
-        <w:tc>
-          <w:tcPr>
-            <w:tcW w:type="dxa" w:w="3904"/>
+            <w:tcW w:type="dxa" w:w="4643"/>
             <w:tcBorders>
               <w:top w:val="single" w:color="A6B8D0" w:sz="4"/>
               <w:left w:val="single" w:color="A6B8D0" w:sz="4"/>
@@ -11416,7 +11438,7 @@
         </w:trPr>
         <w:tc>
           <w:tcPr>
-            <w:tcW w:type="dxa" w:w="1636"/>
+            <w:tcW w:type="dxa" w:w="4995"/>
             <w:tcBorders>
               <w:top w:val="single" w:color="A6B8D0" w:sz="4"/>
               <w:left w:val="single" w:color="A6B8D0" w:sz="4"/>
@@ -11450,41 +11472,7 @@
         </w:tc>
         <w:tc>
           <w:tcPr>
-            <w:tcW w:type="dxa" w:w="4098"/>
-            <w:tcBorders>
-              <w:top w:val="single" w:color="A6B8D0" w:sz="4"/>
-              <w:left w:val="single" w:color="A6B8D0" w:sz="4"/>
-              <w:bottom w:val="single" w:color="A6B8D0" w:sz="4"/>
-              <w:right w:val="single" w:color="A6B8D0" w:sz="4"/>
-            </w:tcBorders>
-            <w:tcMar>
-              <w:top w:type="dxa" w:w="50"/>
-              <w:left w:type="dxa" w:w="90"/>
-              <w:bottom w:type="dxa" w:w="50"/>
-              <w:right w:type="dxa" w:w="90"/>
-            </w:tcMar>
-          </w:tcPr>
-          <w:p>
-            <w:pPr>
-              <w:keepNext/>
-              <w:keepLines/>
-              <w:spacing w:after="0" w:before="0" w:line="280"/>
-            </w:pPr>
-            <w:r>
-              <w:rPr>
-                <w:rFonts w:ascii="Microsoft YaHei" w:eastAsia="Microsoft YaHei" w:hAnsi="Microsoft YaHei"/>
-                <w:b w:val="false"/>
-                <w:bCs w:val="false"/>
-                <w:sz w:val="18"/>
-                <w:szCs w:val="18"/>
-              </w:rPr>
-              <w:t xml:space="preserve">能以可交给专家的形式导出</w:t>
-            </w:r>
-          </w:p>
-        </w:tc>
-        <w:tc>
-          <w:tcPr>
-            <w:tcW w:type="dxa" w:w="3904"/>
+            <w:tcW w:type="dxa" w:w="4643"/>
             <w:tcBorders>
               <w:top w:val="single" w:color="A6B8D0" w:sz="4"/>
               <w:left w:val="single" w:color="A6B8D0" w:sz="4"/>
@@ -11524,7 +11512,7 @@
         </w:trPr>
         <w:tc>
           <w:tcPr>
-            <w:tcW w:type="dxa" w:w="1636"/>
+            <w:tcW w:type="dxa" w:w="4995"/>
             <w:tcBorders>
               <w:top w:val="single" w:color="A6B8D0" w:sz="4"/>
               <w:left w:val="single" w:color="A6B8D0" w:sz="4"/>
@@ -11558,69 +11546,35 @@
         </w:tc>
         <w:tc>
           <w:tcPr>
-            <w:tcW w:type="dxa" w:w="4098"/>
-            <w:tcBorders>
-              <w:top w:val="single" w:color="A6B8D0" w:sz="4"/>
-              <w:left w:val="single" w:color="A6B8D0" w:sz="4"/>
-              <w:bottom w:val="single" w:color="A6B8D0" w:sz="4"/>
-              <w:right w:val="single" w:color="A6B8D0" w:sz="4"/>
-            </w:tcBorders>
-            <w:tcMar>
-              <w:top w:type="dxa" w:w="50"/>
-              <w:left w:type="dxa" w:w="90"/>
-              <w:bottom w:type="dxa" w:w="50"/>
-              <w:right w:type="dxa" w:w="90"/>
-            </w:tcMar>
-          </w:tcPr>
-          <w:p>
-            <w:pPr>
-              <w:keepNext/>
-              <w:keepLines/>
-              <w:spacing w:after="0" w:before="0" w:line="280"/>
-            </w:pPr>
-            <w:r>
-              <w:rPr>
-                <w:rFonts w:ascii="Microsoft YaHei" w:eastAsia="Microsoft YaHei" w:hAnsi="Microsoft YaHei"/>
-                <w:b w:val="false"/>
-                <w:bCs w:val="false"/>
-                <w:sz w:val="18"/>
-                <w:szCs w:val="18"/>
-              </w:rPr>
-              <w:t xml:space="preserve">能显示一致度与违反了什么</w:t>
-            </w:r>
-          </w:p>
-        </w:tc>
-        <w:tc>
-          <w:tcPr>
-            <w:tcW w:type="dxa" w:w="3904"/>
-            <w:tcBorders>
-              <w:top w:val="single" w:color="A6B8D0" w:sz="4"/>
-              <w:left w:val="single" w:color="A6B8D0" w:sz="4"/>
-              <w:bottom w:val="single" w:color="A6B8D0" w:sz="4"/>
-              <w:right w:val="single" w:color="A6B8D0" w:sz="4"/>
-            </w:tcBorders>
-            <w:tcMar>
-              <w:top w:type="dxa" w:w="50"/>
-              <w:left w:type="dxa" w:w="90"/>
-              <w:bottom w:type="dxa" w:w="50"/>
-              <w:right w:type="dxa" w:w="90"/>
-            </w:tcMar>
-          </w:tcPr>
-          <w:p>
-            <w:pPr>
-              <w:keepNext/>
-              <w:keepLines/>
-              <w:spacing w:after="0" w:before="0" w:line="280"/>
-            </w:pPr>
-            <w:r>
-              <w:rPr>
-                <w:rFonts w:ascii="Microsoft YaHei" w:eastAsia="Microsoft YaHei" w:hAnsi="Microsoft YaHei"/>
-                <w:b w:val="false"/>
-                <w:bCs w:val="false"/>
-                <w:sz w:val="18"/>
-                <w:szCs w:val="18"/>
-              </w:rPr>
-              <w:t xml:space="preserve">4“比对”</w:t>
+            <w:tcW w:type="dxa" w:w="4643"/>
+            <w:tcBorders>
+              <w:top w:val="single" w:color="A6B8D0" w:sz="4"/>
+              <w:left w:val="single" w:color="A6B8D0" w:sz="4"/>
+              <w:bottom w:val="single" w:color="A6B8D0" w:sz="4"/>
+              <w:right w:val="single" w:color="A6B8D0" w:sz="4"/>
+            </w:tcBorders>
+            <w:tcMar>
+              <w:top w:type="dxa" w:w="50"/>
+              <w:left w:type="dxa" w:w="90"/>
+              <w:bottom w:type="dxa" w:w="50"/>
+              <w:right w:type="dxa" w:w="90"/>
+            </w:tcMar>
+          </w:tcPr>
+          <w:p>
+            <w:pPr>
+              <w:keepNext/>
+              <w:keepLines/>
+              <w:spacing w:after="0" w:before="0" w:line="280"/>
+            </w:pPr>
+            <w:r>
+              <w:rPr>
+                <w:rFonts w:ascii="Microsoft YaHei" w:eastAsia="Microsoft YaHei" w:hAnsi="Microsoft YaHei"/>
+                <w:b w:val="false"/>
+                <w:bCs w:val="false"/>
+                <w:sz w:val="18"/>
+                <w:szCs w:val="18"/>
+              </w:rPr>
+              <w:t xml:space="preserve">4“比对”（抵触候选的规则依第5章 2.3“与图片的关联”）</w:t>
             </w:r>
           </w:p>
         </w:tc>
@@ -11632,7 +11586,7 @@
         </w:trPr>
         <w:tc>
           <w:tcPr>
-            <w:tcW w:type="dxa" w:w="1636"/>
+            <w:tcW w:type="dxa" w:w="4995"/>
             <w:tcBorders>
               <w:top w:val="single" w:color="A6B8D0" w:sz="4"/>
               <w:left w:val="single" w:color="A6B8D0" w:sz="4"/>
@@ -11666,41 +11620,7 @@
         </w:tc>
         <w:tc>
           <w:tcPr>
-            <w:tcW w:type="dxa" w:w="4098"/>
-            <w:tcBorders>
-              <w:top w:val="single" w:color="A6B8D0" w:sz="4"/>
-              <w:left w:val="single" w:color="A6B8D0" w:sz="4"/>
-              <w:bottom w:val="single" w:color="A6B8D0" w:sz="4"/>
-              <w:right w:val="single" w:color="A6B8D0" w:sz="4"/>
-            </w:tcBorders>
-            <w:tcMar>
-              <w:top w:type="dxa" w:w="50"/>
-              <w:left w:type="dxa" w:w="90"/>
-              <w:bottom w:type="dxa" w:w="50"/>
-              <w:right w:type="dxa" w:w="90"/>
-            </w:tcMar>
-          </w:tcPr>
-          <w:p>
-            <w:pPr>
-              <w:keepNext/>
-              <w:keepLines/>
-              <w:spacing w:after="0" w:before="0" w:line="280"/>
-            </w:pPr>
-            <w:r>
-              <w:rPr>
-                <w:rFonts w:ascii="Microsoft YaHei" w:eastAsia="Microsoft YaHei" w:hAnsi="Microsoft YaHei"/>
-                <w:b w:val="false"/>
-                <w:bCs w:val="false"/>
-                <w:sz w:val="18"/>
-                <w:szCs w:val="18"/>
-              </w:rPr>
-              <w:t xml:space="preserve">使用者能看到所登记转载的后续</w:t>
-            </w:r>
-          </w:p>
-        </w:tc>
-        <w:tc>
-          <w:tcPr>
-            <w:tcW w:type="dxa" w:w="3904"/>
+            <w:tcW w:type="dxa" w:w="4643"/>
             <w:tcBorders>
               <w:top w:val="single" w:color="A6B8D0" w:sz="4"/>
               <w:left w:val="single" w:color="A6B8D0" w:sz="4"/>
@@ -11740,7 +11660,7 @@
         </w:trPr>
         <w:tc>
           <w:tcPr>
-            <w:tcW w:type="dxa" w:w="1636"/>
+            <w:tcW w:type="dxa" w:w="4995"/>
             <w:tcBorders>
               <w:top w:val="single" w:color="A6B8D0" w:sz="4"/>
               <w:left w:val="single" w:color="A6B8D0" w:sz="4"/>
@@ -11774,41 +11694,7 @@
         </w:tc>
         <w:tc>
           <w:tcPr>
-            <w:tcW w:type="dxa" w:w="4098"/>
-            <w:tcBorders>
-              <w:top w:val="single" w:color="A6B8D0" w:sz="4"/>
-              <w:left w:val="single" w:color="A6B8D0" w:sz="4"/>
-              <w:bottom w:val="single" w:color="A6B8D0" w:sz="4"/>
-              <w:right w:val="single" w:color="A6B8D0" w:sz="4"/>
-            </w:tcBorders>
-            <w:tcMar>
-              <w:top w:type="dxa" w:w="50"/>
-              <w:left w:type="dxa" w:w="90"/>
-              <w:bottom w:type="dxa" w:w="50"/>
-              <w:right w:type="dxa" w:w="90"/>
-            </w:tcMar>
-          </w:tcPr>
-          <w:p>
-            <w:pPr>
-              <w:keepNext/>
-              <w:keepLines/>
-              <w:spacing w:after="0" w:before="0" w:line="280"/>
-            </w:pPr>
-            <w:r>
-              <w:rPr>
-                <w:rFonts w:ascii="Microsoft YaHei" w:eastAsia="Microsoft YaHei" w:hAnsi="Microsoft YaHei"/>
-                <w:b w:val="false"/>
-                <w:bCs w:val="false"/>
-                <w:sz w:val="18"/>
-                <w:szCs w:val="18"/>
-              </w:rPr>
-              <w:t xml:space="preserve">与申诉的记录相关联</w:t>
-            </w:r>
-          </w:p>
-        </w:tc>
-        <w:tc>
-          <w:tcPr>
-            <w:tcW w:type="dxa" w:w="3904"/>
+            <w:tcW w:type="dxa" w:w="4643"/>
             <w:tcBorders>
               <w:top w:val="single" w:color="A6B8D0" w:sz="4"/>
               <w:left w:val="single" w:color="A6B8D0" w:sz="4"/>
@@ -11848,7 +11734,7 @@
         </w:trPr>
         <w:tc>
           <w:tcPr>
-            <w:tcW w:type="dxa" w:w="1636"/>
+            <w:tcW w:type="dxa" w:w="4995"/>
             <w:tcBorders>
               <w:top w:val="single" w:color="A6B8D0" w:sz="4"/>
               <w:left w:val="single" w:color="A6B8D0" w:sz="4"/>
@@ -11882,41 +11768,7 @@
         </w:tc>
         <w:tc>
           <w:tcPr>
-            <w:tcW w:type="dxa" w:w="4098"/>
-            <w:tcBorders>
-              <w:top w:val="single" w:color="A6B8D0" w:sz="4"/>
-              <w:left w:val="single" w:color="A6B8D0" w:sz="4"/>
-              <w:bottom w:val="single" w:color="A6B8D0" w:sz="4"/>
-              <w:right w:val="single" w:color="A6B8D0" w:sz="4"/>
-            </w:tcBorders>
-            <w:tcMar>
-              <w:top w:type="dxa" w:w="50"/>
-              <w:left w:type="dxa" w:w="90"/>
-              <w:bottom w:type="dxa" w:w="50"/>
-              <w:right w:type="dxa" w:w="90"/>
-            </w:tcMar>
-          </w:tcPr>
-          <w:p>
-            <w:pPr>
-              <w:keepNext/>
-              <w:keepLines/>
-              <w:spacing w:after="0" w:before="0" w:line="280"/>
-            </w:pPr>
-            <w:r>
-              <w:rPr>
-                <w:rFonts w:ascii="Microsoft YaHei" w:eastAsia="Microsoft YaHei" w:hAnsi="Microsoft YaHei"/>
-                <w:b w:val="false"/>
-                <w:bCs w:val="false"/>
-                <w:sz w:val="18"/>
-                <w:szCs w:val="18"/>
-              </w:rPr>
-              <w:t xml:space="preserve">能撤回错误的登记</w:t>
-            </w:r>
-          </w:p>
-        </w:tc>
-        <w:tc>
-          <w:tcPr>
-            <w:tcW w:type="dxa" w:w="3904"/>
+            <w:tcW w:type="dxa" w:w="4643"/>
             <w:tcBorders>
               <w:top w:val="single" w:color="A6B8D0" w:sz="4"/>
               <w:left w:val="single" w:color="A6B8D0" w:sz="4"/>
@@ -11956,7 +11808,7 @@
         </w:trPr>
         <w:tc>
           <w:tcPr>
-            <w:tcW w:type="dxa" w:w="1636"/>
+            <w:tcW w:type="dxa" w:w="4995"/>
             <w:tcBorders>
               <w:top w:val="single" w:color="A6B8D0" w:sz="4"/>
               <w:left w:val="single" w:color="A6B8D0" w:sz="4"/>
@@ -11990,41 +11842,7 @@
         </w:tc>
         <w:tc>
           <w:tcPr>
-            <w:tcW w:type="dxa" w:w="4098"/>
-            <w:tcBorders>
-              <w:top w:val="single" w:color="A6B8D0" w:sz="4"/>
-              <w:left w:val="single" w:color="A6B8D0" w:sz="4"/>
-              <w:bottom w:val="single" w:color="A6B8D0" w:sz="4"/>
-              <w:right w:val="single" w:color="A6B8D0" w:sz="4"/>
-            </w:tcBorders>
-            <w:tcMar>
-              <w:top w:type="dxa" w:w="50"/>
-              <w:left w:type="dxa" w:w="90"/>
-              <w:bottom w:type="dxa" w:w="50"/>
-              <w:right w:type="dxa" w:w="90"/>
-            </w:tcMar>
-          </w:tcPr>
-          <w:p>
-            <w:pPr>
-              <w:keepNext/>
-              <w:keepLines/>
-              <w:spacing w:after="0" w:before="0" w:line="280"/>
-            </w:pPr>
-            <w:r>
-              <w:rPr>
-                <w:rFonts w:ascii="Microsoft YaHei" w:eastAsia="Microsoft YaHei" w:hAnsi="Microsoft YaHei"/>
-                <w:b w:val="false"/>
-                <w:bCs w:val="false"/>
-                <w:sz w:val="18"/>
-                <w:szCs w:val="18"/>
-              </w:rPr>
-              <w:t xml:space="preserve">登记了不是自己作品的转载时的处理已确定</w:t>
-            </w:r>
-          </w:p>
-        </w:tc>
-        <w:tc>
-          <w:tcPr>
-            <w:tcW w:type="dxa" w:w="3904"/>
+            <w:tcW w:type="dxa" w:w="4643"/>
             <w:tcBorders>
               <w:top w:val="single" w:color="A6B8D0" w:sz="4"/>
               <w:left w:val="single" w:color="A6B8D0" w:sz="4"/>
@@ -12064,7 +11882,7 @@
         </w:trPr>
         <w:tc>
           <w:tcPr>
-            <w:tcW w:type="dxa" w:w="1636"/>
+            <w:tcW w:type="dxa" w:w="4995"/>
             <w:tcBorders>
               <w:top w:val="single" w:color="A6B8D0" w:sz="4"/>
               <w:left w:val="single" w:color="A6B8D0" w:sz="4"/>
@@ -12098,41 +11916,7 @@
         </w:tc>
         <w:tc>
           <w:tcPr>
-            <w:tcW w:type="dxa" w:w="4098"/>
-            <w:tcBorders>
-              <w:top w:val="single" w:color="A6B8D0" w:sz="4"/>
-              <w:left w:val="single" w:color="A6B8D0" w:sz="4"/>
-              <w:bottom w:val="single" w:color="A6B8D0" w:sz="4"/>
-              <w:right w:val="single" w:color="A6B8D0" w:sz="4"/>
-            </w:tcBorders>
-            <w:tcMar>
-              <w:top w:type="dxa" w:w="50"/>
-              <w:left w:type="dxa" w:w="90"/>
-              <w:bottom w:type="dxa" w:w="50"/>
-              <w:right w:type="dxa" w:w="90"/>
-            </w:tcMar>
-          </w:tcPr>
-          <w:p>
-            <w:pPr>
-              <w:keepNext w:val="false"/>
-              <w:keepLines/>
-              <w:spacing w:after="0" w:before="0" w:line="280"/>
-            </w:pPr>
-            <w:r>
-              <w:rPr>
-                <w:rFonts w:ascii="Microsoft YaHei" w:eastAsia="Microsoft YaHei" w:hAnsi="Microsoft YaHei"/>
-                <w:b w:val="false"/>
-                <w:bCs w:val="false"/>
-                <w:sz w:val="18"/>
-                <w:szCs w:val="18"/>
-              </w:rPr>
-              <w:t xml:space="preserve">能把登记的转载汇总为一览，显示可以采取的手段的选项（不在使用者之间共享）</w:t>
-            </w:r>
-          </w:p>
-        </w:tc>
-        <w:tc>
-          <w:tcPr>
-            <w:tcW w:type="dxa" w:w="3904"/>
+            <w:tcW w:type="dxa" w:w="4643"/>
             <w:tcBorders>
               <w:top w:val="single" w:color="A6B8D0" w:sz="4"/>
               <w:left w:val="single" w:color="A6B8D0" w:sz="4"/>
@@ -12180,114 +11964,6 @@
           <w:rFonts w:ascii="Microsoft YaHei" w:eastAsia="Microsoft YaHei" w:hAnsi="Microsoft YaHei"/>
         </w:rPr>
         <w:t xml:space="preserve">10. 本章声明的缺口</w:t>
-      </w:r>
-    </w:p>
-    <w:p>
-      <w:pPr>
-        <w:pStyle w:val="ListParagraph"/>
-        <w:keepNext/>
-        <w:keepLines/>
-        <w:numPr>
-          <w:ilvl w:val="0"/>
-          <w:numId w:val="2"/>
-        </w:numPr>
-        <w:spacing w:after="20" w:before="20" w:line="300"/>
-      </w:pPr>
-      <w:r>
-        <w:rPr>
-          <w:rFonts w:ascii="Microsoft YaHei" w:eastAsia="Microsoft YaHei" w:hAnsi="Microsoft YaHei"/>
-        </w:rPr>
-        <w:t xml:space="preserve">证据只存在于使用者的终端，未导出的使用者丢失终端时会失去证据（第8章“仓库与数据管理”）。</w:t>
-      </w:r>
-    </w:p>
-    <w:p>
-      <w:pPr>
-        <w:pStyle w:val="ListParagraph"/>
-        <w:keepNext/>
-        <w:keepLines/>
-        <w:numPr>
-          <w:ilvl w:val="0"/>
-          <w:numId w:val="2"/>
-        </w:numPr>
-        <w:spacing w:after="20" w:before="20" w:line="300"/>
-      </w:pPr>
-      <w:r>
-        <w:rPr>
-          <w:rFonts w:ascii="Microsoft YaHei" w:eastAsia="Microsoft YaHei" w:hAnsi="Microsoft YaHei"/>
-        </w:rPr>
-        <w:t xml:space="preserve">需要登录的页面，只能依靠使用者的屏幕图像。屏幕图像可以加工，因此作为证据的力量弱于获取的记录。</w:t>
-      </w:r>
-    </w:p>
-    <w:p>
-      <w:pPr>
-        <w:pStyle w:val="ListParagraph"/>
-        <w:keepNext/>
-        <w:keepLines/>
-        <w:numPr>
-          <w:ilvl w:val="0"/>
-          <w:numId w:val="2"/>
-        </w:numPr>
-        <w:spacing w:after="20" w:before="20" w:line="300"/>
-      </w:pPr>
-      <w:r>
-        <w:rPr>
-          <w:rFonts w:ascii="Microsoft YaHei" w:eastAsia="Microsoft YaHei" w:hAnsi="Microsoft YaHei"/>
-        </w:rPr>
-        <w:t xml:space="preserve">CDN背后的服务器有时无法确定。调查后也无法得知所在的转载不予应对（D-9-7“服务器的所在按通过调查可以查明处理，无法查明时放弃”）。</w:t>
-      </w:r>
-    </w:p>
-    <w:p>
-      <w:pPr>
-        <w:pStyle w:val="ListParagraph"/>
-        <w:keepNext/>
-        <w:keepLines/>
-        <w:numPr>
-          <w:ilvl w:val="0"/>
-          <w:numId w:val="2"/>
-        </w:numPr>
-        <w:spacing w:after="20" w:before="20" w:line="300"/>
-      </w:pPr>
-      <w:r>
-        <w:rPr>
-          <w:rFonts w:ascii="Microsoft YaHei" w:eastAsia="Microsoft YaHei" w:hAnsi="Microsoft YaHei"/>
-        </w:rPr>
-        <w:t xml:space="preserve">转载页面的屏幕记录中拍入的第三方著作物的处理，在中国未能确认明文的例外，需要专家的确认（法务 L-21“为证据的复制（日、中、美）”）。</w:t>
-      </w:r>
-    </w:p>
-    <w:p>
-      <w:pPr>
-        <w:pStyle w:val="ListParagraph"/>
-        <w:keepNext/>
-        <w:keepLines/>
-        <w:numPr>
-          <w:ilvl w:val="0"/>
-          <w:numId w:val="2"/>
-        </w:numPr>
-        <w:spacing w:after="20" w:before="20" w:line="300"/>
-      </w:pPr>
-      <w:r>
-        <w:rPr>
-          <w:rFonts w:ascii="Microsoft YaHei" w:eastAsia="Microsoft YaHei" w:hAnsi="Microsoft YaHei"/>
-        </w:rPr>
-        <w:t xml:space="preserve">状况确认仅通过使用者的操作进行，因此使用者未确认期间的变化（删除、再次发布）不会被记录。</w:t>
-      </w:r>
-    </w:p>
-    <w:p>
-      <w:pPr>
-        <w:pStyle w:val="ListParagraph"/>
-        <w:keepNext/>
-        <w:keepLines/>
-        <w:numPr>
-          <w:ilvl w:val="0"/>
-          <w:numId w:val="2"/>
-        </w:numPr>
-        <w:spacing w:after="20" w:before="20" w:line="300"/>
-      </w:pPr>
-      <w:r>
-        <w:rPr>
-          <w:rFonts w:ascii="Microsoft YaHei" w:eastAsia="Microsoft YaHei" w:hAnsi="Microsoft YaHei"/>
-        </w:rPr>
-        <w:t xml:space="preserve">比对的结果仅止于概率。在再压缩、裁切之后只能以一致度显示（第13章 H-2“比对的结果只是概率性的”）。</w:t>
       </w:r>
     </w:p>
     <w:p>
@@ -12305,7 +11981,7 @@
         <w:rPr>
           <w:rFonts w:ascii="Microsoft YaHei" w:eastAsia="Microsoft YaHei" w:hAnsi="Microsoft YaHei"/>
         </w:rPr>
-        <w:t xml:space="preserve">不在使用者之间共享转载网站的信息，因此其他权利人不易注意到同一转载网站（第13章 H-24“转载网站的信息不在使用者之间共享”）。</w:t>
+        <w:t xml:space="preserve">本章的缺口依第13章 4.1“机制的缺口”的表（章的栏为本章的行。附为何无法堵上、尽力的范围、剩余的风险、承担者）（本章不转载）。</w:t>
       </w:r>
     </w:p>
     <w:p>
